--- a/07-驱动电路/01-电机驱动/H桥电机驱动电路/H桥电机驱动电路.docx
+++ b/07-驱动电路/01-电机驱动/H桥电机驱动电路/H桥电机驱动电路.docx
@@ -2519,6 +2519,20 @@
     </w:p>
     <w:bookmarkEnd w:id="26"/>
     <w:bookmarkEnd w:id="27"/>
+    <w:p>
+      <w:pPr>
+        <w:spacing w:before="360"/>
+        <w:jc w:val="center"/>
+      </w:pPr>
+      <w:r>
+        <w:rPr>
+          <w:rFonts w:ascii="Times New Roman" w:hAnsi="Times New Roman"/>
+          <w:color w:val="555555"/>
+          <w:sz w:val="21"/>
+        </w:rPr>
+        <w:t>材料收集者：杜文杰</w:t>
+      </w:r>
+    </w:p>
     <w:sectPr>
       <w:headerReference r:id="rId9" w:type="default"/>
       <w:footerReference r:id="rId10" w:type="default"/>

--- a/07-驱动电路/01-电机驱动/H桥电机驱动电路/H桥电机驱动电路.docx
+++ b/07-驱动电路/01-电机驱动/H桥电机驱动电路/H桥电机驱动电路.docx
@@ -1,6 +1,6 @@
 
 <file path=word/document.xml><?xml version="1.0" encoding="utf-8"?>
-<w:document xmlns:w="http://schemas.openxmlformats.org/wordprocessingml/2006/main" xmlns:m="http://schemas.openxmlformats.org/officeDocument/2006/math" xmlns:r="http://schemas.openxmlformats.org/officeDocument/2006/relationships" xmlns:o="urn:schemas-microsoft-com:office:office" xmlns:v="urn:schemas-microsoft-com:vml" xmlns:w10="urn:schemas-microsoft-com:office:word" xmlns:a="http://schemas.openxmlformats.org/drawingml/2006/main" xmlns:pic="http://schemas.openxmlformats.org/drawingml/2006/picture" xmlns:wp="http://schemas.openxmlformats.org/drawingml/2006/wordprocessingDrawing">
+<w:document xmlns:m="http://schemas.openxmlformats.org/officeDocument/2006/math" xmlns:r="http://schemas.openxmlformats.org/officeDocument/2006/relationships" xmlns:w="http://schemas.openxmlformats.org/wordprocessingml/2006/main" xmlns:o="urn:schemas-microsoft-com:office:office" xmlns:v="urn:schemas-microsoft-com:vml" xmlns:w10="urn:schemas-microsoft-com:office:word" xmlns:a="http://schemas.openxmlformats.org/drawingml/2006/main" xmlns:pic="http://schemas.openxmlformats.org/drawingml/2006/picture" xmlns:wp="http://schemas.openxmlformats.org/drawingml/2006/wordprocessingDrawing">
   <w:body>
     <w:bookmarkStart w:id="27" w:name="h-桥电机驱动电路"/>
     <w:p>
@@ -8,11 +8,14 @@
         <w:pStyle w:val="Heading1"/>
       </w:pPr>
       <w:r>
+        <w:rPr>
+          <w:rFonts w:eastAsia="黑体"/>
+        </w:rPr>
         <w:t xml:space="preserve">H </w:t>
       </w:r>
       <w:r>
         <w:rPr>
-          <w:rFonts w:hint="eastAsia"/>
+          <w:rFonts w:hint="eastAsia" w:eastAsia="黑体"/>
         </w:rPr>
         <w:t xml:space="preserve">桥电机驱动电路</w:t>
       </w:r>
@@ -24,7 +27,7 @@
       </w:pPr>
       <w:r>
         <w:rPr>
-          <w:rFonts w:hint="eastAsia"/>
+          <w:rFonts w:hint="eastAsia" w:eastAsia="黑体"/>
         </w:rPr>
         <w:t xml:space="preserve">拓扑描述</w:t>
       </w:r>
@@ -35,16 +38,19 @@
       </w:pPr>
       <w:r>
         <w:rPr>
-          <w:rFonts w:hint="eastAsia"/>
+          <w:rFonts w:hint="eastAsia" w:eastAsia="黑体"/>
         </w:rPr>
         <w:t xml:space="preserve">由</w:t>
       </w:r>
       <w:r>
+        <w:rPr>
+          <w:rFonts w:eastAsia="黑体"/>
+        </w:rPr>
         <w:t xml:space="preserve"> </w:t>
       </w:r>
       <w:r>
         <w:rPr>
-          <w:rFonts w:hint="eastAsia"/>
+          <w:rFonts w:hint="eastAsia" w:eastAsia="黑体"/>
           <w:b/>
           <w:bCs/>
         </w:rPr>
@@ -52,6 +58,7 @@
       </w:r>
       <w:r>
         <w:rPr>
+          <w:rFonts w:eastAsia="黑体"/>
           <w:b/>
           <w:bCs/>
         </w:rPr>
@@ -59,7 +66,7 @@
       </w:r>
       <w:r>
         <w:rPr>
-          <w:rFonts w:hint="eastAsia"/>
+          <w:rFonts w:hint="eastAsia" w:eastAsia="黑体"/>
           <w:b/>
           <w:bCs/>
         </w:rPr>
@@ -67,6 +74,7 @@
       </w:r>
       <w:r>
         <w:rPr>
+          <w:rFonts w:eastAsia="黑体"/>
           <w:b/>
           <w:bCs/>
         </w:rPr>
@@ -74,7 +82,7 @@
       </w:r>
       <w:r>
         <w:rPr>
-          <w:rFonts w:hint="eastAsia"/>
+          <w:rFonts w:hint="eastAsia" w:eastAsia="黑体"/>
           <w:b/>
           <w:bCs/>
         </w:rPr>
@@ -113,20 +121,26 @@
         </m:sSub>
       </m:oMath>
       <w:r>
+        <w:rPr>
+          <w:rFonts w:eastAsia="黑体"/>
+        </w:rPr>
         <w:t xml:space="preserve"> </w:t>
       </w:r>
       <w:r>
         <w:rPr>
-          <w:rFonts w:hint="eastAsia"/>
+          <w:rFonts w:hint="eastAsia" w:eastAsia="黑体"/>
         </w:rPr>
         <w:t xml:space="preserve">与</w:t>
       </w:r>
       <w:r>
+        <w:rPr>
+          <w:rFonts w:eastAsia="黑体"/>
+        </w:rPr>
         <w:t xml:space="preserve"> </w:t>
       </w:r>
       <w:r>
         <w:rPr>
-          <w:rFonts w:hint="eastAsia"/>
+          <w:rFonts w:hint="eastAsia" w:eastAsia="黑体"/>
           <w:b/>
           <w:bCs/>
         </w:rPr>
@@ -134,6 +148,7 @@
       </w:r>
       <w:r>
         <w:rPr>
+          <w:rFonts w:eastAsia="黑体"/>
           <w:b/>
           <w:bCs/>
         </w:rPr>
@@ -145,11 +160,14 @@
         </m:r>
       </m:oMath>
       <w:r>
+        <w:rPr>
+          <w:rFonts w:eastAsia="黑体"/>
+        </w:rPr>
         <w:t xml:space="preserve"> </w:t>
       </w:r>
       <w:r>
         <w:rPr>
-          <w:rFonts w:hint="eastAsia"/>
+          <w:rFonts w:hint="eastAsia" w:eastAsia="黑体"/>
         </w:rPr>
         <w:t xml:space="preserve">组成，</w:t>
       </w:r>
@@ -168,6 +186,9 @@
         </m:sSub>
       </m:oMath>
       <w:r>
+        <w:rPr>
+          <w:rFonts w:eastAsia="黑体"/>
+        </w:rPr>
         <w:t xml:space="preserve">、</w:t>
       </w:r>
       <m:oMath>
@@ -185,11 +206,14 @@
         </m:sSub>
       </m:oMath>
       <w:r>
+        <w:rPr>
+          <w:rFonts w:eastAsia="黑体"/>
+        </w:rPr>
         <w:t xml:space="preserve"> </w:t>
       </w:r>
       <w:r>
         <w:rPr>
-          <w:rFonts w:hint="eastAsia"/>
+          <w:rFonts w:hint="eastAsia" w:eastAsia="黑体"/>
         </w:rPr>
         <w:t xml:space="preserve">为上桥臂开关，</w:t>
       </w:r>
@@ -208,6 +232,9 @@
         </m:sSub>
       </m:oMath>
       <w:r>
+        <w:rPr>
+          <w:rFonts w:eastAsia="黑体"/>
+        </w:rPr>
         <w:t xml:space="preserve">、</w:t>
       </w:r>
       <m:oMath>
@@ -225,26 +252,32 @@
         </m:sSub>
       </m:oMath>
       <w:r>
+        <w:rPr>
+          <w:rFonts w:eastAsia="黑体"/>
+        </w:rPr>
         <w:t xml:space="preserve"> </w:t>
       </w:r>
       <w:r>
         <w:rPr>
-          <w:rFonts w:hint="eastAsia"/>
+          <w:rFonts w:hint="eastAsia" w:eastAsia="黑体"/>
         </w:rPr>
         <w:t xml:space="preserve">为下桥臂开关，分别位于桥的左上、右上、左下、右下。电路共有</w:t>
       </w:r>
       <w:r>
+        <w:rPr>
+          <w:rFonts w:eastAsia="黑体"/>
+        </w:rPr>
         <w:t xml:space="preserve"> 4 </w:t>
       </w:r>
       <w:r>
         <w:rPr>
-          <w:rFonts w:hint="eastAsia"/>
+          <w:rFonts w:hint="eastAsia" w:eastAsia="黑体"/>
         </w:rPr>
         <w:t xml:space="preserve">个关键节点：</w:t>
       </w:r>
       <w:r>
         <w:rPr>
-          <w:rFonts w:hint="eastAsia"/>
+          <w:rFonts w:hint="eastAsia" w:eastAsia="黑体"/>
           <w:b/>
           <w:bCs/>
         </w:rPr>
@@ -252,6 +285,7 @@
       </w:r>
       <w:r>
         <w:rPr>
+          <w:rFonts w:eastAsia="黑体"/>
           <w:b/>
           <w:bCs/>
         </w:rPr>
@@ -259,7 +293,7 @@
       </w:r>
       <w:r>
         <w:rPr>
-          <w:rFonts w:hint="eastAsia"/>
+          <w:rFonts w:hint="eastAsia" w:eastAsia="黑体"/>
           <w:b/>
           <w:bCs/>
         </w:rPr>
@@ -267,11 +301,14 @@
       </w:r>
       <w:r>
         <w:rPr>
-          <w:rFonts w:hint="eastAsia"/>
+          <w:rFonts w:hint="eastAsia" w:eastAsia="黑体"/>
         </w:rPr>
         <w:t xml:space="preserve">（电源正极与</w:t>
       </w:r>
       <w:r>
+        <w:rPr>
+          <w:rFonts w:eastAsia="黑体"/>
+        </w:rPr>
         <w:t xml:space="preserve"> </w:t>
       </w:r>
       <m:oMath>
@@ -289,6 +326,9 @@
         </m:sSub>
       </m:oMath>
       <w:r>
+        <w:rPr>
+          <w:rFonts w:eastAsia="黑体"/>
+        </w:rPr>
         <w:t xml:space="preserve">、</w:t>
       </w:r>
       <m:oMath>
@@ -306,26 +346,32 @@
         </m:sSub>
       </m:oMath>
       <w:r>
+        <w:rPr>
+          <w:rFonts w:eastAsia="黑体"/>
+        </w:rPr>
         <w:t xml:space="preserve"> </w:t>
       </w:r>
       <w:r>
         <w:rPr>
-          <w:rFonts w:hint="eastAsia"/>
+          <w:rFonts w:hint="eastAsia" w:eastAsia="黑体"/>
         </w:rPr>
         <w:t xml:space="preserve">的漏极</w:t>
       </w:r>
       <w:r>
+        <w:rPr>
+          <w:rFonts w:eastAsia="黑体"/>
+        </w:rPr>
         <w:t xml:space="preserve"> D </w:t>
       </w:r>
       <w:r>
         <w:rPr>
-          <w:rFonts w:hint="eastAsia"/>
+          <w:rFonts w:hint="eastAsia" w:eastAsia="黑体"/>
         </w:rPr>
         <w:t xml:space="preserve">相连）；</w:t>
       </w:r>
       <w:r>
         <w:rPr>
-          <w:rFonts w:hint="eastAsia"/>
+          <w:rFonts w:hint="eastAsia" w:eastAsia="黑体"/>
           <w:b/>
           <w:bCs/>
         </w:rPr>
@@ -333,6 +379,7 @@
       </w:r>
       <w:r>
         <w:rPr>
+          <w:rFonts w:eastAsia="黑体"/>
           <w:b/>
           <w:bCs/>
         </w:rPr>
@@ -340,7 +387,7 @@
       </w:r>
       <w:r>
         <w:rPr>
-          <w:rFonts w:hint="eastAsia"/>
+          <w:rFonts w:hint="eastAsia" w:eastAsia="黑体"/>
           <w:b/>
           <w:bCs/>
         </w:rPr>
@@ -348,6 +395,7 @@
       </w:r>
       <w:r>
         <w:rPr>
+          <w:rFonts w:eastAsia="黑体"/>
           <w:b/>
           <w:bCs/>
         </w:rPr>
@@ -355,11 +403,14 @@
       </w:r>
       <w:r>
         <w:rPr>
-          <w:rFonts w:hint="eastAsia"/>
+          <w:rFonts w:hint="eastAsia" w:eastAsia="黑体"/>
         </w:rPr>
         <w:t xml:space="preserve">（电源负极与</w:t>
       </w:r>
       <w:r>
+        <w:rPr>
+          <w:rFonts w:eastAsia="黑体"/>
+        </w:rPr>
         <w:t xml:space="preserve"> </w:t>
       </w:r>
       <m:oMath>
@@ -377,6 +428,9 @@
         </m:sSub>
       </m:oMath>
       <w:r>
+        <w:rPr>
+          <w:rFonts w:eastAsia="黑体"/>
+        </w:rPr>
         <w:t xml:space="preserve">、</w:t>
       </w:r>
       <m:oMath>
@@ -394,26 +448,32 @@
         </m:sSub>
       </m:oMath>
       <w:r>
+        <w:rPr>
+          <w:rFonts w:eastAsia="黑体"/>
+        </w:rPr>
         <w:t xml:space="preserve"> </w:t>
       </w:r>
       <w:r>
         <w:rPr>
-          <w:rFonts w:hint="eastAsia"/>
+          <w:rFonts w:hint="eastAsia" w:eastAsia="黑体"/>
         </w:rPr>
         <w:t xml:space="preserve">的源极</w:t>
       </w:r>
       <w:r>
+        <w:rPr>
+          <w:rFonts w:eastAsia="黑体"/>
+        </w:rPr>
         <w:t xml:space="preserve"> S </w:t>
       </w:r>
       <w:r>
         <w:rPr>
-          <w:rFonts w:hint="eastAsia"/>
+          <w:rFonts w:hint="eastAsia" w:eastAsia="黑体"/>
         </w:rPr>
         <w:t xml:space="preserve">相连）；</w:t>
       </w:r>
       <w:r>
         <w:rPr>
-          <w:rFonts w:hint="eastAsia"/>
+          <w:rFonts w:hint="eastAsia" w:eastAsia="黑体"/>
           <w:b/>
           <w:bCs/>
         </w:rPr>
@@ -421,6 +481,7 @@
       </w:r>
       <w:r>
         <w:rPr>
+          <w:rFonts w:eastAsia="黑体"/>
           <w:b/>
           <w:bCs/>
         </w:rPr>
@@ -428,7 +489,7 @@
       </w:r>
       <w:r>
         <w:rPr>
-          <w:rFonts w:hint="eastAsia"/>
+          <w:rFonts w:hint="eastAsia" w:eastAsia="黑体"/>
           <w:b/>
           <w:bCs/>
         </w:rPr>
@@ -436,7 +497,7 @@
       </w:r>
       <w:r>
         <w:rPr>
-          <w:rFonts w:hint="eastAsia"/>
+          <w:rFonts w:hint="eastAsia" w:eastAsia="黑体"/>
         </w:rPr>
         <w:t xml:space="preserve">（</w:t>
       </w:r>
@@ -455,15 +516,21 @@
         </m:sSub>
       </m:oMath>
       <w:r>
+        <w:rPr>
+          <w:rFonts w:eastAsia="黑体"/>
+        </w:rPr>
         <w:t xml:space="preserve"> </w:t>
       </w:r>
       <w:r>
         <w:rPr>
-          <w:rFonts w:hint="eastAsia"/>
+          <w:rFonts w:hint="eastAsia" w:eastAsia="黑体"/>
         </w:rPr>
         <w:t xml:space="preserve">源极</w:t>
       </w:r>
       <w:r>
+        <w:rPr>
+          <w:rFonts w:eastAsia="黑体"/>
+        </w:rPr>
         <w:t xml:space="preserve"> S、</w:t>
       </w:r>
       <m:oMath>
@@ -481,24 +548,33 @@
         </m:sSub>
       </m:oMath>
       <w:r>
+        <w:rPr>
+          <w:rFonts w:eastAsia="黑体"/>
+        </w:rPr>
         <w:t xml:space="preserve"> </w:t>
       </w:r>
       <w:r>
         <w:rPr>
-          <w:rFonts w:hint="eastAsia"/>
+          <w:rFonts w:hint="eastAsia" w:eastAsia="黑体"/>
         </w:rPr>
         <w:t xml:space="preserve">漏极</w:t>
       </w:r>
       <w:r>
+        <w:rPr>
+          <w:rFonts w:eastAsia="黑体"/>
+        </w:rPr>
         <w:t xml:space="preserve"> </w:t>
       </w:r>
       <w:r>
         <w:rPr>
-          <w:rFonts w:hint="eastAsia"/>
+          <w:rFonts w:hint="eastAsia" w:eastAsia="黑体"/>
         </w:rPr>
         <w:t xml:space="preserve">D、电机</w:t>
       </w:r>
       <w:r>
+        <w:rPr>
+          <w:rFonts w:eastAsia="黑体"/>
+        </w:rPr>
         <w:t xml:space="preserve"> </w:t>
       </w:r>
       <m:oMath>
@@ -507,17 +583,20 @@
         </m:r>
       </m:oMath>
       <w:r>
+        <w:rPr>
+          <w:rFonts w:eastAsia="黑体"/>
+        </w:rPr>
         <w:t xml:space="preserve"> </w:t>
       </w:r>
       <w:r>
         <w:rPr>
-          <w:rFonts w:hint="eastAsia"/>
+          <w:rFonts w:hint="eastAsia" w:eastAsia="黑体"/>
         </w:rPr>
         <w:t xml:space="preserve">一端三者相连）；</w:t>
       </w:r>
       <w:r>
         <w:rPr>
-          <w:rFonts w:hint="eastAsia"/>
+          <w:rFonts w:hint="eastAsia" w:eastAsia="黑体"/>
           <w:b/>
           <w:bCs/>
         </w:rPr>
@@ -525,6 +604,7 @@
       </w:r>
       <w:r>
         <w:rPr>
+          <w:rFonts w:eastAsia="黑体"/>
           <w:b/>
           <w:bCs/>
         </w:rPr>
@@ -532,7 +612,7 @@
       </w:r>
       <w:r>
         <w:rPr>
-          <w:rFonts w:hint="eastAsia"/>
+          <w:rFonts w:hint="eastAsia" w:eastAsia="黑体"/>
           <w:b/>
           <w:bCs/>
         </w:rPr>
@@ -540,7 +620,7 @@
       </w:r>
       <w:r>
         <w:rPr>
-          <w:rFonts w:hint="eastAsia"/>
+          <w:rFonts w:hint="eastAsia" w:eastAsia="黑体"/>
         </w:rPr>
         <w:t xml:space="preserve">（</w:t>
       </w:r>
@@ -559,15 +639,21 @@
         </m:sSub>
       </m:oMath>
       <w:r>
+        <w:rPr>
+          <w:rFonts w:eastAsia="黑体"/>
+        </w:rPr>
         <w:t xml:space="preserve"> </w:t>
       </w:r>
       <w:r>
         <w:rPr>
-          <w:rFonts w:hint="eastAsia"/>
+          <w:rFonts w:hint="eastAsia" w:eastAsia="黑体"/>
         </w:rPr>
         <w:t xml:space="preserve">源极</w:t>
       </w:r>
       <w:r>
+        <w:rPr>
+          <w:rFonts w:eastAsia="黑体"/>
+        </w:rPr>
         <w:t xml:space="preserve"> S、</w:t>
       </w:r>
       <m:oMath>
@@ -585,24 +671,33 @@
         </m:sSub>
       </m:oMath>
       <w:r>
+        <w:rPr>
+          <w:rFonts w:eastAsia="黑体"/>
+        </w:rPr>
         <w:t xml:space="preserve"> </w:t>
       </w:r>
       <w:r>
         <w:rPr>
-          <w:rFonts w:hint="eastAsia"/>
+          <w:rFonts w:hint="eastAsia" w:eastAsia="黑体"/>
         </w:rPr>
         <w:t xml:space="preserve">漏极</w:t>
       </w:r>
       <w:r>
+        <w:rPr>
+          <w:rFonts w:eastAsia="黑体"/>
+        </w:rPr>
         <w:t xml:space="preserve"> </w:t>
       </w:r>
       <w:r>
         <w:rPr>
-          <w:rFonts w:hint="eastAsia"/>
+          <w:rFonts w:hint="eastAsia" w:eastAsia="黑体"/>
         </w:rPr>
         <w:t xml:space="preserve">D、电机</w:t>
       </w:r>
       <w:r>
+        <w:rPr>
+          <w:rFonts w:eastAsia="黑体"/>
+        </w:rPr>
         <w:t xml:space="preserve"> </w:t>
       </w:r>
       <m:oMath>
@@ -611,11 +706,14 @@
         </m:r>
       </m:oMath>
       <w:r>
+        <w:rPr>
+          <w:rFonts w:eastAsia="黑体"/>
+        </w:rPr>
         <w:t xml:space="preserve"> </w:t>
       </w:r>
       <w:r>
         <w:rPr>
-          <w:rFonts w:hint="eastAsia"/>
+          <w:rFonts w:hint="eastAsia" w:eastAsia="黑体"/>
         </w:rPr>
         <w:t xml:space="preserve">另一端三者相连），电机跨接在左右两个开关节点之间。</w:t>
       </w:r>
@@ -624,7 +722,7 @@
       <w:pPr/>
       <w:r>
         <w:rPr>
-          <w:rFonts w:hint="eastAsia"/>
+          <w:rFonts w:hint="eastAsia" w:eastAsia="黑体"/>
         </w:rPr>
         <w:t xml:space="preserve">各元件管脚连接：</w:t>
       </w:r>
@@ -643,38 +741,50 @@
         </m:sSub>
       </m:oMath>
       <w:r>
+        <w:rPr>
+          <w:rFonts w:eastAsia="黑体"/>
+        </w:rPr>
         <w:t xml:space="preserve"> </w:t>
       </w:r>
       <w:r>
         <w:rPr>
-          <w:rFonts w:hint="eastAsia"/>
+          <w:rFonts w:hint="eastAsia" w:eastAsia="黑体"/>
         </w:rPr>
         <w:t xml:space="preserve">的</w:t>
       </w:r>
       <w:r>
+        <w:rPr>
+          <w:rFonts w:eastAsia="黑体"/>
+        </w:rPr>
         <w:t xml:space="preserve"> G </w:t>
       </w:r>
       <w:r>
         <w:rPr>
-          <w:rFonts w:hint="eastAsia"/>
+          <w:rFonts w:hint="eastAsia" w:eastAsia="黑体"/>
         </w:rPr>
         <w:t xml:space="preserve">接左上驱动信号、D</w:t>
       </w:r>
       <w:r>
+        <w:rPr>
+          <w:rFonts w:eastAsia="黑体"/>
+        </w:rPr>
         <w:t xml:space="preserve"> </w:t>
       </w:r>
       <w:r>
         <w:rPr>
-          <w:rFonts w:hint="eastAsia"/>
+          <w:rFonts w:hint="eastAsia" w:eastAsia="黑体"/>
         </w:rPr>
         <w:t xml:space="preserve">接节点①母线正端、S</w:t>
       </w:r>
       <w:r>
+        <w:rPr>
+          <w:rFonts w:eastAsia="黑体"/>
+        </w:rPr>
         <w:t xml:space="preserve"> </w:t>
       </w:r>
       <w:r>
         <w:rPr>
-          <w:rFonts w:hint="eastAsia"/>
+          <w:rFonts w:hint="eastAsia" w:eastAsia="黑体"/>
         </w:rPr>
         <w:t xml:space="preserve">接节点③左开关节点；</w:t>
       </w:r>
@@ -693,38 +803,50 @@
         </m:sSub>
       </m:oMath>
       <w:r>
+        <w:rPr>
+          <w:rFonts w:eastAsia="黑体"/>
+        </w:rPr>
         <w:t xml:space="preserve"> </w:t>
       </w:r>
       <w:r>
         <w:rPr>
-          <w:rFonts w:hint="eastAsia"/>
+          <w:rFonts w:hint="eastAsia" w:eastAsia="黑体"/>
         </w:rPr>
         <w:t xml:space="preserve">的</w:t>
       </w:r>
       <w:r>
+        <w:rPr>
+          <w:rFonts w:eastAsia="黑体"/>
+        </w:rPr>
         <w:t xml:space="preserve"> G </w:t>
       </w:r>
       <w:r>
         <w:rPr>
-          <w:rFonts w:hint="eastAsia"/>
+          <w:rFonts w:hint="eastAsia" w:eastAsia="黑体"/>
         </w:rPr>
         <w:t xml:space="preserve">接右上驱动信号、D</w:t>
       </w:r>
       <w:r>
+        <w:rPr>
+          <w:rFonts w:eastAsia="黑体"/>
+        </w:rPr>
         <w:t xml:space="preserve"> </w:t>
       </w:r>
       <w:r>
         <w:rPr>
-          <w:rFonts w:hint="eastAsia"/>
+          <w:rFonts w:hint="eastAsia" w:eastAsia="黑体"/>
         </w:rPr>
         <w:t xml:space="preserve">接节点①母线正端、S</w:t>
       </w:r>
       <w:r>
+        <w:rPr>
+          <w:rFonts w:eastAsia="黑体"/>
+        </w:rPr>
         <w:t xml:space="preserve"> </w:t>
       </w:r>
       <w:r>
         <w:rPr>
-          <w:rFonts w:hint="eastAsia"/>
+          <w:rFonts w:hint="eastAsia" w:eastAsia="黑体"/>
         </w:rPr>
         <w:t xml:space="preserve">接节点④右开关节点；</w:t>
       </w:r>
@@ -743,38 +865,50 @@
         </m:sSub>
       </m:oMath>
       <w:r>
+        <w:rPr>
+          <w:rFonts w:eastAsia="黑体"/>
+        </w:rPr>
         <w:t xml:space="preserve"> </w:t>
       </w:r>
       <w:r>
         <w:rPr>
-          <w:rFonts w:hint="eastAsia"/>
+          <w:rFonts w:hint="eastAsia" w:eastAsia="黑体"/>
         </w:rPr>
         <w:t xml:space="preserve">的</w:t>
       </w:r>
       <w:r>
+        <w:rPr>
+          <w:rFonts w:eastAsia="黑体"/>
+        </w:rPr>
         <w:t xml:space="preserve"> G </w:t>
       </w:r>
       <w:r>
         <w:rPr>
-          <w:rFonts w:hint="eastAsia"/>
+          <w:rFonts w:hint="eastAsia" w:eastAsia="黑体"/>
         </w:rPr>
         <w:t xml:space="preserve">接左下驱动信号、D</w:t>
       </w:r>
       <w:r>
+        <w:rPr>
+          <w:rFonts w:eastAsia="黑体"/>
+        </w:rPr>
         <w:t xml:space="preserve"> </w:t>
       </w:r>
       <w:r>
         <w:rPr>
-          <w:rFonts w:hint="eastAsia"/>
+          <w:rFonts w:hint="eastAsia" w:eastAsia="黑体"/>
         </w:rPr>
         <w:t xml:space="preserve">接节点③左开关节点、S</w:t>
       </w:r>
       <w:r>
+        <w:rPr>
+          <w:rFonts w:eastAsia="黑体"/>
+        </w:rPr>
         <w:t xml:space="preserve"> </w:t>
       </w:r>
       <w:r>
         <w:rPr>
-          <w:rFonts w:hint="eastAsia"/>
+          <w:rFonts w:hint="eastAsia" w:eastAsia="黑体"/>
         </w:rPr>
         <w:t xml:space="preserve">接节点②地；</w:t>
       </w:r>
@@ -793,44 +927,56 @@
         </m:sSub>
       </m:oMath>
       <w:r>
+        <w:rPr>
+          <w:rFonts w:eastAsia="黑体"/>
+        </w:rPr>
         <w:t xml:space="preserve"> </w:t>
       </w:r>
       <w:r>
         <w:rPr>
-          <w:rFonts w:hint="eastAsia"/>
+          <w:rFonts w:hint="eastAsia" w:eastAsia="黑体"/>
         </w:rPr>
         <w:t xml:space="preserve">的</w:t>
       </w:r>
       <w:r>
+        <w:rPr>
+          <w:rFonts w:eastAsia="黑体"/>
+        </w:rPr>
         <w:t xml:space="preserve"> G </w:t>
       </w:r>
       <w:r>
         <w:rPr>
-          <w:rFonts w:hint="eastAsia"/>
+          <w:rFonts w:hint="eastAsia" w:eastAsia="黑体"/>
         </w:rPr>
         <w:t xml:space="preserve">接右下驱动信号、D</w:t>
       </w:r>
       <w:r>
+        <w:rPr>
+          <w:rFonts w:eastAsia="黑体"/>
+        </w:rPr>
         <w:t xml:space="preserve"> </w:t>
       </w:r>
       <w:r>
         <w:rPr>
-          <w:rFonts w:hint="eastAsia"/>
+          <w:rFonts w:hint="eastAsia" w:eastAsia="黑体"/>
         </w:rPr>
         <w:t xml:space="preserve">接节点④右开关节点、S</w:t>
       </w:r>
       <w:r>
+        <w:rPr>
+          <w:rFonts w:eastAsia="黑体"/>
+        </w:rPr>
         <w:t xml:space="preserve"> </w:t>
       </w:r>
       <w:r>
         <w:rPr>
-          <w:rFonts w:hint="eastAsia"/>
+          <w:rFonts w:hint="eastAsia" w:eastAsia="黑体"/>
         </w:rPr>
         <w:t xml:space="preserve">接节点②地；</w:t>
       </w:r>
       <w:r>
         <w:rPr>
-          <w:rFonts w:hint="eastAsia"/>
+          <w:rFonts w:hint="eastAsia" w:eastAsia="黑体"/>
           <w:b/>
           <w:bCs/>
         </w:rPr>
@@ -838,6 +984,7 @@
       </w:r>
       <w:r>
         <w:rPr>
+          <w:rFonts w:eastAsia="黑体"/>
           <w:b/>
           <w:bCs/>
         </w:rPr>
@@ -849,11 +996,14 @@
         </m:r>
       </m:oMath>
       <w:r>
+        <w:rPr>
+          <w:rFonts w:eastAsia="黑体"/>
+        </w:rPr>
         <w:t xml:space="preserve"> </w:t>
       </w:r>
       <w:r>
         <w:rPr>
-          <w:rFonts w:hint="eastAsia"/>
+          <w:rFonts w:hint="eastAsia" w:eastAsia="黑体"/>
         </w:rPr>
         <w:t xml:space="preserve">一端接节点③、另一端接节点④，两端子跨接于两开关节点之间。</w:t>
       </w:r>
@@ -862,16 +1012,19 @@
       <w:pPr/>
       <w:r>
         <w:rPr>
-          <w:rFonts w:hint="eastAsia"/>
+          <w:rFonts w:hint="eastAsia" w:eastAsia="黑体"/>
         </w:rPr>
         <w:t xml:space="preserve">由此构成”H</w:t>
       </w:r>
       <w:r>
+        <w:rPr>
+          <w:rFonts w:eastAsia="黑体"/>
+        </w:rPr>
         <w:t xml:space="preserve"> </w:t>
       </w:r>
       <w:r>
         <w:rPr>
-          <w:rFonts w:hint="eastAsia"/>
+          <w:rFonts w:hint="eastAsia" w:eastAsia="黑体"/>
         </w:rPr>
         <w:t xml:space="preserve">形”全桥驱动组态：</w:t>
       </w:r>
@@ -890,15 +1043,21 @@
         </m:sSub>
       </m:oMath>
       <w:r>
+        <w:rPr>
+          <w:rFonts w:eastAsia="黑体"/>
+        </w:rPr>
         <w:t xml:space="preserve"> </w:t>
       </w:r>
       <w:r>
         <w:rPr>
-          <w:rFonts w:hint="eastAsia"/>
+          <w:rFonts w:hint="eastAsia" w:eastAsia="黑体"/>
         </w:rPr>
         <w:t xml:space="preserve">与</w:t>
       </w:r>
       <w:r>
+        <w:rPr>
+          <w:rFonts w:eastAsia="黑体"/>
+        </w:rPr>
         <w:t xml:space="preserve"> </w:t>
       </w:r>
       <m:oMath>
@@ -916,11 +1075,14 @@
         </m:sSub>
       </m:oMath>
       <w:r>
+        <w:rPr>
+          <w:rFonts w:eastAsia="黑体"/>
+        </w:rPr>
         <w:t xml:space="preserve"> </w:t>
       </w:r>
       <w:r>
         <w:rPr>
-          <w:rFonts w:hint="eastAsia"/>
+          <w:rFonts w:hint="eastAsia" w:eastAsia="黑体"/>
         </w:rPr>
         <w:t xml:space="preserve">对角导通时电流从左向右流经电机，</w:t>
       </w:r>
@@ -939,15 +1101,21 @@
         </m:sSub>
       </m:oMath>
       <w:r>
+        <w:rPr>
+          <w:rFonts w:eastAsia="黑体"/>
+        </w:rPr>
         <w:t xml:space="preserve"> </w:t>
       </w:r>
       <w:r>
         <w:rPr>
-          <w:rFonts w:hint="eastAsia"/>
+          <w:rFonts w:hint="eastAsia" w:eastAsia="黑体"/>
         </w:rPr>
         <w:t xml:space="preserve">与</w:t>
       </w:r>
       <w:r>
+        <w:rPr>
+          <w:rFonts w:eastAsia="黑体"/>
+        </w:rPr>
         <w:t xml:space="preserve"> </w:t>
       </w:r>
       <m:oMath>
@@ -965,20 +1133,26 @@
         </m:sSub>
       </m:oMath>
       <w:r>
+        <w:rPr>
+          <w:rFonts w:eastAsia="黑体"/>
+        </w:rPr>
         <w:t xml:space="preserve"> </w:t>
       </w:r>
       <w:r>
         <w:rPr>
-          <w:rFonts w:hint="eastAsia"/>
+          <w:rFonts w:hint="eastAsia" w:eastAsia="黑体"/>
         </w:rPr>
         <w:t xml:space="preserve">对角导通时电流反向，从而控制直流电机正反转，配合</w:t>
       </w:r>
       <w:r>
+        <w:rPr>
+          <w:rFonts w:eastAsia="黑体"/>
+        </w:rPr>
         <w:t xml:space="preserve"> PWM </w:t>
       </w:r>
       <w:r>
         <w:rPr>
-          <w:rFonts w:hint="eastAsia"/>
+          <w:rFonts w:hint="eastAsia" w:eastAsia="黑体"/>
         </w:rPr>
         <w:t xml:space="preserve">调制调节平均电压实现调速，且上下桥臂须设死区预防直通短路。</w:t>
       </w:r>
@@ -991,7 +1165,7 @@
       </w:pPr>
       <w:r>
         <w:rPr>
-          <w:rFonts w:hint="eastAsia"/>
+          <w:rFonts w:hint="eastAsia" w:eastAsia="黑体"/>
         </w:rPr>
         <w:t xml:space="preserve">工作原理</w:t>
       </w:r>
@@ -1002,16 +1176,19 @@
       </w:pPr>
       <w:r>
         <w:rPr>
-          <w:rFonts w:hint="eastAsia"/>
+          <w:rFonts w:hint="eastAsia" w:eastAsia="黑体"/>
         </w:rPr>
         <w:t xml:space="preserve">导通对角一对开关时电流沿一个方向流过电机，切换为另一对对角开关时电流反向，电机反转；通过</w:t>
       </w:r>
       <w:r>
+        <w:rPr>
+          <w:rFonts w:eastAsia="黑体"/>
+        </w:rPr>
         <w:t xml:space="preserve"> PWM </w:t>
       </w:r>
       <w:r>
         <w:rPr>
-          <w:rFonts w:hint="eastAsia"/>
+          <w:rFonts w:hint="eastAsia" w:eastAsia="黑体"/>
         </w:rPr>
         <w:t xml:space="preserve">调节开关占空比可控制电机平均电压，从而调速。禁止上下两管同时导通以防直通短路。</w:t>
       </w:r>
@@ -1024,7 +1201,7 @@
       </w:pPr>
       <w:r>
         <w:rPr>
-          <w:rFonts w:hint="eastAsia"/>
+          <w:rFonts w:hint="eastAsia" w:eastAsia="黑体"/>
         </w:rPr>
         <w:t xml:space="preserve">关键计算公式</w:t>
       </w:r>
@@ -1038,7 +1215,7 @@
       </w:pPr>
       <w:r>
         <w:rPr>
-          <w:rFonts w:hint="eastAsia"/>
+          <w:rFonts w:hint="eastAsia" w:eastAsia="黑体"/>
         </w:rPr>
         <w:t xml:space="preserve">电机平均电压（PWM）：</w:t>
       </w:r>
@@ -1125,7 +1302,7 @@
       </w:pPr>
       <w:r>
         <w:rPr>
-          <w:rFonts w:hint="eastAsia"/>
+          <w:rFonts w:hint="eastAsia" w:eastAsia="黑体"/>
         </w:rPr>
         <w:t xml:space="preserve">电机电流（稳态）：</w:t>
       </w:r>
@@ -1209,7 +1386,7 @@
       </w:pPr>
       <w:r>
         <w:rPr>
-          <w:rFonts w:hint="eastAsia"/>
+          <w:rFonts w:hint="eastAsia" w:eastAsia="黑体"/>
         </w:rPr>
         <w:t xml:space="preserve">反电动势：</w:t>
       </w:r>
@@ -1266,7 +1443,7 @@
       </w:pPr>
       <w:r>
         <w:rPr>
-          <w:rFonts w:hint="eastAsia"/>
+          <w:rFonts w:hint="eastAsia" w:eastAsia="黑体"/>
         </w:rPr>
         <w:t xml:space="preserve">电磁转矩：</w:t>
       </w:r>
@@ -1323,7 +1500,7 @@
       </w:pPr>
       <w:r>
         <w:rPr>
-          <w:rFonts w:hint="eastAsia"/>
+          <w:rFonts w:hint="eastAsia" w:eastAsia="黑体"/>
         </w:rPr>
         <w:t xml:space="preserve">电机功率：</w:t>
       </w:r>
@@ -1408,7 +1585,7 @@
             </w:pPr>
             <w:r>
               <w:rPr>
-                <w:rFonts w:hint="eastAsia"/>
+                <w:rFonts w:hint="eastAsia" w:eastAsia="黑体"/>
               </w:rPr>
               <w:t xml:space="preserve">符号</w:t>
             </w:r>
@@ -1422,7 +1599,7 @@
             </w:pPr>
             <w:r>
               <w:rPr>
-                <w:rFonts w:hint="eastAsia"/>
+                <w:rFonts w:hint="eastAsia" w:eastAsia="黑体"/>
               </w:rPr>
               <w:t xml:space="preserve">含义</w:t>
             </w:r>
@@ -1436,7 +1613,7 @@
             </w:pPr>
             <w:r>
               <w:rPr>
-                <w:rFonts w:hint="eastAsia"/>
+                <w:rFonts w:hint="eastAsia" w:eastAsia="黑体"/>
               </w:rPr>
               <w:t xml:space="preserve">单位</w:t>
             </w:r>
@@ -1471,6 +1648,9 @@
               </m:sSub>
             </m:oMath>
             <w:r>
+              <w:rPr>
+                <w:rFonts w:eastAsia="黑体"/>
+              </w:rPr>
               <w:t xml:space="preserve">​</w:t>
             </w:r>
           </w:p>
@@ -1483,7 +1663,7 @@
             </w:pPr>
             <w:r>
               <w:rPr>
-                <w:rFonts w:hint="eastAsia"/>
+                <w:rFonts w:hint="eastAsia" w:eastAsia="黑体"/>
               </w:rPr>
               <w:t xml:space="preserve">平均电压</w:t>
             </w:r>
@@ -1496,6 +1676,9 @@
               <w:pStyle w:val="Compact"/>
             </w:pPr>
             <w:r>
+              <w:rPr>
+                <w:rFonts w:eastAsia="黑体"/>
+              </w:rPr>
               <w:t xml:space="preserve">V</w:t>
             </w:r>
           </w:p>
@@ -1514,6 +1697,9 @@
               </m:r>
             </m:oMath>
             <w:r>
+              <w:rPr>
+                <w:rFonts w:eastAsia="黑体"/>
+              </w:rPr>
               <w:t xml:space="preserve">​</w:t>
             </w:r>
           </w:p>
@@ -1525,11 +1711,14 @@
               <w:pStyle w:val="Compact"/>
             </w:pPr>
             <w:r>
+              <w:rPr>
+                <w:rFonts w:eastAsia="黑体"/>
+              </w:rPr>
               <w:t xml:space="preserve">PWM </w:t>
             </w:r>
             <w:r>
               <w:rPr>
-                <w:rFonts w:hint="eastAsia"/>
+                <w:rFonts w:hint="eastAsia" w:eastAsia="黑体"/>
               </w:rPr>
               <w:t xml:space="preserve">占空比</w:t>
             </w:r>
@@ -1542,6 +1731,9 @@
               <w:pStyle w:val="Compact"/>
             </w:pPr>
             <w:r>
+              <w:rPr>
+                <w:rFonts w:eastAsia="黑体"/>
+              </w:rPr>
               <w:t xml:space="preserve">—</w:t>
             </w:r>
           </w:p>
@@ -1584,6 +1776,9 @@
               </m:sSub>
             </m:oMath>
             <w:r>
+              <w:rPr>
+                <w:rFonts w:eastAsia="黑体"/>
+              </w:rPr>
               <w:t xml:space="preserve">​</w:t>
             </w:r>
           </w:p>
@@ -1596,7 +1791,7 @@
             </w:pPr>
             <w:r>
               <w:rPr>
-                <w:rFonts w:hint="eastAsia"/>
+                <w:rFonts w:hint="eastAsia" w:eastAsia="黑体"/>
               </w:rPr>
               <w:t xml:space="preserve">电源电压</w:t>
             </w:r>
@@ -1609,6 +1804,9 @@
               <w:pStyle w:val="Compact"/>
             </w:pPr>
             <w:r>
+              <w:rPr>
+                <w:rFonts w:eastAsia="黑体"/>
+              </w:rPr>
               <w:t xml:space="preserve">V</w:t>
             </w:r>
           </w:p>
@@ -1627,6 +1825,9 @@
               </m:r>
             </m:oMath>
             <w:r>
+              <w:rPr>
+                <w:rFonts w:eastAsia="黑体"/>
+              </w:rPr>
               <w:t xml:space="preserve">​</w:t>
             </w:r>
           </w:p>
@@ -1639,7 +1840,7 @@
             </w:pPr>
             <w:r>
               <w:rPr>
-                <w:rFonts w:hint="eastAsia"/>
+                <w:rFonts w:hint="eastAsia" w:eastAsia="黑体"/>
               </w:rPr>
               <w:t xml:space="preserve">反电动势</w:t>
             </w:r>
@@ -1652,6 +1853,9 @@
               <w:pStyle w:val="Compact"/>
             </w:pPr>
             <w:r>
+              <w:rPr>
+                <w:rFonts w:eastAsia="黑体"/>
+              </w:rPr>
               <w:t xml:space="preserve">V</w:t>
             </w:r>
           </w:p>
@@ -1679,6 +1883,9 @@
               </m:sSub>
             </m:oMath>
             <w:r>
+              <w:rPr>
+                <w:rFonts w:eastAsia="黑体"/>
+              </w:rPr>
               <w:t xml:space="preserve">​</w:t>
             </w:r>
           </w:p>
@@ -1691,7 +1898,7 @@
             </w:pPr>
             <w:r>
               <w:rPr>
-                <w:rFonts w:hint="eastAsia"/>
+                <w:rFonts w:hint="eastAsia" w:eastAsia="黑体"/>
               </w:rPr>
               <w:t xml:space="preserve">反电动势常数</w:t>
             </w:r>
@@ -1704,6 +1911,9 @@
               <w:pStyle w:val="Compact"/>
             </w:pPr>
             <w:r>
+              <w:rPr>
+                <w:rFonts w:eastAsia="黑体"/>
+              </w:rPr>
               <w:t xml:space="preserve">V·s/rad</w:t>
             </w:r>
           </w:p>
@@ -1731,6 +1941,9 @@
               </m:sSub>
             </m:oMath>
             <w:r>
+              <w:rPr>
+                <w:rFonts w:eastAsia="黑体"/>
+              </w:rPr>
               <w:t xml:space="preserve">​</w:t>
             </w:r>
           </w:p>
@@ -1743,7 +1956,7 @@
             </w:pPr>
             <w:r>
               <w:rPr>
-                <w:rFonts w:hint="eastAsia"/>
+                <w:rFonts w:hint="eastAsia" w:eastAsia="黑体"/>
               </w:rPr>
               <w:t xml:space="preserve">转矩常数</w:t>
             </w:r>
@@ -1756,6 +1969,9 @@
               <w:pStyle w:val="Compact"/>
             </w:pPr>
             <w:r>
+              <w:rPr>
+                <w:rFonts w:eastAsia="黑体"/>
+              </w:rPr>
               <w:t xml:space="preserve">N·m/A</w:t>
             </w:r>
           </w:p>
@@ -1774,6 +1990,9 @@
               </m:r>
             </m:oMath>
             <w:r>
+              <w:rPr>
+                <w:rFonts w:eastAsia="黑体"/>
+              </w:rPr>
               <w:t xml:space="preserve">​</w:t>
             </w:r>
           </w:p>
@@ -1786,7 +2005,7 @@
             </w:pPr>
             <w:r>
               <w:rPr>
-                <w:rFonts w:hint="eastAsia"/>
+                <w:rFonts w:hint="eastAsia" w:eastAsia="黑体"/>
               </w:rPr>
               <w:t xml:space="preserve">角速度</w:t>
             </w:r>
@@ -1799,6 +2018,9 @@
               <w:pStyle w:val="Compact"/>
             </w:pPr>
             <w:r>
+              <w:rPr>
+                <w:rFonts w:eastAsia="黑体"/>
+              </w:rPr>
               <w:t xml:space="preserve">rad/s</w:t>
             </w:r>
           </w:p>
@@ -1826,6 +2048,9 @@
               </m:sSub>
             </m:oMath>
             <w:r>
+              <w:rPr>
+                <w:rFonts w:eastAsia="黑体"/>
+              </w:rPr>
               <w:t xml:space="preserve">​</w:t>
             </w:r>
           </w:p>
@@ -1838,7 +2063,7 @@
             </w:pPr>
             <w:r>
               <w:rPr>
-                <w:rFonts w:hint="eastAsia"/>
+                <w:rFonts w:hint="eastAsia" w:eastAsia="黑体"/>
               </w:rPr>
               <w:t xml:space="preserve">电枢电阻</w:t>
             </w:r>
@@ -1851,6 +2076,9 @@
               <w:pStyle w:val="Compact"/>
             </w:pPr>
             <w:r>
+              <w:rPr>
+                <w:rFonts w:eastAsia="黑体"/>
+              </w:rPr>
               <w:t xml:space="preserve">Ω</w:t>
             </w:r>
           </w:p>
@@ -1865,7 +2093,7 @@
       </w:pPr>
       <w:r>
         <w:rPr>
-          <w:rFonts w:hint="eastAsia"/>
+          <w:rFonts w:hint="eastAsia" w:eastAsia="黑体"/>
         </w:rPr>
         <w:t xml:space="preserve">元件调整影响</w:t>
       </w:r>
@@ -1880,6 +2108,7 @@
       </w:pPr>
       <w:r>
         <w:rPr>
+          <w:rFonts w:eastAsia="黑体"/>
           <w:b/>
           <w:bCs/>
         </w:rPr>
@@ -1887,21 +2116,27 @@
       </w:r>
       <w:r>
         <w:rPr>
-          <w:rFonts w:hint="eastAsia"/>
+          <w:rFonts w:hint="eastAsia" w:eastAsia="黑体"/>
           <w:b/>
           <w:bCs/>
         </w:rPr>
         <w:t xml:space="preserve">占空比增大</w:t>
       </w:r>
       <w:r>
+        <w:rPr>
+          <w:rFonts w:eastAsia="黑体"/>
+        </w:rPr>
         <w:t xml:space="preserve"> </w:t>
       </w:r>
       <w:r>
+        <w:rPr>
+          <w:rFonts w:eastAsia="黑体"/>
+        </w:rPr>
         <w:t xml:space="preserve">→ </w:t>
       </w:r>
       <w:r>
         <w:rPr>
-          <w:rFonts w:hint="eastAsia"/>
+          <w:rFonts w:hint="eastAsia" w:eastAsia="黑体"/>
         </w:rPr>
         <w:t xml:space="preserve">平均电压升高，电机转速增大。</w:t>
       </w:r>
@@ -1916,21 +2151,27 @@
       </w:pPr>
       <w:r>
         <w:rPr>
-          <w:rFonts w:hint="eastAsia"/>
+          <w:rFonts w:hint="eastAsia" w:eastAsia="黑体"/>
           <w:b/>
           <w:bCs/>
         </w:rPr>
         <w:t xml:space="preserve">电源电压升高</w:t>
       </w:r>
       <w:r>
+        <w:rPr>
+          <w:rFonts w:eastAsia="黑体"/>
+        </w:rPr>
         <w:t xml:space="preserve"> </w:t>
       </w:r>
       <w:r>
+        <w:rPr>
+          <w:rFonts w:eastAsia="黑体"/>
+        </w:rPr>
         <w:t xml:space="preserve">→ </w:t>
       </w:r>
       <w:r>
         <w:rPr>
-          <w:rFonts w:hint="eastAsia"/>
+          <w:rFonts w:hint="eastAsia" w:eastAsia="黑体"/>
         </w:rPr>
         <w:t xml:space="preserve">最大转速与功率增大，但需承受更高的开关耐压。</w:t>
       </w:r>
@@ -1945,21 +2186,27 @@
       </w:pPr>
       <w:r>
         <w:rPr>
-          <w:rFonts w:hint="eastAsia"/>
+          <w:rFonts w:hint="eastAsia" w:eastAsia="黑体"/>
           <w:b/>
           <w:bCs/>
         </w:rPr>
         <w:t xml:space="preserve">开关导通电阻增大</w:t>
       </w:r>
       <w:r>
+        <w:rPr>
+          <w:rFonts w:eastAsia="黑体"/>
+        </w:rPr>
         <w:t xml:space="preserve"> </w:t>
       </w:r>
       <w:r>
+        <w:rPr>
+          <w:rFonts w:eastAsia="黑体"/>
+        </w:rPr>
         <w:t xml:space="preserve">→ </w:t>
       </w:r>
       <w:r>
         <w:rPr>
-          <w:rFonts w:hint="eastAsia"/>
+          <w:rFonts w:hint="eastAsia" w:eastAsia="黑体"/>
         </w:rPr>
         <w:t xml:space="preserve">压降损耗增大、效率下降、发热增加。</w:t>
       </w:r>
@@ -1974,21 +2221,27 @@
       </w:pPr>
       <w:r>
         <w:rPr>
-          <w:rFonts w:hint="eastAsia"/>
+          <w:rFonts w:hint="eastAsia" w:eastAsia="黑体"/>
           <w:b/>
           <w:bCs/>
         </w:rPr>
         <w:t xml:space="preserve">开关频率提高</w:t>
       </w:r>
       <w:r>
+        <w:rPr>
+          <w:rFonts w:eastAsia="黑体"/>
+        </w:rPr>
         <w:t xml:space="preserve"> </w:t>
       </w:r>
       <w:r>
+        <w:rPr>
+          <w:rFonts w:eastAsia="黑体"/>
+        </w:rPr>
         <w:t xml:space="preserve">→ </w:t>
       </w:r>
       <w:r>
         <w:rPr>
-          <w:rFonts w:hint="eastAsia"/>
+          <w:rFonts w:hint="eastAsia" w:eastAsia="黑体"/>
         </w:rPr>
         <w:t xml:space="preserve">电流纹波减小、噪声移出音频，但开关损耗增大。</w:t>
       </w:r>
@@ -2001,7 +2254,7 @@
       </w:pPr>
       <w:r>
         <w:rPr>
-          <w:rFonts w:hint="eastAsia"/>
+          <w:rFonts w:hint="eastAsia" w:eastAsia="黑体"/>
         </w:rPr>
         <w:t xml:space="preserve">典型参数示例</w:t>
       </w:r>
@@ -2016,11 +2269,14 @@
       </w:pPr>
       <w:r>
         <w:rPr>
-          <w:rFonts w:hint="eastAsia"/>
+          <w:rFonts w:hint="eastAsia" w:eastAsia="黑体"/>
         </w:rPr>
         <w:t xml:space="preserve">取</w:t>
       </w:r>
       <w:r>
+        <w:rPr>
+          <w:rFonts w:eastAsia="黑体"/>
+        </w:rPr>
         <w:t xml:space="preserve"> </w:t>
       </w:r>
       <m:oMath>
@@ -2072,6 +2328,9 @@
         </m:r>
       </m:oMath>
       <w:r>
+        <w:rPr>
+          <w:rFonts w:eastAsia="黑体"/>
+        </w:rPr>
         <w:t xml:space="preserve">、</w:t>
       </w:r>
       <m:oMath>
@@ -2096,7 +2355,7 @@
       </m:oMath>
       <w:r>
         <w:rPr>
-          <w:rFonts w:hint="eastAsia"/>
+          <w:rFonts w:hint="eastAsia" w:eastAsia="黑体"/>
         </w:rPr>
         <w:t xml:space="preserve">：</w:t>
       </w:r>
@@ -2158,6 +2417,9 @@
         </m:r>
       </m:oMath>
       <w:r>
+        <w:rPr>
+          <w:rFonts w:eastAsia="黑体"/>
+        </w:rPr>
         <w:t xml:space="preserve">。</w:t>
       </w:r>
     </w:p>
@@ -2171,11 +2433,14 @@
       </w:pPr>
       <w:r>
         <w:rPr>
-          <w:rFonts w:hint="eastAsia"/>
+          <w:rFonts w:hint="eastAsia" w:eastAsia="黑体"/>
         </w:rPr>
         <w:t xml:space="preserve">若</w:t>
       </w:r>
       <w:r>
+        <w:rPr>
+          <w:rFonts w:eastAsia="黑体"/>
+        </w:rPr>
         <w:t xml:space="preserve"> </w:t>
       </w:r>
       <m:oMath>
@@ -2211,6 +2476,9 @@
         </m:r>
       </m:oMath>
       <w:r>
+        <w:rPr>
+          <w:rFonts w:eastAsia="黑体"/>
+        </w:rPr>
         <w:t xml:space="preserve">、</w:t>
       </w:r>
       <m:oMath>
@@ -2239,7 +2507,7 @@
       </m:oMath>
       <w:r>
         <w:rPr>
-          <w:rFonts w:hint="eastAsia"/>
+          <w:rFonts w:hint="eastAsia" w:eastAsia="黑体"/>
         </w:rPr>
         <w:t xml:space="preserve">：</w:t>
       </w:r>
@@ -2299,7 +2567,7 @@
       </m:oMath>
       <w:r>
         <w:rPr>
-          <w:rFonts w:hint="eastAsia"/>
+          <w:rFonts w:hint="eastAsia" w:eastAsia="黑体"/>
         </w:rPr>
         <w:t xml:space="preserve">，</w:t>
       </w:r>
@@ -2346,6 +2614,9 @@
         </m:r>
       </m:oMath>
       <w:r>
+        <w:rPr>
+          <w:rFonts w:eastAsia="黑体"/>
+        </w:rPr>
         <w:t xml:space="preserve">。</w:t>
       </w:r>
     </w:p>
@@ -2357,7 +2628,7 @@
       </w:pPr>
       <w:r>
         <w:rPr>
-          <w:rFonts w:hint="eastAsia"/>
+          <w:rFonts w:hint="eastAsia" w:eastAsia="黑体"/>
         </w:rPr>
         <w:t xml:space="preserve">常见器件型号</w:t>
       </w:r>
@@ -2372,7 +2643,7 @@
       </w:pPr>
       <w:r>
         <w:rPr>
-          <w:rFonts w:hint="eastAsia"/>
+          <w:rFonts w:hint="eastAsia" w:eastAsia="黑体"/>
         </w:rPr>
         <w:t xml:space="preserve">半桥/全桥驱动：L298N、L9110、DRV887x、TB6612、BTN7960。</w:t>
       </w:r>
@@ -2387,16 +2658,19 @@
       </w:pPr>
       <w:r>
         <w:rPr>
-          <w:rFonts w:hint="eastAsia"/>
+          <w:rFonts w:hint="eastAsia" w:eastAsia="黑体"/>
         </w:rPr>
         <w:t xml:space="preserve">MOSFET：IRF540、IRLZ44N（N</w:t>
       </w:r>
       <w:r>
+        <w:rPr>
+          <w:rFonts w:eastAsia="黑体"/>
+        </w:rPr>
         <w:t xml:space="preserve"> </w:t>
       </w:r>
       <w:r>
         <w:rPr>
-          <w:rFonts w:hint="eastAsia"/>
+          <w:rFonts w:hint="eastAsia" w:eastAsia="黑体"/>
         </w:rPr>
         <w:t xml:space="preserve">沟道功率管）。</w:t>
       </w:r>
@@ -2409,7 +2683,7 @@
       </w:pPr>
       <w:r>
         <w:rPr>
-          <w:rFonts w:hint="eastAsia"/>
+          <w:rFonts w:hint="eastAsia" w:eastAsia="黑体"/>
         </w:rPr>
         <w:t xml:space="preserve">注意事项</w:t>
       </w:r>
@@ -2424,7 +2698,7 @@
       </w:pPr>
       <w:r>
         <w:rPr>
-          <w:rFonts w:hint="eastAsia"/>
+          <w:rFonts w:hint="eastAsia" w:eastAsia="黑体"/>
         </w:rPr>
         <w:t xml:space="preserve">必须设死区时间防止上下桥臂直通短路。</w:t>
       </w:r>
@@ -2439,7 +2713,7 @@
       </w:pPr>
       <w:r>
         <w:rPr>
-          <w:rFonts w:hint="eastAsia"/>
+          <w:rFonts w:hint="eastAsia" w:eastAsia="黑体"/>
         </w:rPr>
         <w:t xml:space="preserve">续流二极管/体二极管需承受电机感性负载的反向电流。</w:t>
       </w:r>
@@ -2454,7 +2728,7 @@
       </w:pPr>
       <w:r>
         <w:rPr>
-          <w:rFonts w:hint="eastAsia"/>
+          <w:rFonts w:hint="eastAsia" w:eastAsia="黑体"/>
         </w:rPr>
         <w:t xml:space="preserve">电机堵转电流远大于正常运行，需限流或过流保护。</w:t>
       </w:r>
@@ -2467,7 +2741,7 @@
       </w:pPr>
       <w:r>
         <w:rPr>
-          <w:rFonts w:hint="eastAsia"/>
+          <w:rFonts w:hint="eastAsia" w:eastAsia="黑体"/>
         </w:rPr>
         <w:t xml:space="preserve">参考资料</w:t>
       </w:r>
@@ -2481,6 +2755,9 @@
         </w:numPr>
       </w:pPr>
       <w:r>
+        <w:rPr>
+          <w:rFonts w:eastAsia="黑体"/>
+        </w:rPr>
         <w:t xml:space="preserve">Wikipedia: H-bridge。</w:t>
       </w:r>
     </w:p>
@@ -2493,11 +2770,14 @@
         </w:numPr>
       </w:pPr>
       <w:r>
+        <w:rPr>
+          <w:rFonts w:eastAsia="黑体"/>
+        </w:rPr>
         <w:t xml:space="preserve">TI </w:t>
       </w:r>
       <w:r>
         <w:rPr>
-          <w:rFonts w:hint="eastAsia"/>
+          <w:rFonts w:hint="eastAsia" w:eastAsia="黑体"/>
         </w:rPr>
         <w:t xml:space="preserve">产品页：DRV8870。</w:t>
       </w:r>
@@ -2512,7 +2792,7 @@
       </w:pPr>
       <w:r>
         <w:rPr>
-          <w:rFonts w:hint="eastAsia"/>
+          <w:rFonts w:hint="eastAsia" w:eastAsia="黑体"/>
         </w:rPr>
         <w:t xml:space="preserve">《电机与拖动基础》教材。</w:t>
       </w:r>
@@ -2526,11 +2806,11 @@
       </w:pPr>
       <w:r>
         <w:rPr>
-          <w:rFonts w:ascii="Times New Roman" w:hAnsi="Times New Roman"/>
+          <w:rFonts w:ascii="Times New Roman" w:hAnsi="Times New Roman" w:eastAsia="黑体"/>
           <w:color w:val="555555"/>
           <w:sz w:val="21"/>
         </w:rPr>
-        <w:t>材料收集者：杜文杰</w:t>
+        <w:t>材料收集者：杜文杰，WX手机：19519196569，QQ:3478827729</w:t>
       </w:r>
     </w:p>
     <w:sectPr>
@@ -2550,7 +2830,7 @@
 </file>
 
 <file path=word/footer1.xml><?xml version="1.0" encoding="utf-8"?>
-<w:ftr xmlns:m="http://schemas.openxmlformats.org/officeDocument/2006/math" xmlns:mc="http://schemas.openxmlformats.org/markup-compatibility/2006" xmlns:mo="http://schemas.microsoft.com/office/mac/office/2008/main" xmlns:mv="urn:schemas-microsoft-com:mac:vml" xmlns:o="urn:schemas-microsoft-com:office:office" xmlns:r="http://schemas.openxmlformats.org/officeDocument/2006/relationships" xmlns:v="urn:schemas-microsoft-com:vml" xmlns:w10="urn:schemas-microsoft-com:office:word" xmlns:w14="http://schemas.microsoft.com/office/word/2010/wordml" xmlns:w="http://schemas.openxmlformats.org/wordprocessingml/2006/main" xmlns:wne="http://schemas.microsoft.com/office/word/2006/wordml" xmlns:wp14="http://schemas.microsoft.com/office/word/2010/wordprocessingDrawing" xmlns:wp="http://schemas.openxmlformats.org/drawingml/2006/wordprocessingDrawing" xmlns:wpc="http://schemas.microsoft.com/office/word/2010/wordprocessingCanvas" xmlns:wpg="http://schemas.microsoft.com/office/word/2010/wordprocessingGroup" xmlns:wpi="http://schemas.microsoft.com/office/word/2010/wordprocessingInk" xmlns:wps="http://schemas.microsoft.com/office/word/2010/wordprocessingShape" mc:Ignorable="w14 wp14">
+<w:ftr xmlns:mc="http://schemas.openxmlformats.org/markup-compatibility/2006" xmlns:w="http://schemas.openxmlformats.org/wordprocessingml/2006/main" xmlns:m="http://schemas.openxmlformats.org/officeDocument/2006/math" xmlns:mo="http://schemas.microsoft.com/office/mac/office/2008/main" xmlns:mv="urn:schemas-microsoft-com:mac:vml" xmlns:o="urn:schemas-microsoft-com:office:office" xmlns:r="http://schemas.openxmlformats.org/officeDocument/2006/relationships" xmlns:v="urn:schemas-microsoft-com:vml" xmlns:w10="urn:schemas-microsoft-com:office:word" xmlns:w14="http://schemas.microsoft.com/office/word/2010/wordml" xmlns:wne="http://schemas.microsoft.com/office/word/2006/wordml" xmlns:wp14="http://schemas.microsoft.com/office/word/2010/wordprocessingDrawing" xmlns:wp="http://schemas.openxmlformats.org/drawingml/2006/wordprocessingDrawing" xmlns:wpc="http://schemas.microsoft.com/office/word/2010/wordprocessingCanvas" xmlns:wpg="http://schemas.microsoft.com/office/word/2010/wordprocessingGroup" xmlns:wpi="http://schemas.microsoft.com/office/word/2010/wordprocessingInk" xmlns:wps="http://schemas.microsoft.com/office/word/2010/wordprocessingShape" mc:Ignorable="w14 wp14">
   <w:p>
     <w:pPr>
       <w:pStyle w:val="Footer"/>
@@ -2558,12 +2838,14 @@
     </w:pPr>
     <w:r>
       <w:rPr>
+        <w:rFonts w:eastAsia="黑体"/>
         <w:sz w:val="18"/>
       </w:rPr>
       <w:t xml:space="preserve">第 </w:t>
     </w:r>
     <w:r>
       <w:rPr>
+        <w:rFonts w:eastAsia="黑体"/>
         <w:sz w:val="18"/>
       </w:rPr>
       <w:fldChar w:fldCharType="begin"/>
@@ -2572,6 +2854,7 @@
     </w:r>
     <w:r>
       <w:rPr>
+        <w:rFonts w:eastAsia="黑体"/>
         <w:sz w:val="18"/>
       </w:rPr>
       <w:t xml:space="preserve"> 页</w:t>
@@ -2585,6 +2868,9 @@
   <w:footnote w:type="continuationSeparator" w:id="0">
     <w:p>
       <w:r>
+        <w:rPr>
+          <w:rFonts w:eastAsia="黑体"/>
+        </w:rPr>
         <w:continuationSeparator/>
       </w:r>
     </w:p>
@@ -2592,6 +2878,9 @@
   <w:footnote w:type="separator" w:id="-1">
     <w:p>
       <w:r>
+        <w:rPr>
+          <w:rFonts w:eastAsia="黑体"/>
+        </w:rPr>
         <w:separator/>
       </w:r>
     </w:p>
@@ -2600,7 +2889,7 @@
 </file>
 
 <file path=word/header1.xml><?xml version="1.0" encoding="utf-8"?>
-<w:hdr xmlns:m="http://schemas.openxmlformats.org/officeDocument/2006/math" xmlns:mc="http://schemas.openxmlformats.org/markup-compatibility/2006" xmlns:mo="http://schemas.microsoft.com/office/mac/office/2008/main" xmlns:mv="urn:schemas-microsoft-com:mac:vml" xmlns:o="urn:schemas-microsoft-com:office:office" xmlns:r="http://schemas.openxmlformats.org/officeDocument/2006/relationships" xmlns:v="urn:schemas-microsoft-com:vml" xmlns:w10="urn:schemas-microsoft-com:office:word" xmlns:w14="http://schemas.microsoft.com/office/word/2010/wordml" xmlns:w="http://schemas.openxmlformats.org/wordprocessingml/2006/main" xmlns:wne="http://schemas.microsoft.com/office/word/2006/wordml" xmlns:wp14="http://schemas.microsoft.com/office/word/2010/wordprocessingDrawing" xmlns:wp="http://schemas.openxmlformats.org/drawingml/2006/wordprocessingDrawing" xmlns:wpc="http://schemas.microsoft.com/office/word/2010/wordprocessingCanvas" xmlns:wpg="http://schemas.microsoft.com/office/word/2010/wordprocessingGroup" xmlns:wpi="http://schemas.microsoft.com/office/word/2010/wordprocessingInk" xmlns:wps="http://schemas.microsoft.com/office/word/2010/wordprocessingShape" mc:Ignorable="w14 wp14">
+<w:hdr xmlns:mc="http://schemas.openxmlformats.org/markup-compatibility/2006" xmlns:w="http://schemas.openxmlformats.org/wordprocessingml/2006/main" xmlns:m="http://schemas.openxmlformats.org/officeDocument/2006/math" xmlns:mo="http://schemas.microsoft.com/office/mac/office/2008/main" xmlns:mv="urn:schemas-microsoft-com:mac:vml" xmlns:o="urn:schemas-microsoft-com:office:office" xmlns:r="http://schemas.openxmlformats.org/officeDocument/2006/relationships" xmlns:v="urn:schemas-microsoft-com:vml" xmlns:w10="urn:schemas-microsoft-com:office:word" xmlns:w14="http://schemas.microsoft.com/office/word/2010/wordml" xmlns:wne="http://schemas.microsoft.com/office/word/2006/wordml" xmlns:wp14="http://schemas.microsoft.com/office/word/2010/wordprocessingDrawing" xmlns:wp="http://schemas.openxmlformats.org/drawingml/2006/wordprocessingDrawing" xmlns:wpc="http://schemas.microsoft.com/office/word/2010/wordprocessingCanvas" xmlns:wpg="http://schemas.microsoft.com/office/word/2010/wordprocessingGroup" xmlns:wpi="http://schemas.microsoft.com/office/word/2010/wordprocessingInk" xmlns:wps="http://schemas.microsoft.com/office/word/2010/wordprocessingShape" mc:Ignorable="w14 wp14">
   <w:p>
     <w:pPr>
       <w:pStyle w:val="Header"/>
@@ -2608,7 +2897,7 @@
     </w:pPr>
     <w:r>
       <w:rPr>
-        <w:rFonts w:ascii="Times New Roman" w:hAnsi="Times New Roman"/>
+        <w:rFonts w:ascii="Times New Roman" w:hAnsi="Times New Roman" w:eastAsia="黑体"/>
         <w:sz w:val="18"/>
         <w:rFonts w:eastAsia="黑体"/>
         <w:rFonts w:eastAsia="黑体"/>
@@ -2620,7 +2909,7 @@
 </file>
 
 <file path=word/numbering.xml><?xml version="1.0" encoding="utf-8"?>
-<w:numbering xmlns:m="http://schemas.openxmlformats.org/officeDocument/2006/math" xmlns:mc="http://schemas.openxmlformats.org/markup-compatibility/2006" xmlns:mo="http://schemas.microsoft.com/office/mac/office/2008/main" xmlns:mv="urn:schemas-microsoft-com:mac:vml" xmlns:o="urn:schemas-microsoft-com:office:office" xmlns:r="http://schemas.openxmlformats.org/officeDocument/2006/relationships" xmlns:v="urn:schemas-microsoft-com:vml" xmlns:w="http://schemas.openxmlformats.org/wordprocessingml/2006/main" xmlns:w10="urn:schemas-microsoft-com:office:word" xmlns:w14="http://schemas.microsoft.com/office/word/2010/wordml" xmlns:wne="http://schemas.microsoft.com/office/word/2006/wordml" xmlns:wp="http://schemas.openxmlformats.org/drawingml/2006/wordprocessingDrawing" xmlns:wp14="http://schemas.microsoft.com/office/word/2010/wordprocessingDrawing" xmlns:wpc="http://schemas.microsoft.com/office/word/2010/wordprocessingCanvas" xmlns:wpg="http://schemas.microsoft.com/office/word/2010/wordprocessingGroup" xmlns:wpi="http://schemas.microsoft.com/office/word/2010/wordprocessingInk" xmlns:wps="http://schemas.microsoft.com/office/word/2010/wordprocessingShape" mc:Ignorable="w14 wp14">
+<w:numbering xmlns:mc="http://schemas.openxmlformats.org/markup-compatibility/2006" xmlns:w="http://schemas.openxmlformats.org/wordprocessingml/2006/main" xmlns:m="http://schemas.openxmlformats.org/officeDocument/2006/math" xmlns:mo="http://schemas.microsoft.com/office/mac/office/2008/main" xmlns:mv="urn:schemas-microsoft-com:mac:vml" xmlns:o="urn:schemas-microsoft-com:office:office" xmlns:r="http://schemas.openxmlformats.org/officeDocument/2006/relationships" xmlns:v="urn:schemas-microsoft-com:vml" xmlns:w10="urn:schemas-microsoft-com:office:word" xmlns:w14="http://schemas.microsoft.com/office/word/2010/wordml" xmlns:wne="http://schemas.microsoft.com/office/word/2006/wordml" xmlns:wp="http://schemas.openxmlformats.org/drawingml/2006/wordprocessingDrawing" xmlns:wp14="http://schemas.microsoft.com/office/word/2010/wordprocessingDrawing" xmlns:wpc="http://schemas.microsoft.com/office/word/2010/wordprocessingCanvas" xmlns:wpg="http://schemas.microsoft.com/office/word/2010/wordprocessingGroup" xmlns:wpi="http://schemas.microsoft.com/office/word/2010/wordprocessingInk" xmlns:wps="http://schemas.microsoft.com/office/word/2010/wordprocessingShape" mc:Ignorable="w14 wp14">
   <w:abstractNum w:abstractNumId="0">
     <w:nsid w:val="FFFFFF7C"/>
     <w:multiLevelType w:val="singleLevel"/>
@@ -2707,7 +2996,7 @@
         <w:ind w:hanging="360" w:left="1440"/>
       </w:pPr>
       <w:rPr>
-        <w:rFonts w:ascii="Symbol" w:hAnsi="Symbol" w:hint="default"/>
+        <w:rFonts w:ascii="Symbol" w:hAnsi="Symbol" w:hint="default" w:eastAsia="黑体"/>
       </w:rPr>
     </w:lvl>
   </w:abstractNum>
@@ -2728,7 +3017,7 @@
         <w:ind w:hanging="360" w:left="1080"/>
       </w:pPr>
       <w:rPr>
-        <w:rFonts w:ascii="Symbol" w:hAnsi="Symbol" w:hint="default"/>
+        <w:rFonts w:ascii="Symbol" w:hAnsi="Symbol" w:hint="default" w:eastAsia="黑体"/>
       </w:rPr>
     </w:lvl>
   </w:abstractNum>
@@ -2749,7 +3038,7 @@
         <w:ind w:hanging="360" w:left="720"/>
       </w:pPr>
       <w:rPr>
-        <w:rFonts w:ascii="Symbol" w:hAnsi="Symbol" w:hint="default"/>
+        <w:rFonts w:ascii="Symbol" w:hAnsi="Symbol" w:hint="default" w:eastAsia="黑体"/>
       </w:rPr>
     </w:lvl>
   </w:abstractNum>
@@ -2788,7 +3077,7 @@
         <w:ind w:hanging="360" w:left="360"/>
       </w:pPr>
       <w:rPr>
-        <w:rFonts w:ascii="Symbol" w:hAnsi="Symbol" w:hint="default"/>
+        <w:rFonts w:ascii="Symbol" w:hAnsi="Symbol" w:hint="default" w:eastAsia="黑体"/>
       </w:rPr>
     </w:lvl>
   </w:abstractNum>
@@ -2879,7 +3168,7 @@
         <w:ind w:left="720" w:hanging="360"/>
       </w:pPr>
       <w:rPr>
-        <w:rFonts w:ascii="Symbol" w:hAnsi="Symbol" w:cs="Symbol" w:hint="default"/>
+        <w:rFonts w:ascii="Symbol" w:hAnsi="Symbol" w:cs="Symbol" w:hint="default" w:eastAsia="黑体"/>
       </w:rPr>
     </w:lvl>
     <w:lvl w:ilvl="1">
@@ -2890,7 +3179,7 @@
         <w:ind w:left="1440" w:hanging="360"/>
       </w:pPr>
       <w:rPr>
-        <w:rFonts w:ascii="Courier New" w:hAnsi="Courier New" w:cs="Courier New" w:hint="default"/>
+        <w:rFonts w:ascii="Courier New" w:hAnsi="Courier New" w:cs="Courier New" w:hint="default" w:eastAsia="黑体"/>
       </w:rPr>
     </w:lvl>
     <w:lvl w:ilvl="2">
@@ -2901,7 +3190,7 @@
         <w:ind w:left="2160" w:hanging="360"/>
       </w:pPr>
       <w:rPr>
-        <w:rFonts w:ascii="Wingdings" w:hAnsi="Wingdings" w:cs="Wingdings" w:hint="default"/>
+        <w:rFonts w:ascii="Wingdings" w:hAnsi="Wingdings" w:cs="Wingdings" w:hint="default" w:eastAsia="黑体"/>
       </w:rPr>
     </w:lvl>
     <w:lvl w:ilvl="3">
@@ -2912,7 +3201,7 @@
         <w:ind w:left="2880" w:hanging="360"/>
       </w:pPr>
       <w:rPr>
-        <w:rFonts w:ascii="Symbol" w:hAnsi="Symbol" w:cs="Symbol" w:hint="default"/>
+        <w:rFonts w:ascii="Symbol" w:hAnsi="Symbol" w:cs="Symbol" w:hint="default" w:eastAsia="黑体"/>
       </w:rPr>
     </w:lvl>
     <w:lvl w:ilvl="4">
@@ -2923,7 +3212,7 @@
         <w:ind w:left="3600" w:hanging="360"/>
       </w:pPr>
       <w:rPr>
-        <w:rFonts w:ascii="Courier New" w:hAnsi="Courier New" w:cs="Courier New" w:hint="default"/>
+        <w:rFonts w:ascii="Courier New" w:hAnsi="Courier New" w:cs="Courier New" w:hint="default" w:eastAsia="黑体"/>
       </w:rPr>
     </w:lvl>
     <w:lvl w:ilvl="5">
@@ -2934,7 +3223,7 @@
         <w:ind w:left="4320" w:hanging="360"/>
       </w:pPr>
       <w:rPr>
-        <w:rFonts w:ascii="Wingdings" w:hAnsi="Wingdings" w:cs="Wingdings" w:hint="default"/>
+        <w:rFonts w:ascii="Wingdings" w:hAnsi="Wingdings" w:cs="Wingdings" w:hint="default" w:eastAsia="黑体"/>
       </w:rPr>
     </w:lvl>
     <w:lvl w:ilvl="6">
@@ -2945,7 +3234,7 @@
         <w:ind w:left="5040" w:hanging="360"/>
       </w:pPr>
       <w:rPr>
-        <w:rFonts w:ascii="Symbol" w:hAnsi="Symbol" w:cs="Symbol" w:hint="default"/>
+        <w:rFonts w:ascii="Symbol" w:hAnsi="Symbol" w:cs="Symbol" w:hint="default" w:eastAsia="黑体"/>
       </w:rPr>
     </w:lvl>
     <w:lvl w:ilvl="7">
@@ -2956,7 +3245,7 @@
         <w:ind w:left="5760" w:hanging="360"/>
       </w:pPr>
       <w:rPr>
-        <w:rFonts w:ascii="Courier New" w:hAnsi="Courier New" w:cs="Courier New" w:hint="default"/>
+        <w:rFonts w:ascii="Courier New" w:hAnsi="Courier New" w:cs="Courier New" w:hint="default" w:eastAsia="黑体"/>
       </w:rPr>
     </w:lvl>
     <w:lvl w:ilvl="8">
@@ -2967,7 +3256,7 @@
         <w:ind w:left="6480" w:hanging="360"/>
       </w:pPr>
       <w:rPr>
-        <w:rFonts w:ascii="Wingdings" w:hAnsi="Wingdings" w:cs="Wingdings" w:hint="default"/>
+        <w:rFonts w:ascii="Wingdings" w:hAnsi="Wingdings" w:cs="Wingdings" w:hint="default" w:eastAsia="黑体"/>
       </w:rPr>
     </w:lvl>
   </w:abstractNum>
@@ -3023,11 +3312,11 @@
 </file>
 
 <file path=word/styles.xml><?xml version="1.0" encoding="utf-8"?>
-<w:styles xmlns:mc="http://schemas.openxmlformats.org/markup-compatibility/2006" xmlns:r="http://schemas.openxmlformats.org/officeDocument/2006/relationships" xmlns:w="http://schemas.openxmlformats.org/wordprocessingml/2006/main" xmlns:w14="http://schemas.microsoft.com/office/word/2010/wordml" mc:Ignorable="w14">
+<w:styles xmlns:mc="http://schemas.openxmlformats.org/markup-compatibility/2006" xmlns:w="http://schemas.openxmlformats.org/wordprocessingml/2006/main" xmlns:r="http://schemas.openxmlformats.org/officeDocument/2006/relationships" xmlns:w14="http://schemas.microsoft.com/office/word/2010/wordml" mc:Ignorable="w14">
   <w:docDefaults>
     <w:rPrDefault>
       <w:rPr>
-        <w:rFonts w:asciiTheme="minorHAnsi" w:cstheme="minorBidi" w:eastAsiaTheme="minorEastAsia" w:hAnsiTheme="minorHAnsi"/>
+        <w:rFonts w:asciiTheme="minorHAnsi" w:cstheme="minorBidi" w:hAnsiTheme="minorHAnsi" w:eastAsia="黑体"/>
         <w:sz w:val="22"/>
         <w:szCs w:val="22"/>
         <w:lang w:bidi="ar-SA" w:eastAsia="en-US" w:val="en-US"/>
@@ -3249,7 +3538,7 @@
       <w:outlineLvl w:val="0"/>
     </w:pPr>
     <w:rPr>
-      <w:rFonts w:ascii="Times New Roman" w:asciiTheme="majorHAnsi" w:cstheme="majorBidi" w:eastAsia="黑体" w:eastAsiaTheme="majorEastAsia" w:hAnsi="Times New Roman" w:hAnsiTheme="majorHAnsi"/>
+      <w:rFonts w:ascii="Times New Roman" w:asciiTheme="majorHAnsi" w:cstheme="majorBidi" w:eastAsia="黑体" w:hAnsi="Times New Roman" w:hAnsiTheme="majorHAnsi"/>
       <w:b/>
       <w:bCs/>
       <w:color w:val="1F3864"/>
@@ -3273,7 +3562,7 @@
       <w:outlineLvl w:val="1"/>
     </w:pPr>
     <w:rPr>
-      <w:rFonts w:ascii="Times New Roman" w:asciiTheme="majorHAnsi" w:cstheme="majorBidi" w:eastAsia="黑体" w:eastAsiaTheme="majorEastAsia" w:hAnsi="Times New Roman" w:hAnsiTheme="majorHAnsi"/>
+      <w:rFonts w:ascii="Times New Roman" w:asciiTheme="majorHAnsi" w:cstheme="majorBidi" w:eastAsia="黑体" w:hAnsi="Times New Roman" w:hAnsiTheme="majorHAnsi"/>
       <w:b/>
       <w:bCs/>
       <w:color w:val="2E4E7E"/>
@@ -3297,7 +3586,7 @@
       <w:outlineLvl w:val="2"/>
     </w:pPr>
     <w:rPr>
-      <w:rFonts w:ascii="Times New Roman" w:asciiTheme="majorHAnsi" w:cstheme="majorBidi" w:eastAsia="黑体" w:eastAsiaTheme="majorEastAsia" w:hAnsi="Times New Roman" w:hAnsiTheme="majorHAnsi"/>
+      <w:rFonts w:ascii="Times New Roman" w:asciiTheme="majorHAnsi" w:cstheme="majorBidi" w:eastAsia="黑体" w:hAnsi="Times New Roman" w:hAnsiTheme="majorHAnsi"/>
       <w:b/>
       <w:bCs/>
       <w:color w:val="2E4E7E"/>
@@ -3321,7 +3610,7 @@
       <w:outlineLvl w:val="3"/>
     </w:pPr>
     <w:rPr>
-      <w:rFonts w:ascii="Times New Roman" w:asciiTheme="majorHAnsi" w:cstheme="majorBidi" w:eastAsia="黑体" w:eastAsiaTheme="majorEastAsia" w:hAnsi="Times New Roman" w:hAnsiTheme="majorHAnsi"/>
+      <w:rFonts w:ascii="Times New Roman" w:asciiTheme="majorHAnsi" w:cstheme="majorBidi" w:eastAsia="黑体" w:hAnsi="Times New Roman" w:hAnsiTheme="majorHAnsi"/>
       <w:b/>
       <w:bCs/>
       <w:i/>
@@ -3347,7 +3636,7 @@
       <w:outlineLvl w:val="4"/>
     </w:pPr>
     <w:rPr>
-      <w:rFonts w:ascii="Times New Roman" w:asciiTheme="majorHAnsi" w:cstheme="majorBidi" w:eastAsia="黑体" w:eastAsiaTheme="majorEastAsia" w:hAnsi="Times New Roman" w:hAnsiTheme="majorHAnsi"/>
+      <w:rFonts w:ascii="Times New Roman" w:asciiTheme="majorHAnsi" w:cstheme="majorBidi" w:eastAsia="黑体" w:hAnsi="Times New Roman" w:hAnsiTheme="majorHAnsi"/>
       <w:b/>
       <w:color w:val="333333"/>
       <w:sz w:val="22"/>
@@ -3370,7 +3659,7 @@
       <w:outlineLvl w:val="5"/>
     </w:pPr>
     <w:rPr>
-      <w:rFonts w:asciiTheme="majorHAnsi" w:cstheme="majorBidi" w:eastAsiaTheme="majorEastAsia" w:hAnsiTheme="majorHAnsi"/>
+      <w:rFonts w:asciiTheme="majorHAnsi" w:cstheme="majorBidi" w:hAnsiTheme="majorHAnsi" w:eastAsia="黑体"/>
       <w:i/>
       <w:iCs/>
       <w:color w:themeColor="accent1" w:themeShade="7F" w:val="243F60"/>
@@ -3393,7 +3682,7 @@
       <w:outlineLvl w:val="6"/>
     </w:pPr>
     <w:rPr>
-      <w:rFonts w:asciiTheme="majorHAnsi" w:cstheme="majorBidi" w:eastAsiaTheme="majorEastAsia" w:hAnsiTheme="majorHAnsi"/>
+      <w:rFonts w:asciiTheme="majorHAnsi" w:cstheme="majorBidi" w:hAnsiTheme="majorHAnsi" w:eastAsia="黑体"/>
       <w:i/>
       <w:iCs/>
       <w:color w:themeColor="text1" w:themeTint="BF" w:val="404040"/>
@@ -3416,7 +3705,7 @@
       <w:outlineLvl w:val="7"/>
     </w:pPr>
     <w:rPr>
-      <w:rFonts w:asciiTheme="majorHAnsi" w:cstheme="majorBidi" w:eastAsiaTheme="majorEastAsia" w:hAnsiTheme="majorHAnsi"/>
+      <w:rFonts w:asciiTheme="majorHAnsi" w:cstheme="majorBidi" w:hAnsiTheme="majorHAnsi" w:eastAsia="黑体"/>
       <w:color w:themeColor="accent1" w:val="4F81BD"/>
       <w:sz w:val="20"/>
       <w:szCs w:val="20"/>
@@ -3439,7 +3728,7 @@
       <w:outlineLvl w:val="8"/>
     </w:pPr>
     <w:rPr>
-      <w:rFonts w:asciiTheme="majorHAnsi" w:cstheme="majorBidi" w:eastAsiaTheme="majorEastAsia" w:hAnsiTheme="majorHAnsi"/>
+      <w:rFonts w:asciiTheme="majorHAnsi" w:cstheme="majorBidi" w:hAnsiTheme="majorHAnsi" w:eastAsia="黑体"/>
       <w:i/>
       <w:iCs/>
       <w:color w:themeColor="text1" w:themeTint="BF" w:val="404040"/>
@@ -3490,7 +3779,7 @@
     <w:uiPriority w:val="9"/>
     <w:rsid w:val="00FC693F"/>
     <w:rPr>
-      <w:rFonts w:asciiTheme="majorHAnsi" w:cstheme="majorBidi" w:eastAsiaTheme="majorEastAsia" w:hAnsiTheme="majorHAnsi"/>
+      <w:rFonts w:asciiTheme="majorHAnsi" w:cstheme="majorBidi" w:hAnsiTheme="majorHAnsi" w:eastAsia="黑体"/>
       <w:b/>
       <w:bCs/>
       <w:color w:themeColor="accent1" w:themeShade="BF" w:val="365F91"/>
@@ -3505,7 +3794,7 @@
     <w:uiPriority w:val="9"/>
     <w:rsid w:val="00FC693F"/>
     <w:rPr>
-      <w:rFonts w:asciiTheme="majorHAnsi" w:cstheme="majorBidi" w:eastAsiaTheme="majorEastAsia" w:hAnsiTheme="majorHAnsi"/>
+      <w:rFonts w:asciiTheme="majorHAnsi" w:cstheme="majorBidi" w:hAnsiTheme="majorHAnsi" w:eastAsia="黑体"/>
       <w:b/>
       <w:bCs/>
       <w:color w:themeColor="accent1" w:val="4F81BD"/>
@@ -3520,7 +3809,7 @@
     <w:uiPriority w:val="9"/>
     <w:rsid w:val="00FC693F"/>
     <w:rPr>
-      <w:rFonts w:asciiTheme="majorHAnsi" w:cstheme="majorBidi" w:eastAsiaTheme="majorEastAsia" w:hAnsiTheme="majorHAnsi"/>
+      <w:rFonts w:asciiTheme="majorHAnsi" w:cstheme="majorBidi" w:hAnsiTheme="majorHAnsi" w:eastAsia="黑体"/>
       <w:b/>
       <w:bCs/>
       <w:color w:themeColor="accent1" w:val="4F81BD"/>
@@ -3543,7 +3832,7 @@
       <w:contextualSpacing/>
     </w:pPr>
     <w:rPr>
-      <w:rFonts w:ascii="Times New Roman" w:asciiTheme="majorHAnsi" w:cstheme="majorBidi" w:eastAsia="黑体" w:eastAsiaTheme="majorEastAsia" w:hAnsi="Times New Roman" w:hAnsiTheme="majorHAnsi"/>
+      <w:rFonts w:ascii="Times New Roman" w:asciiTheme="majorHAnsi" w:cstheme="majorBidi" w:eastAsia="黑体" w:hAnsi="Times New Roman" w:hAnsiTheme="majorHAnsi"/>
       <w:b/>
       <w:color w:val="1F3864"/>
       <w:spacing w:val="5"/>
@@ -3559,7 +3848,7 @@
     <w:uiPriority w:val="10"/>
     <w:rsid w:val="00FC693F"/>
     <w:rPr>
-      <w:rFonts w:asciiTheme="majorHAnsi" w:cstheme="majorBidi" w:eastAsiaTheme="majorEastAsia" w:hAnsiTheme="majorHAnsi"/>
+      <w:rFonts w:asciiTheme="majorHAnsi" w:cstheme="majorBidi" w:hAnsiTheme="majorHAnsi" w:eastAsia="黑体"/>
       <w:color w:themeColor="text2" w:themeShade="BF" w:val="17365D"/>
       <w:spacing w:val="5"/>
       <w:kern w:val="28"/>
@@ -3581,7 +3870,7 @@
       </w:numPr>
     </w:pPr>
     <w:rPr>
-      <w:rFonts w:asciiTheme="majorHAnsi" w:cstheme="majorBidi" w:eastAsiaTheme="majorEastAsia" w:hAnsiTheme="majorHAnsi"/>
+      <w:rFonts w:asciiTheme="majorHAnsi" w:cstheme="majorBidi" w:hAnsiTheme="majorHAnsi" w:eastAsia="黑体"/>
       <w:i/>
       <w:iCs/>
       <w:color w:themeColor="accent1" w:val="4F81BD"/>
@@ -3597,7 +3886,7 @@
     <w:uiPriority w:val="11"/>
     <w:rsid w:val="00FC693F"/>
     <w:rPr>
-      <w:rFonts w:asciiTheme="majorHAnsi" w:cstheme="majorBidi" w:eastAsiaTheme="majorEastAsia" w:hAnsiTheme="majorHAnsi"/>
+      <w:rFonts w:asciiTheme="majorHAnsi" w:cstheme="majorBidi" w:hAnsiTheme="majorHAnsi" w:eastAsia="黑体"/>
       <w:i/>
       <w:iCs/>
       <w:color w:themeColor="accent1" w:val="4F81BD"/>
@@ -3664,6 +3953,7 @@
       <w:spacing w:after="120"/>
     </w:pPr>
     <w:rPr>
+      <w:rFonts w:eastAsia="黑体"/>
       <w:sz w:val="16"/>
       <w:szCs w:val="16"/>
     </w:rPr>
@@ -3675,6 +3965,7 @@
     <w:uiPriority w:val="99"/>
     <w:rsid w:val="00AA1D8D"/>
     <w:rPr>
+      <w:rFonts w:eastAsia="黑体"/>
       <w:sz w:val="16"/>
       <w:szCs w:val="16"/>
     </w:rPr>
@@ -3844,7 +4135,7 @@
       </w:tabs>
     </w:pPr>
     <w:rPr>
-      <w:rFonts w:ascii="Courier" w:hAnsi="Courier"/>
+      <w:rFonts w:ascii="Courier" w:hAnsi="Courier" w:eastAsia="黑体"/>
       <w:sz w:val="20"/>
       <w:szCs w:val="20"/>
     </w:rPr>
@@ -3856,7 +4147,7 @@
     <w:uiPriority w:val="99"/>
     <w:rsid w:val="0029639D"/>
     <w:rPr>
-      <w:rFonts w:ascii="Courier" w:hAnsi="Courier"/>
+      <w:rFonts w:ascii="Courier" w:hAnsi="Courier" w:eastAsia="黑体"/>
       <w:sz w:val="20"/>
       <w:szCs w:val="20"/>
     </w:rPr>
@@ -3892,6 +4183,7 @@
     <w:uiPriority w:val="29"/>
     <w:rsid w:val="00FC693F"/>
     <w:rPr>
+      <w:rFonts w:eastAsia="黑体"/>
       <w:i/>
       <w:iCs/>
       <w:color w:themeColor="text1" w:val="000000"/>
@@ -3905,7 +4197,7 @@
     <w:semiHidden/>
     <w:rsid w:val="00FC693F"/>
     <w:rPr>
-      <w:rFonts w:asciiTheme="majorHAnsi" w:cstheme="majorBidi" w:eastAsiaTheme="majorEastAsia" w:hAnsiTheme="majorHAnsi"/>
+      <w:rFonts w:asciiTheme="majorHAnsi" w:cstheme="majorBidi" w:hAnsiTheme="majorHAnsi" w:eastAsia="黑体"/>
       <w:b/>
       <w:bCs/>
       <w:i/>
@@ -3921,7 +4213,7 @@
     <w:semiHidden/>
     <w:rsid w:val="00FC693F"/>
     <w:rPr>
-      <w:rFonts w:asciiTheme="majorHAnsi" w:cstheme="majorBidi" w:eastAsiaTheme="majorEastAsia" w:hAnsiTheme="majorHAnsi"/>
+      <w:rFonts w:asciiTheme="majorHAnsi" w:cstheme="majorBidi" w:hAnsiTheme="majorHAnsi" w:eastAsia="黑体"/>
       <w:color w:themeColor="accent1" w:themeShade="7F" w:val="243F60"/>
     </w:rPr>
   </w:style>
@@ -3933,7 +4225,7 @@
     <w:semiHidden/>
     <w:rsid w:val="00FC693F"/>
     <w:rPr>
-      <w:rFonts w:asciiTheme="majorHAnsi" w:cstheme="majorBidi" w:eastAsiaTheme="majorEastAsia" w:hAnsiTheme="majorHAnsi"/>
+      <w:rFonts w:asciiTheme="majorHAnsi" w:cstheme="majorBidi" w:hAnsiTheme="majorHAnsi" w:eastAsia="黑体"/>
       <w:i/>
       <w:iCs/>
       <w:color w:themeColor="accent1" w:themeShade="7F" w:val="243F60"/>
@@ -3947,7 +4239,7 @@
     <w:semiHidden/>
     <w:rsid w:val="00FC693F"/>
     <w:rPr>
-      <w:rFonts w:asciiTheme="majorHAnsi" w:cstheme="majorBidi" w:eastAsiaTheme="majorEastAsia" w:hAnsiTheme="majorHAnsi"/>
+      <w:rFonts w:asciiTheme="majorHAnsi" w:cstheme="majorBidi" w:hAnsiTheme="majorHAnsi" w:eastAsia="黑体"/>
       <w:i/>
       <w:iCs/>
       <w:color w:themeColor="text1" w:themeTint="BF" w:val="404040"/>
@@ -3961,7 +4253,7 @@
     <w:semiHidden/>
     <w:rsid w:val="00FC693F"/>
     <w:rPr>
-      <w:rFonts w:asciiTheme="majorHAnsi" w:cstheme="majorBidi" w:eastAsiaTheme="majorEastAsia" w:hAnsiTheme="majorHAnsi"/>
+      <w:rFonts w:asciiTheme="majorHAnsi" w:cstheme="majorBidi" w:hAnsiTheme="majorHAnsi" w:eastAsia="黑体"/>
       <w:color w:themeColor="accent1" w:val="4F81BD"/>
       <w:sz w:val="20"/>
       <w:szCs w:val="20"/>
@@ -3975,7 +4267,7 @@
     <w:semiHidden/>
     <w:rsid w:val="00FC693F"/>
     <w:rPr>
-      <w:rFonts w:asciiTheme="majorHAnsi" w:cstheme="majorBidi" w:eastAsiaTheme="majorEastAsia" w:hAnsiTheme="majorHAnsi"/>
+      <w:rFonts w:asciiTheme="majorHAnsi" w:cstheme="majorBidi" w:hAnsiTheme="majorHAnsi" w:eastAsia="黑体"/>
       <w:i/>
       <w:iCs/>
       <w:color w:themeColor="text1" w:themeTint="BF" w:val="404040"/>
@@ -3996,6 +4288,7 @@
       <w:spacing w:line="240" w:lineRule="auto"/>
     </w:pPr>
     <w:rPr>
+      <w:rFonts w:eastAsia="黑体"/>
       <w:b/>
       <w:bCs/>
       <w:color w:themeColor="accent1" w:val="4F81BD"/>
@@ -4010,6 +4303,7 @@
     <w:qFormat/>
     <w:rsid w:val="00FC693F"/>
     <w:rPr>
+      <w:rFonts w:eastAsia="黑体"/>
       <w:b/>
       <w:bCs/>
     </w:rPr>
@@ -4021,6 +4315,7 @@
     <w:qFormat/>
     <w:rsid w:val="00FC693F"/>
     <w:rPr>
+      <w:rFonts w:eastAsia="黑体"/>
       <w:i/>
       <w:iCs/>
     </w:rPr>
@@ -4041,6 +4336,7 @@
       <w:ind w:left="936" w:right="936"/>
     </w:pPr>
     <w:rPr>
+      <w:rFonts w:eastAsia="黑体"/>
       <w:b/>
       <w:bCs/>
       <w:i/>
@@ -4055,6 +4351,7 @@
     <w:uiPriority w:val="30"/>
     <w:rsid w:val="00FC693F"/>
     <w:rPr>
+      <w:rFonts w:eastAsia="黑体"/>
       <w:b/>
       <w:bCs/>
       <w:i/>
@@ -4069,6 +4366,7 @@
     <w:qFormat/>
     <w:rsid w:val="00FC693F"/>
     <w:rPr>
+      <w:rFonts w:eastAsia="黑体"/>
       <w:i/>
       <w:iCs/>
       <w:color w:themeColor="text1" w:themeTint="7F" w:val="808080"/>
@@ -4081,6 +4379,7 @@
     <w:qFormat/>
     <w:rsid w:val="00FC693F"/>
     <w:rPr>
+      <w:rFonts w:eastAsia="黑体"/>
       <w:b/>
       <w:bCs/>
       <w:i/>
@@ -4095,6 +4394,7 @@
     <w:qFormat/>
     <w:rsid w:val="00FC693F"/>
     <w:rPr>
+      <w:rFonts w:eastAsia="黑体"/>
       <w:smallCaps/>
       <w:color w:themeColor="accent2" w:val="C0504D"/>
       <w:u w:val="single"/>
@@ -4107,6 +4407,7 @@
     <w:qFormat/>
     <w:rsid w:val="00FC693F"/>
     <w:rPr>
+      <w:rFonts w:eastAsia="黑体"/>
       <w:b/>
       <w:bCs/>
       <w:smallCaps/>
@@ -4122,6 +4423,7 @@
     <w:qFormat/>
     <w:rsid w:val="00FC693F"/>
     <w:rPr>
+      <w:rFonts w:eastAsia="黑体"/>
       <w:b/>
       <w:bCs/>
       <w:smallCaps/>
@@ -4176,6 +4478,7 @@
       <w:spacing w:after="0" w:line="240" w:lineRule="auto"/>
     </w:pPr>
     <w:rPr>
+      <w:rFonts w:eastAsia="黑体"/>
       <w:color w:themeColor="text1" w:themeShade="BF" w:val="000000"/>
     </w:rPr>
     <w:tblPr>
@@ -4198,6 +4501,7 @@
         <w:spacing w:after="0" w:before="0" w:line="240" w:lineRule="auto"/>
       </w:pPr>
       <w:rPr>
+        <w:rFonts w:eastAsia="黑体"/>
         <w:b/>
         <w:bCs/>
       </w:rPr>
@@ -4218,6 +4522,7 @@
         <w:spacing w:after="0" w:before="0" w:line="240" w:lineRule="auto"/>
       </w:pPr>
       <w:rPr>
+        <w:rFonts w:eastAsia="黑体"/>
         <w:b/>
         <w:bCs/>
       </w:rPr>
@@ -4235,12 +4540,14 @@
     </w:tblStylePr>
     <w:tblStylePr w:type="firstCol">
       <w:rPr>
+        <w:rFonts w:eastAsia="黑体"/>
         <w:b/>
         <w:bCs/>
       </w:rPr>
     </w:tblStylePr>
     <w:tblStylePr w:type="lastCol">
       <w:rPr>
+        <w:rFonts w:eastAsia="黑体"/>
         <w:b/>
         <w:bCs/>
       </w:rPr>
@@ -4279,6 +4586,7 @@
       <w:spacing w:after="0" w:line="240" w:lineRule="auto"/>
     </w:pPr>
     <w:rPr>
+      <w:rFonts w:eastAsia="黑体"/>
       <w:color w:themeColor="accent1" w:themeShade="BF" w:val="365F91"/>
     </w:rPr>
     <w:tblPr>
@@ -4301,6 +4609,7 @@
         <w:spacing w:after="0" w:before="0" w:line="240" w:lineRule="auto"/>
       </w:pPr>
       <w:rPr>
+        <w:rFonts w:eastAsia="黑体"/>
         <w:b/>
         <w:bCs/>
       </w:rPr>
@@ -4321,6 +4630,7 @@
         <w:spacing w:after="0" w:before="0" w:line="240" w:lineRule="auto"/>
       </w:pPr>
       <w:rPr>
+        <w:rFonts w:eastAsia="黑体"/>
         <w:b/>
         <w:bCs/>
       </w:rPr>
@@ -4338,12 +4648,14 @@
     </w:tblStylePr>
     <w:tblStylePr w:type="firstCol">
       <w:rPr>
+        <w:rFonts w:eastAsia="黑体"/>
         <w:b/>
         <w:bCs/>
       </w:rPr>
     </w:tblStylePr>
     <w:tblStylePr w:type="lastCol">
       <w:rPr>
+        <w:rFonts w:eastAsia="黑体"/>
         <w:b/>
         <w:bCs/>
       </w:rPr>
@@ -4382,6 +4694,7 @@
       <w:spacing w:after="0" w:line="240" w:lineRule="auto"/>
     </w:pPr>
     <w:rPr>
+      <w:rFonts w:eastAsia="黑体"/>
       <w:color w:themeColor="accent2" w:themeShade="BF" w:val="943634"/>
     </w:rPr>
     <w:tblPr>
@@ -4404,6 +4717,7 @@
         <w:spacing w:after="0" w:before="0" w:line="240" w:lineRule="auto"/>
       </w:pPr>
       <w:rPr>
+        <w:rFonts w:eastAsia="黑体"/>
         <w:b/>
         <w:bCs/>
       </w:rPr>
@@ -4424,6 +4738,7 @@
         <w:spacing w:after="0" w:before="0" w:line="240" w:lineRule="auto"/>
       </w:pPr>
       <w:rPr>
+        <w:rFonts w:eastAsia="黑体"/>
         <w:b/>
         <w:bCs/>
       </w:rPr>
@@ -4441,12 +4756,14 @@
     </w:tblStylePr>
     <w:tblStylePr w:type="firstCol">
       <w:rPr>
+        <w:rFonts w:eastAsia="黑体"/>
         <w:b/>
         <w:bCs/>
       </w:rPr>
     </w:tblStylePr>
     <w:tblStylePr w:type="lastCol">
       <w:rPr>
+        <w:rFonts w:eastAsia="黑体"/>
         <w:b/>
         <w:bCs/>
       </w:rPr>
@@ -4485,6 +4802,7 @@
       <w:spacing w:after="0" w:line="240" w:lineRule="auto"/>
     </w:pPr>
     <w:rPr>
+      <w:rFonts w:eastAsia="黑体"/>
       <w:color w:themeColor="accent3" w:themeShade="BF" w:val="76923C"/>
     </w:rPr>
     <w:tblPr>
@@ -4507,6 +4825,7 @@
         <w:spacing w:after="0" w:before="0" w:line="240" w:lineRule="auto"/>
       </w:pPr>
       <w:rPr>
+        <w:rFonts w:eastAsia="黑体"/>
         <w:b/>
         <w:bCs/>
       </w:rPr>
@@ -4527,6 +4846,7 @@
         <w:spacing w:after="0" w:before="0" w:line="240" w:lineRule="auto"/>
       </w:pPr>
       <w:rPr>
+        <w:rFonts w:eastAsia="黑体"/>
         <w:b/>
         <w:bCs/>
       </w:rPr>
@@ -4544,12 +4864,14 @@
     </w:tblStylePr>
     <w:tblStylePr w:type="firstCol">
       <w:rPr>
+        <w:rFonts w:eastAsia="黑体"/>
         <w:b/>
         <w:bCs/>
       </w:rPr>
     </w:tblStylePr>
     <w:tblStylePr w:type="lastCol">
       <w:rPr>
+        <w:rFonts w:eastAsia="黑体"/>
         <w:b/>
         <w:bCs/>
       </w:rPr>
@@ -4588,6 +4910,7 @@
       <w:spacing w:after="0" w:line="240" w:lineRule="auto"/>
     </w:pPr>
     <w:rPr>
+      <w:rFonts w:eastAsia="黑体"/>
       <w:color w:themeColor="accent4" w:themeShade="BF" w:val="5F497A"/>
     </w:rPr>
     <w:tblPr>
@@ -4610,6 +4933,7 @@
         <w:spacing w:after="0" w:before="0" w:line="240" w:lineRule="auto"/>
       </w:pPr>
       <w:rPr>
+        <w:rFonts w:eastAsia="黑体"/>
         <w:b/>
         <w:bCs/>
       </w:rPr>
@@ -4630,6 +4954,7 @@
         <w:spacing w:after="0" w:before="0" w:line="240" w:lineRule="auto"/>
       </w:pPr>
       <w:rPr>
+        <w:rFonts w:eastAsia="黑体"/>
         <w:b/>
         <w:bCs/>
       </w:rPr>
@@ -4647,12 +4972,14 @@
     </w:tblStylePr>
     <w:tblStylePr w:type="firstCol">
       <w:rPr>
+        <w:rFonts w:eastAsia="黑体"/>
         <w:b/>
         <w:bCs/>
       </w:rPr>
     </w:tblStylePr>
     <w:tblStylePr w:type="lastCol">
       <w:rPr>
+        <w:rFonts w:eastAsia="黑体"/>
         <w:b/>
         <w:bCs/>
       </w:rPr>
@@ -4691,6 +5018,7 @@
       <w:spacing w:after="0" w:line="240" w:lineRule="auto"/>
     </w:pPr>
     <w:rPr>
+      <w:rFonts w:eastAsia="黑体"/>
       <w:color w:themeColor="accent5" w:themeShade="BF" w:val="31849B"/>
     </w:rPr>
     <w:tblPr>
@@ -4713,6 +5041,7 @@
         <w:spacing w:after="0" w:before="0" w:line="240" w:lineRule="auto"/>
       </w:pPr>
       <w:rPr>
+        <w:rFonts w:eastAsia="黑体"/>
         <w:b/>
         <w:bCs/>
       </w:rPr>
@@ -4733,6 +5062,7 @@
         <w:spacing w:after="0" w:before="0" w:line="240" w:lineRule="auto"/>
       </w:pPr>
       <w:rPr>
+        <w:rFonts w:eastAsia="黑体"/>
         <w:b/>
         <w:bCs/>
       </w:rPr>
@@ -4750,12 +5080,14 @@
     </w:tblStylePr>
     <w:tblStylePr w:type="firstCol">
       <w:rPr>
+        <w:rFonts w:eastAsia="黑体"/>
         <w:b/>
         <w:bCs/>
       </w:rPr>
     </w:tblStylePr>
     <w:tblStylePr w:type="lastCol">
       <w:rPr>
+        <w:rFonts w:eastAsia="黑体"/>
         <w:b/>
         <w:bCs/>
       </w:rPr>
@@ -4794,6 +5126,7 @@
       <w:spacing w:after="0" w:line="240" w:lineRule="auto"/>
     </w:pPr>
     <w:rPr>
+      <w:rFonts w:eastAsia="黑体"/>
       <w:color w:themeColor="accent6" w:themeShade="BF" w:val="E36C0A"/>
     </w:rPr>
     <w:tblPr>
@@ -4816,6 +5149,7 @@
         <w:spacing w:after="0" w:before="0" w:line="240" w:lineRule="auto"/>
       </w:pPr>
       <w:rPr>
+        <w:rFonts w:eastAsia="黑体"/>
         <w:b/>
         <w:bCs/>
       </w:rPr>
@@ -4836,6 +5170,7 @@
         <w:spacing w:after="0" w:before="0" w:line="240" w:lineRule="auto"/>
       </w:pPr>
       <w:rPr>
+        <w:rFonts w:eastAsia="黑体"/>
         <w:b/>
         <w:bCs/>
       </w:rPr>
@@ -4853,12 +5188,14 @@
     </w:tblStylePr>
     <w:tblStylePr w:type="firstCol">
       <w:rPr>
+        <w:rFonts w:eastAsia="黑体"/>
         <w:b/>
         <w:bCs/>
       </w:rPr>
     </w:tblStylePr>
     <w:tblStylePr w:type="lastCol">
       <w:rPr>
+        <w:rFonts w:eastAsia="黑体"/>
         <w:b/>
         <w:bCs/>
       </w:rPr>
@@ -4918,6 +5255,7 @@
         <w:spacing w:after="0" w:before="0" w:line="240" w:lineRule="auto"/>
       </w:pPr>
       <w:rPr>
+        <w:rFonts w:eastAsia="黑体"/>
         <w:b/>
         <w:bCs/>
         <w:color w:themeColor="background1" w:val="FFFFFF"/>
@@ -4932,6 +5270,7 @@
         <w:spacing w:after="0" w:before="0" w:line="240" w:lineRule="auto"/>
       </w:pPr>
       <w:rPr>
+        <w:rFonts w:eastAsia="黑体"/>
         <w:b/>
         <w:bCs/>
       </w:rPr>
@@ -4947,12 +5286,14 @@
     </w:tblStylePr>
     <w:tblStylePr w:type="firstCol">
       <w:rPr>
+        <w:rFonts w:eastAsia="黑体"/>
         <w:b/>
         <w:bCs/>
       </w:rPr>
     </w:tblStylePr>
     <w:tblStylePr w:type="lastCol">
       <w:rPr>
+        <w:rFonts w:eastAsia="黑体"/>
         <w:b/>
         <w:bCs/>
       </w:rPr>
@@ -5010,6 +5351,7 @@
         <w:spacing w:after="0" w:before="0" w:line="240" w:lineRule="auto"/>
       </w:pPr>
       <w:rPr>
+        <w:rFonts w:eastAsia="黑体"/>
         <w:b/>
         <w:bCs/>
         <w:color w:themeColor="background1" w:val="FFFFFF"/>
@@ -5024,6 +5366,7 @@
         <w:spacing w:after="0" w:before="0" w:line="240" w:lineRule="auto"/>
       </w:pPr>
       <w:rPr>
+        <w:rFonts w:eastAsia="黑体"/>
         <w:b/>
         <w:bCs/>
       </w:rPr>
@@ -5039,12 +5382,14 @@
     </w:tblStylePr>
     <w:tblStylePr w:type="firstCol">
       <w:rPr>
+        <w:rFonts w:eastAsia="黑体"/>
         <w:b/>
         <w:bCs/>
       </w:rPr>
     </w:tblStylePr>
     <w:tblStylePr w:type="lastCol">
       <w:rPr>
+        <w:rFonts w:eastAsia="黑体"/>
         <w:b/>
         <w:bCs/>
       </w:rPr>
@@ -5102,6 +5447,7 @@
         <w:spacing w:after="0" w:before="0" w:line="240" w:lineRule="auto"/>
       </w:pPr>
       <w:rPr>
+        <w:rFonts w:eastAsia="黑体"/>
         <w:b/>
         <w:bCs/>
         <w:color w:themeColor="background1" w:val="FFFFFF"/>
@@ -5116,6 +5462,7 @@
         <w:spacing w:after="0" w:before="0" w:line="240" w:lineRule="auto"/>
       </w:pPr>
       <w:rPr>
+        <w:rFonts w:eastAsia="黑体"/>
         <w:b/>
         <w:bCs/>
       </w:rPr>
@@ -5131,12 +5478,14 @@
     </w:tblStylePr>
     <w:tblStylePr w:type="firstCol">
       <w:rPr>
+        <w:rFonts w:eastAsia="黑体"/>
         <w:b/>
         <w:bCs/>
       </w:rPr>
     </w:tblStylePr>
     <w:tblStylePr w:type="lastCol">
       <w:rPr>
+        <w:rFonts w:eastAsia="黑体"/>
         <w:b/>
         <w:bCs/>
       </w:rPr>
@@ -5194,6 +5543,7 @@
         <w:spacing w:after="0" w:before="0" w:line="240" w:lineRule="auto"/>
       </w:pPr>
       <w:rPr>
+        <w:rFonts w:eastAsia="黑体"/>
         <w:b/>
         <w:bCs/>
         <w:color w:themeColor="background1" w:val="FFFFFF"/>
@@ -5208,6 +5558,7 @@
         <w:spacing w:after="0" w:before="0" w:line="240" w:lineRule="auto"/>
       </w:pPr>
       <w:rPr>
+        <w:rFonts w:eastAsia="黑体"/>
         <w:b/>
         <w:bCs/>
       </w:rPr>
@@ -5223,12 +5574,14 @@
     </w:tblStylePr>
     <w:tblStylePr w:type="firstCol">
       <w:rPr>
+        <w:rFonts w:eastAsia="黑体"/>
         <w:b/>
         <w:bCs/>
       </w:rPr>
     </w:tblStylePr>
     <w:tblStylePr w:type="lastCol">
       <w:rPr>
+        <w:rFonts w:eastAsia="黑体"/>
         <w:b/>
         <w:bCs/>
       </w:rPr>
@@ -5286,6 +5639,7 @@
         <w:spacing w:after="0" w:before="0" w:line="240" w:lineRule="auto"/>
       </w:pPr>
       <w:rPr>
+        <w:rFonts w:eastAsia="黑体"/>
         <w:b/>
         <w:bCs/>
         <w:color w:themeColor="background1" w:val="FFFFFF"/>
@@ -5300,6 +5654,7 @@
         <w:spacing w:after="0" w:before="0" w:line="240" w:lineRule="auto"/>
       </w:pPr>
       <w:rPr>
+        <w:rFonts w:eastAsia="黑体"/>
         <w:b/>
         <w:bCs/>
       </w:rPr>
@@ -5315,12 +5670,14 @@
     </w:tblStylePr>
     <w:tblStylePr w:type="firstCol">
       <w:rPr>
+        <w:rFonts w:eastAsia="黑体"/>
         <w:b/>
         <w:bCs/>
       </w:rPr>
     </w:tblStylePr>
     <w:tblStylePr w:type="lastCol">
       <w:rPr>
+        <w:rFonts w:eastAsia="黑体"/>
         <w:b/>
         <w:bCs/>
       </w:rPr>
@@ -5378,6 +5735,7 @@
         <w:spacing w:after="0" w:before="0" w:line="240" w:lineRule="auto"/>
       </w:pPr>
       <w:rPr>
+        <w:rFonts w:eastAsia="黑体"/>
         <w:b/>
         <w:bCs/>
         <w:color w:themeColor="background1" w:val="FFFFFF"/>
@@ -5392,6 +5750,7 @@
         <w:spacing w:after="0" w:before="0" w:line="240" w:lineRule="auto"/>
       </w:pPr>
       <w:rPr>
+        <w:rFonts w:eastAsia="黑体"/>
         <w:b/>
         <w:bCs/>
       </w:rPr>
@@ -5407,12 +5766,14 @@
     </w:tblStylePr>
     <w:tblStylePr w:type="firstCol">
       <w:rPr>
+        <w:rFonts w:eastAsia="黑体"/>
         <w:b/>
         <w:bCs/>
       </w:rPr>
     </w:tblStylePr>
     <w:tblStylePr w:type="lastCol">
       <w:rPr>
+        <w:rFonts w:eastAsia="黑体"/>
         <w:b/>
         <w:bCs/>
       </w:rPr>
@@ -5470,6 +5831,7 @@
         <w:spacing w:after="0" w:before="0" w:line="240" w:lineRule="auto"/>
       </w:pPr>
       <w:rPr>
+        <w:rFonts w:eastAsia="黑体"/>
         <w:b/>
         <w:bCs/>
         <w:color w:themeColor="background1" w:val="FFFFFF"/>
@@ -5484,6 +5846,7 @@
         <w:spacing w:after="0" w:before="0" w:line="240" w:lineRule="auto"/>
       </w:pPr>
       <w:rPr>
+        <w:rFonts w:eastAsia="黑体"/>
         <w:b/>
         <w:bCs/>
       </w:rPr>
@@ -5499,12 +5862,14 @@
     </w:tblStylePr>
     <w:tblStylePr w:type="firstCol">
       <w:rPr>
+        <w:rFonts w:eastAsia="黑体"/>
         <w:b/>
         <w:bCs/>
       </w:rPr>
     </w:tblStylePr>
     <w:tblStylePr w:type="lastCol">
       <w:rPr>
+        <w:rFonts w:eastAsia="黑体"/>
         <w:b/>
         <w:bCs/>
       </w:rPr>
@@ -5564,7 +5929,7 @@
         <w:spacing w:after="0" w:before="0" w:line="240" w:lineRule="auto"/>
       </w:pPr>
       <w:rPr>
-        <w:rFonts w:asciiTheme="majorHAnsi" w:cstheme="majorBidi" w:eastAsiaTheme="majorEastAsia" w:hAnsiTheme="majorHAnsi"/>
+        <w:rFonts w:asciiTheme="majorHAnsi" w:cstheme="majorBidi" w:hAnsiTheme="majorHAnsi" w:eastAsia="黑体"/>
         <w:b/>
         <w:bCs/>
       </w:rPr>
@@ -5585,7 +5950,7 @@
         <w:spacing w:after="0" w:before="0" w:line="240" w:lineRule="auto"/>
       </w:pPr>
       <w:rPr>
-        <w:rFonts w:asciiTheme="majorHAnsi" w:cstheme="majorBidi" w:eastAsiaTheme="majorEastAsia" w:hAnsiTheme="majorHAnsi"/>
+        <w:rFonts w:asciiTheme="majorHAnsi" w:cstheme="majorBidi" w:hAnsiTheme="majorHAnsi" w:eastAsia="黑体"/>
         <w:b/>
         <w:bCs/>
       </w:rPr>
@@ -5603,14 +5968,14 @@
     </w:tblStylePr>
     <w:tblStylePr w:type="firstCol">
       <w:rPr>
-        <w:rFonts w:asciiTheme="majorHAnsi" w:cstheme="majorBidi" w:eastAsiaTheme="majorEastAsia" w:hAnsiTheme="majorHAnsi"/>
+        <w:rFonts w:asciiTheme="majorHAnsi" w:cstheme="majorBidi" w:hAnsiTheme="majorHAnsi" w:eastAsia="黑体"/>
         <w:b/>
         <w:bCs/>
       </w:rPr>
     </w:tblStylePr>
     <w:tblStylePr w:type="lastCol">
       <w:rPr>
-        <w:rFonts w:asciiTheme="majorHAnsi" w:cstheme="majorBidi" w:eastAsiaTheme="majorEastAsia" w:hAnsiTheme="majorHAnsi"/>
+        <w:rFonts w:asciiTheme="majorHAnsi" w:cstheme="majorBidi" w:hAnsiTheme="majorHAnsi" w:eastAsia="黑体"/>
         <w:b/>
         <w:bCs/>
       </w:rPr>
@@ -5694,7 +6059,7 @@
         <w:spacing w:after="0" w:before="0" w:line="240" w:lineRule="auto"/>
       </w:pPr>
       <w:rPr>
-        <w:rFonts w:asciiTheme="majorHAnsi" w:cstheme="majorBidi" w:eastAsiaTheme="majorEastAsia" w:hAnsiTheme="majorHAnsi"/>
+        <w:rFonts w:asciiTheme="majorHAnsi" w:cstheme="majorBidi" w:hAnsiTheme="majorHAnsi" w:eastAsia="黑体"/>
         <w:b/>
         <w:bCs/>
       </w:rPr>
@@ -5715,7 +6080,7 @@
         <w:spacing w:after="0" w:before="0" w:line="240" w:lineRule="auto"/>
       </w:pPr>
       <w:rPr>
-        <w:rFonts w:asciiTheme="majorHAnsi" w:cstheme="majorBidi" w:eastAsiaTheme="majorEastAsia" w:hAnsiTheme="majorHAnsi"/>
+        <w:rFonts w:asciiTheme="majorHAnsi" w:cstheme="majorBidi" w:hAnsiTheme="majorHAnsi" w:eastAsia="黑体"/>
         <w:b/>
         <w:bCs/>
       </w:rPr>
@@ -5733,14 +6098,14 @@
     </w:tblStylePr>
     <w:tblStylePr w:type="firstCol">
       <w:rPr>
-        <w:rFonts w:asciiTheme="majorHAnsi" w:cstheme="majorBidi" w:eastAsiaTheme="majorEastAsia" w:hAnsiTheme="majorHAnsi"/>
+        <w:rFonts w:asciiTheme="majorHAnsi" w:cstheme="majorBidi" w:hAnsiTheme="majorHAnsi" w:eastAsia="黑体"/>
         <w:b/>
         <w:bCs/>
       </w:rPr>
     </w:tblStylePr>
     <w:tblStylePr w:type="lastCol">
       <w:rPr>
-        <w:rFonts w:asciiTheme="majorHAnsi" w:cstheme="majorBidi" w:eastAsiaTheme="majorEastAsia" w:hAnsiTheme="majorHAnsi"/>
+        <w:rFonts w:asciiTheme="majorHAnsi" w:cstheme="majorBidi" w:hAnsiTheme="majorHAnsi" w:eastAsia="黑体"/>
         <w:b/>
         <w:bCs/>
       </w:rPr>
@@ -5824,7 +6189,7 @@
         <w:spacing w:after="0" w:before="0" w:line="240" w:lineRule="auto"/>
       </w:pPr>
       <w:rPr>
-        <w:rFonts w:asciiTheme="majorHAnsi" w:cstheme="majorBidi" w:eastAsiaTheme="majorEastAsia" w:hAnsiTheme="majorHAnsi"/>
+        <w:rFonts w:asciiTheme="majorHAnsi" w:cstheme="majorBidi" w:hAnsiTheme="majorHAnsi" w:eastAsia="黑体"/>
         <w:b/>
         <w:bCs/>
       </w:rPr>
@@ -5845,7 +6210,7 @@
         <w:spacing w:after="0" w:before="0" w:line="240" w:lineRule="auto"/>
       </w:pPr>
       <w:rPr>
-        <w:rFonts w:asciiTheme="majorHAnsi" w:cstheme="majorBidi" w:eastAsiaTheme="majorEastAsia" w:hAnsiTheme="majorHAnsi"/>
+        <w:rFonts w:asciiTheme="majorHAnsi" w:cstheme="majorBidi" w:hAnsiTheme="majorHAnsi" w:eastAsia="黑体"/>
         <w:b/>
         <w:bCs/>
       </w:rPr>
@@ -5863,14 +6228,14 @@
     </w:tblStylePr>
     <w:tblStylePr w:type="firstCol">
       <w:rPr>
-        <w:rFonts w:asciiTheme="majorHAnsi" w:cstheme="majorBidi" w:eastAsiaTheme="majorEastAsia" w:hAnsiTheme="majorHAnsi"/>
+        <w:rFonts w:asciiTheme="majorHAnsi" w:cstheme="majorBidi" w:hAnsiTheme="majorHAnsi" w:eastAsia="黑体"/>
         <w:b/>
         <w:bCs/>
       </w:rPr>
     </w:tblStylePr>
     <w:tblStylePr w:type="lastCol">
       <w:rPr>
-        <w:rFonts w:asciiTheme="majorHAnsi" w:cstheme="majorBidi" w:eastAsiaTheme="majorEastAsia" w:hAnsiTheme="majorHAnsi"/>
+        <w:rFonts w:asciiTheme="majorHAnsi" w:cstheme="majorBidi" w:hAnsiTheme="majorHAnsi" w:eastAsia="黑体"/>
         <w:b/>
         <w:bCs/>
       </w:rPr>
@@ -5954,7 +6319,7 @@
         <w:spacing w:after="0" w:before="0" w:line="240" w:lineRule="auto"/>
       </w:pPr>
       <w:rPr>
-        <w:rFonts w:asciiTheme="majorHAnsi" w:cstheme="majorBidi" w:eastAsiaTheme="majorEastAsia" w:hAnsiTheme="majorHAnsi"/>
+        <w:rFonts w:asciiTheme="majorHAnsi" w:cstheme="majorBidi" w:hAnsiTheme="majorHAnsi" w:eastAsia="黑体"/>
         <w:b/>
         <w:bCs/>
       </w:rPr>
@@ -5975,7 +6340,7 @@
         <w:spacing w:after="0" w:before="0" w:line="240" w:lineRule="auto"/>
       </w:pPr>
       <w:rPr>
-        <w:rFonts w:asciiTheme="majorHAnsi" w:cstheme="majorBidi" w:eastAsiaTheme="majorEastAsia" w:hAnsiTheme="majorHAnsi"/>
+        <w:rFonts w:asciiTheme="majorHAnsi" w:cstheme="majorBidi" w:hAnsiTheme="majorHAnsi" w:eastAsia="黑体"/>
         <w:b/>
         <w:bCs/>
       </w:rPr>
@@ -5993,14 +6358,14 @@
     </w:tblStylePr>
     <w:tblStylePr w:type="firstCol">
       <w:rPr>
-        <w:rFonts w:asciiTheme="majorHAnsi" w:cstheme="majorBidi" w:eastAsiaTheme="majorEastAsia" w:hAnsiTheme="majorHAnsi"/>
+        <w:rFonts w:asciiTheme="majorHAnsi" w:cstheme="majorBidi" w:hAnsiTheme="majorHAnsi" w:eastAsia="黑体"/>
         <w:b/>
         <w:bCs/>
       </w:rPr>
     </w:tblStylePr>
     <w:tblStylePr w:type="lastCol">
       <w:rPr>
-        <w:rFonts w:asciiTheme="majorHAnsi" w:cstheme="majorBidi" w:eastAsiaTheme="majorEastAsia" w:hAnsiTheme="majorHAnsi"/>
+        <w:rFonts w:asciiTheme="majorHAnsi" w:cstheme="majorBidi" w:hAnsiTheme="majorHAnsi" w:eastAsia="黑体"/>
         <w:b/>
         <w:bCs/>
       </w:rPr>
@@ -6084,7 +6449,7 @@
         <w:spacing w:after="0" w:before="0" w:line="240" w:lineRule="auto"/>
       </w:pPr>
       <w:rPr>
-        <w:rFonts w:asciiTheme="majorHAnsi" w:cstheme="majorBidi" w:eastAsiaTheme="majorEastAsia" w:hAnsiTheme="majorHAnsi"/>
+        <w:rFonts w:asciiTheme="majorHAnsi" w:cstheme="majorBidi" w:hAnsiTheme="majorHAnsi" w:eastAsia="黑体"/>
         <w:b/>
         <w:bCs/>
       </w:rPr>
@@ -6105,7 +6470,7 @@
         <w:spacing w:after="0" w:before="0" w:line="240" w:lineRule="auto"/>
       </w:pPr>
       <w:rPr>
-        <w:rFonts w:asciiTheme="majorHAnsi" w:cstheme="majorBidi" w:eastAsiaTheme="majorEastAsia" w:hAnsiTheme="majorHAnsi"/>
+        <w:rFonts w:asciiTheme="majorHAnsi" w:cstheme="majorBidi" w:hAnsiTheme="majorHAnsi" w:eastAsia="黑体"/>
         <w:b/>
         <w:bCs/>
       </w:rPr>
@@ -6123,14 +6488,14 @@
     </w:tblStylePr>
     <w:tblStylePr w:type="firstCol">
       <w:rPr>
-        <w:rFonts w:asciiTheme="majorHAnsi" w:cstheme="majorBidi" w:eastAsiaTheme="majorEastAsia" w:hAnsiTheme="majorHAnsi"/>
+        <w:rFonts w:asciiTheme="majorHAnsi" w:cstheme="majorBidi" w:hAnsiTheme="majorHAnsi" w:eastAsia="黑体"/>
         <w:b/>
         <w:bCs/>
       </w:rPr>
     </w:tblStylePr>
     <w:tblStylePr w:type="lastCol">
       <w:rPr>
-        <w:rFonts w:asciiTheme="majorHAnsi" w:cstheme="majorBidi" w:eastAsiaTheme="majorEastAsia" w:hAnsiTheme="majorHAnsi"/>
+        <w:rFonts w:asciiTheme="majorHAnsi" w:cstheme="majorBidi" w:hAnsiTheme="majorHAnsi" w:eastAsia="黑体"/>
         <w:b/>
         <w:bCs/>
       </w:rPr>
@@ -6214,7 +6579,7 @@
         <w:spacing w:after="0" w:before="0" w:line="240" w:lineRule="auto"/>
       </w:pPr>
       <w:rPr>
-        <w:rFonts w:asciiTheme="majorHAnsi" w:cstheme="majorBidi" w:eastAsiaTheme="majorEastAsia" w:hAnsiTheme="majorHAnsi"/>
+        <w:rFonts w:asciiTheme="majorHAnsi" w:cstheme="majorBidi" w:hAnsiTheme="majorHAnsi" w:eastAsia="黑体"/>
         <w:b/>
         <w:bCs/>
       </w:rPr>
@@ -6235,7 +6600,7 @@
         <w:spacing w:after="0" w:before="0" w:line="240" w:lineRule="auto"/>
       </w:pPr>
       <w:rPr>
-        <w:rFonts w:asciiTheme="majorHAnsi" w:cstheme="majorBidi" w:eastAsiaTheme="majorEastAsia" w:hAnsiTheme="majorHAnsi"/>
+        <w:rFonts w:asciiTheme="majorHAnsi" w:cstheme="majorBidi" w:hAnsiTheme="majorHAnsi" w:eastAsia="黑体"/>
         <w:b/>
         <w:bCs/>
       </w:rPr>
@@ -6253,14 +6618,14 @@
     </w:tblStylePr>
     <w:tblStylePr w:type="firstCol">
       <w:rPr>
-        <w:rFonts w:asciiTheme="majorHAnsi" w:cstheme="majorBidi" w:eastAsiaTheme="majorEastAsia" w:hAnsiTheme="majorHAnsi"/>
+        <w:rFonts w:asciiTheme="majorHAnsi" w:cstheme="majorBidi" w:hAnsiTheme="majorHAnsi" w:eastAsia="黑体"/>
         <w:b/>
         <w:bCs/>
       </w:rPr>
     </w:tblStylePr>
     <w:tblStylePr w:type="lastCol">
       <w:rPr>
-        <w:rFonts w:asciiTheme="majorHAnsi" w:cstheme="majorBidi" w:eastAsiaTheme="majorEastAsia" w:hAnsiTheme="majorHAnsi"/>
+        <w:rFonts w:asciiTheme="majorHAnsi" w:cstheme="majorBidi" w:hAnsiTheme="majorHAnsi" w:eastAsia="黑体"/>
         <w:b/>
         <w:bCs/>
       </w:rPr>
@@ -6344,7 +6709,7 @@
         <w:spacing w:after="0" w:before="0" w:line="240" w:lineRule="auto"/>
       </w:pPr>
       <w:rPr>
-        <w:rFonts w:asciiTheme="majorHAnsi" w:cstheme="majorBidi" w:eastAsiaTheme="majorEastAsia" w:hAnsiTheme="majorHAnsi"/>
+        <w:rFonts w:asciiTheme="majorHAnsi" w:cstheme="majorBidi" w:hAnsiTheme="majorHAnsi" w:eastAsia="黑体"/>
         <w:b/>
         <w:bCs/>
       </w:rPr>
@@ -6365,7 +6730,7 @@
         <w:spacing w:after="0" w:before="0" w:line="240" w:lineRule="auto"/>
       </w:pPr>
       <w:rPr>
-        <w:rFonts w:asciiTheme="majorHAnsi" w:cstheme="majorBidi" w:eastAsiaTheme="majorEastAsia" w:hAnsiTheme="majorHAnsi"/>
+        <w:rFonts w:asciiTheme="majorHAnsi" w:cstheme="majorBidi" w:hAnsiTheme="majorHAnsi" w:eastAsia="黑体"/>
         <w:b/>
         <w:bCs/>
       </w:rPr>
@@ -6383,14 +6748,14 @@
     </w:tblStylePr>
     <w:tblStylePr w:type="firstCol">
       <w:rPr>
-        <w:rFonts w:asciiTheme="majorHAnsi" w:cstheme="majorBidi" w:eastAsiaTheme="majorEastAsia" w:hAnsiTheme="majorHAnsi"/>
+        <w:rFonts w:asciiTheme="majorHAnsi" w:cstheme="majorBidi" w:hAnsiTheme="majorHAnsi" w:eastAsia="黑体"/>
         <w:b/>
         <w:bCs/>
       </w:rPr>
     </w:tblStylePr>
     <w:tblStylePr w:type="lastCol">
       <w:rPr>
-        <w:rFonts w:asciiTheme="majorHAnsi" w:cstheme="majorBidi" w:eastAsiaTheme="majorEastAsia" w:hAnsiTheme="majorHAnsi"/>
+        <w:rFonts w:asciiTheme="majorHAnsi" w:cstheme="majorBidi" w:hAnsiTheme="majorHAnsi" w:eastAsia="黑体"/>
         <w:b/>
         <w:bCs/>
       </w:rPr>
@@ -6473,6 +6838,7 @@
         <w:spacing w:after="0" w:before="0" w:line="240" w:lineRule="auto"/>
       </w:pPr>
       <w:rPr>
+        <w:rFonts w:eastAsia="黑体"/>
         <w:b/>
         <w:bCs/>
         <w:color w:themeColor="background1" w:val="FFFFFF"/>
@@ -6495,6 +6861,7 @@
         <w:spacing w:after="0" w:before="0" w:line="240" w:lineRule="auto"/>
       </w:pPr>
       <w:rPr>
+        <w:rFonts w:eastAsia="黑体"/>
         <w:b/>
         <w:bCs/>
       </w:rPr>
@@ -6512,12 +6879,14 @@
     </w:tblStylePr>
     <w:tblStylePr w:type="firstCol">
       <w:rPr>
+        <w:rFonts w:eastAsia="黑体"/>
         <w:b/>
         <w:bCs/>
       </w:rPr>
     </w:tblStylePr>
     <w:tblStylePr w:type="lastCol">
       <w:rPr>
+        <w:rFonts w:eastAsia="黑体"/>
         <w:b/>
         <w:bCs/>
       </w:rPr>
@@ -6579,6 +6948,7 @@
         <w:spacing w:after="0" w:before="0" w:line="240" w:lineRule="auto"/>
       </w:pPr>
       <w:rPr>
+        <w:rFonts w:eastAsia="黑体"/>
         <w:b/>
         <w:bCs/>
         <w:color w:themeColor="background1" w:val="FFFFFF"/>
@@ -6601,6 +6971,7 @@
         <w:spacing w:after="0" w:before="0" w:line="240" w:lineRule="auto"/>
       </w:pPr>
       <w:rPr>
+        <w:rFonts w:eastAsia="黑体"/>
         <w:b/>
         <w:bCs/>
       </w:rPr>
@@ -6618,12 +6989,14 @@
     </w:tblStylePr>
     <w:tblStylePr w:type="firstCol">
       <w:rPr>
+        <w:rFonts w:eastAsia="黑体"/>
         <w:b/>
         <w:bCs/>
       </w:rPr>
     </w:tblStylePr>
     <w:tblStylePr w:type="lastCol">
       <w:rPr>
+        <w:rFonts w:eastAsia="黑体"/>
         <w:b/>
         <w:bCs/>
       </w:rPr>
@@ -6685,6 +7058,7 @@
         <w:spacing w:after="0" w:before="0" w:line="240" w:lineRule="auto"/>
       </w:pPr>
       <w:rPr>
+        <w:rFonts w:eastAsia="黑体"/>
         <w:b/>
         <w:bCs/>
         <w:color w:themeColor="background1" w:val="FFFFFF"/>
@@ -6707,6 +7081,7 @@
         <w:spacing w:after="0" w:before="0" w:line="240" w:lineRule="auto"/>
       </w:pPr>
       <w:rPr>
+        <w:rFonts w:eastAsia="黑体"/>
         <w:b/>
         <w:bCs/>
       </w:rPr>
@@ -6724,12 +7099,14 @@
     </w:tblStylePr>
     <w:tblStylePr w:type="firstCol">
       <w:rPr>
+        <w:rFonts w:eastAsia="黑体"/>
         <w:b/>
         <w:bCs/>
       </w:rPr>
     </w:tblStylePr>
     <w:tblStylePr w:type="lastCol">
       <w:rPr>
+        <w:rFonts w:eastAsia="黑体"/>
         <w:b/>
         <w:bCs/>
       </w:rPr>
@@ -6791,6 +7168,7 @@
         <w:spacing w:after="0" w:before="0" w:line="240" w:lineRule="auto"/>
       </w:pPr>
       <w:rPr>
+        <w:rFonts w:eastAsia="黑体"/>
         <w:b/>
         <w:bCs/>
         <w:color w:themeColor="background1" w:val="FFFFFF"/>
@@ -6813,6 +7191,7 @@
         <w:spacing w:after="0" w:before="0" w:line="240" w:lineRule="auto"/>
       </w:pPr>
       <w:rPr>
+        <w:rFonts w:eastAsia="黑体"/>
         <w:b/>
         <w:bCs/>
       </w:rPr>
@@ -6830,12 +7209,14 @@
     </w:tblStylePr>
     <w:tblStylePr w:type="firstCol">
       <w:rPr>
+        <w:rFonts w:eastAsia="黑体"/>
         <w:b/>
         <w:bCs/>
       </w:rPr>
     </w:tblStylePr>
     <w:tblStylePr w:type="lastCol">
       <w:rPr>
+        <w:rFonts w:eastAsia="黑体"/>
         <w:b/>
         <w:bCs/>
       </w:rPr>
@@ -6897,6 +7278,7 @@
         <w:spacing w:after="0" w:before="0" w:line="240" w:lineRule="auto"/>
       </w:pPr>
       <w:rPr>
+        <w:rFonts w:eastAsia="黑体"/>
         <w:b/>
         <w:bCs/>
         <w:color w:themeColor="background1" w:val="FFFFFF"/>
@@ -6919,6 +7301,7 @@
         <w:spacing w:after="0" w:before="0" w:line="240" w:lineRule="auto"/>
       </w:pPr>
       <w:rPr>
+        <w:rFonts w:eastAsia="黑体"/>
         <w:b/>
         <w:bCs/>
       </w:rPr>
@@ -6936,12 +7319,14 @@
     </w:tblStylePr>
     <w:tblStylePr w:type="firstCol">
       <w:rPr>
+        <w:rFonts w:eastAsia="黑体"/>
         <w:b/>
         <w:bCs/>
       </w:rPr>
     </w:tblStylePr>
     <w:tblStylePr w:type="lastCol">
       <w:rPr>
+        <w:rFonts w:eastAsia="黑体"/>
         <w:b/>
         <w:bCs/>
       </w:rPr>
@@ -7003,6 +7388,7 @@
         <w:spacing w:after="0" w:before="0" w:line="240" w:lineRule="auto"/>
       </w:pPr>
       <w:rPr>
+        <w:rFonts w:eastAsia="黑体"/>
         <w:b/>
         <w:bCs/>
         <w:color w:themeColor="background1" w:val="FFFFFF"/>
@@ -7025,6 +7411,7 @@
         <w:spacing w:after="0" w:before="0" w:line="240" w:lineRule="auto"/>
       </w:pPr>
       <w:rPr>
+        <w:rFonts w:eastAsia="黑体"/>
         <w:b/>
         <w:bCs/>
       </w:rPr>
@@ -7042,12 +7429,14 @@
     </w:tblStylePr>
     <w:tblStylePr w:type="firstCol">
       <w:rPr>
+        <w:rFonts w:eastAsia="黑体"/>
         <w:b/>
         <w:bCs/>
       </w:rPr>
     </w:tblStylePr>
     <w:tblStylePr w:type="lastCol">
       <w:rPr>
+        <w:rFonts w:eastAsia="黑体"/>
         <w:b/>
         <w:bCs/>
       </w:rPr>
@@ -7109,6 +7498,7 @@
         <w:spacing w:after="0" w:before="0" w:line="240" w:lineRule="auto"/>
       </w:pPr>
       <w:rPr>
+        <w:rFonts w:eastAsia="黑体"/>
         <w:b/>
         <w:bCs/>
         <w:color w:themeColor="background1" w:val="FFFFFF"/>
@@ -7131,6 +7521,7 @@
         <w:spacing w:after="0" w:before="0" w:line="240" w:lineRule="auto"/>
       </w:pPr>
       <w:rPr>
+        <w:rFonts w:eastAsia="黑体"/>
         <w:b/>
         <w:bCs/>
       </w:rPr>
@@ -7148,12 +7539,14 @@
     </w:tblStylePr>
     <w:tblStylePr w:type="firstCol">
       <w:rPr>
+        <w:rFonts w:eastAsia="黑体"/>
         <w:b/>
         <w:bCs/>
       </w:rPr>
     </w:tblStylePr>
     <w:tblStylePr w:type="lastCol">
       <w:rPr>
+        <w:rFonts w:eastAsia="黑体"/>
         <w:b/>
         <w:bCs/>
       </w:rPr>
@@ -7212,6 +7605,7 @@
         <w:spacing w:after="0" w:before="0" w:line="240" w:lineRule="auto"/>
       </w:pPr>
       <w:rPr>
+        <w:rFonts w:eastAsia="黑体"/>
         <w:b/>
         <w:bCs/>
         <w:color w:themeColor="background1" w:val="FFFFFF"/>
@@ -7234,6 +7628,7 @@
         <w:spacing w:after="0" w:before="0" w:line="240" w:lineRule="auto"/>
       </w:pPr>
       <w:rPr>
+        <w:rFonts w:eastAsia="黑体"/>
         <w:color w:val="auto"/>
       </w:rPr>
       <w:tblPr/>
@@ -7251,6 +7646,7 @@
     </w:tblStylePr>
     <w:tblStylePr w:type="firstCol">
       <w:rPr>
+        <w:rFonts w:eastAsia="黑体"/>
         <w:b/>
         <w:bCs/>
         <w:color w:themeColor="background1" w:val="FFFFFF"/>
@@ -7270,6 +7666,7 @@
     </w:tblStylePr>
     <w:tblStylePr w:type="lastCol">
       <w:rPr>
+        <w:rFonts w:eastAsia="黑体"/>
         <w:b/>
         <w:bCs/>
         <w:color w:themeColor="background1" w:val="FFFFFF"/>
@@ -7318,6 +7715,7 @@
     </w:tblStylePr>
     <w:tblStylePr w:type="nwCell">
       <w:rPr>
+        <w:rFonts w:eastAsia="黑体"/>
         <w:color w:themeColor="background1" w:val="FFFFFF"/>
       </w:rPr>
       <w:tblPr/>
@@ -7361,6 +7759,7 @@
         <w:spacing w:after="0" w:before="0" w:line="240" w:lineRule="auto"/>
       </w:pPr>
       <w:rPr>
+        <w:rFonts w:eastAsia="黑体"/>
         <w:b/>
         <w:bCs/>
         <w:color w:themeColor="background1" w:val="FFFFFF"/>
@@ -7383,6 +7782,7 @@
         <w:spacing w:after="0" w:before="0" w:line="240" w:lineRule="auto"/>
       </w:pPr>
       <w:rPr>
+        <w:rFonts w:eastAsia="黑体"/>
         <w:color w:val="auto"/>
       </w:rPr>
       <w:tblPr/>
@@ -7400,6 +7800,7 @@
     </w:tblStylePr>
     <w:tblStylePr w:type="firstCol">
       <w:rPr>
+        <w:rFonts w:eastAsia="黑体"/>
         <w:b/>
         <w:bCs/>
         <w:color w:themeColor="background1" w:val="FFFFFF"/>
@@ -7419,6 +7820,7 @@
     </w:tblStylePr>
     <w:tblStylePr w:type="lastCol">
       <w:rPr>
+        <w:rFonts w:eastAsia="黑体"/>
         <w:b/>
         <w:bCs/>
         <w:color w:themeColor="background1" w:val="FFFFFF"/>
@@ -7467,6 +7869,7 @@
     </w:tblStylePr>
     <w:tblStylePr w:type="nwCell">
       <w:rPr>
+        <w:rFonts w:eastAsia="黑体"/>
         <w:color w:themeColor="background1" w:val="FFFFFF"/>
       </w:rPr>
       <w:tblPr/>
@@ -7510,6 +7913,7 @@
         <w:spacing w:after="0" w:before="0" w:line="240" w:lineRule="auto"/>
       </w:pPr>
       <w:rPr>
+        <w:rFonts w:eastAsia="黑体"/>
         <w:b/>
         <w:bCs/>
         <w:color w:themeColor="background1" w:val="FFFFFF"/>
@@ -7532,6 +7936,7 @@
         <w:spacing w:after="0" w:before="0" w:line="240" w:lineRule="auto"/>
       </w:pPr>
       <w:rPr>
+        <w:rFonts w:eastAsia="黑体"/>
         <w:color w:val="auto"/>
       </w:rPr>
       <w:tblPr/>
@@ -7549,6 +7954,7 @@
     </w:tblStylePr>
     <w:tblStylePr w:type="firstCol">
       <w:rPr>
+        <w:rFonts w:eastAsia="黑体"/>
         <w:b/>
         <w:bCs/>
         <w:color w:themeColor="background1" w:val="FFFFFF"/>
@@ -7568,6 +7974,7 @@
     </w:tblStylePr>
     <w:tblStylePr w:type="lastCol">
       <w:rPr>
+        <w:rFonts w:eastAsia="黑体"/>
         <w:b/>
         <w:bCs/>
         <w:color w:themeColor="background1" w:val="FFFFFF"/>
@@ -7616,6 +8023,7 @@
     </w:tblStylePr>
     <w:tblStylePr w:type="nwCell">
       <w:rPr>
+        <w:rFonts w:eastAsia="黑体"/>
         <w:color w:themeColor="background1" w:val="FFFFFF"/>
       </w:rPr>
       <w:tblPr/>
@@ -7659,6 +8067,7 @@
         <w:spacing w:after="0" w:before="0" w:line="240" w:lineRule="auto"/>
       </w:pPr>
       <w:rPr>
+        <w:rFonts w:eastAsia="黑体"/>
         <w:b/>
         <w:bCs/>
         <w:color w:themeColor="background1" w:val="FFFFFF"/>
@@ -7681,6 +8090,7 @@
         <w:spacing w:after="0" w:before="0" w:line="240" w:lineRule="auto"/>
       </w:pPr>
       <w:rPr>
+        <w:rFonts w:eastAsia="黑体"/>
         <w:color w:val="auto"/>
       </w:rPr>
       <w:tblPr/>
@@ -7698,6 +8108,7 @@
     </w:tblStylePr>
     <w:tblStylePr w:type="firstCol">
       <w:rPr>
+        <w:rFonts w:eastAsia="黑体"/>
         <w:b/>
         <w:bCs/>
         <w:color w:themeColor="background1" w:val="FFFFFF"/>
@@ -7717,6 +8128,7 @@
     </w:tblStylePr>
     <w:tblStylePr w:type="lastCol">
       <w:rPr>
+        <w:rFonts w:eastAsia="黑体"/>
         <w:b/>
         <w:bCs/>
         <w:color w:themeColor="background1" w:val="FFFFFF"/>
@@ -7765,6 +8177,7 @@
     </w:tblStylePr>
     <w:tblStylePr w:type="nwCell">
       <w:rPr>
+        <w:rFonts w:eastAsia="黑体"/>
         <w:color w:themeColor="background1" w:val="FFFFFF"/>
       </w:rPr>
       <w:tblPr/>
@@ -7808,6 +8221,7 @@
         <w:spacing w:after="0" w:before="0" w:line="240" w:lineRule="auto"/>
       </w:pPr>
       <w:rPr>
+        <w:rFonts w:eastAsia="黑体"/>
         <w:b/>
         <w:bCs/>
         <w:color w:themeColor="background1" w:val="FFFFFF"/>
@@ -7830,6 +8244,7 @@
         <w:spacing w:after="0" w:before="0" w:line="240" w:lineRule="auto"/>
       </w:pPr>
       <w:rPr>
+        <w:rFonts w:eastAsia="黑体"/>
         <w:color w:val="auto"/>
       </w:rPr>
       <w:tblPr/>
@@ -7847,6 +8262,7 @@
     </w:tblStylePr>
     <w:tblStylePr w:type="firstCol">
       <w:rPr>
+        <w:rFonts w:eastAsia="黑体"/>
         <w:b/>
         <w:bCs/>
         <w:color w:themeColor="background1" w:val="FFFFFF"/>
@@ -7866,6 +8282,7 @@
     </w:tblStylePr>
     <w:tblStylePr w:type="lastCol">
       <w:rPr>
+        <w:rFonts w:eastAsia="黑体"/>
         <w:b/>
         <w:bCs/>
         <w:color w:themeColor="background1" w:val="FFFFFF"/>
@@ -7914,6 +8331,7 @@
     </w:tblStylePr>
     <w:tblStylePr w:type="nwCell">
       <w:rPr>
+        <w:rFonts w:eastAsia="黑体"/>
         <w:color w:themeColor="background1" w:val="FFFFFF"/>
       </w:rPr>
       <w:tblPr/>
@@ -7957,6 +8375,7 @@
         <w:spacing w:after="0" w:before="0" w:line="240" w:lineRule="auto"/>
       </w:pPr>
       <w:rPr>
+        <w:rFonts w:eastAsia="黑体"/>
         <w:b/>
         <w:bCs/>
         <w:color w:themeColor="background1" w:val="FFFFFF"/>
@@ -7979,6 +8398,7 @@
         <w:spacing w:after="0" w:before="0" w:line="240" w:lineRule="auto"/>
       </w:pPr>
       <w:rPr>
+        <w:rFonts w:eastAsia="黑体"/>
         <w:color w:val="auto"/>
       </w:rPr>
       <w:tblPr/>
@@ -7996,6 +8416,7 @@
     </w:tblStylePr>
     <w:tblStylePr w:type="firstCol">
       <w:rPr>
+        <w:rFonts w:eastAsia="黑体"/>
         <w:b/>
         <w:bCs/>
         <w:color w:themeColor="background1" w:val="FFFFFF"/>
@@ -8015,6 +8436,7 @@
     </w:tblStylePr>
     <w:tblStylePr w:type="lastCol">
       <w:rPr>
+        <w:rFonts w:eastAsia="黑体"/>
         <w:b/>
         <w:bCs/>
         <w:color w:themeColor="background1" w:val="FFFFFF"/>
@@ -8063,6 +8485,7 @@
     </w:tblStylePr>
     <w:tblStylePr w:type="nwCell">
       <w:rPr>
+        <w:rFonts w:eastAsia="黑体"/>
         <w:color w:themeColor="background1" w:val="FFFFFF"/>
       </w:rPr>
       <w:tblPr/>
@@ -8106,6 +8529,7 @@
         <w:spacing w:after="0" w:before="0" w:line="240" w:lineRule="auto"/>
       </w:pPr>
       <w:rPr>
+        <w:rFonts w:eastAsia="黑体"/>
         <w:b/>
         <w:bCs/>
         <w:color w:themeColor="background1" w:val="FFFFFF"/>
@@ -8128,6 +8552,7 @@
         <w:spacing w:after="0" w:before="0" w:line="240" w:lineRule="auto"/>
       </w:pPr>
       <w:rPr>
+        <w:rFonts w:eastAsia="黑体"/>
         <w:color w:val="auto"/>
       </w:rPr>
       <w:tblPr/>
@@ -8145,6 +8570,7 @@
     </w:tblStylePr>
     <w:tblStylePr w:type="firstCol">
       <w:rPr>
+        <w:rFonts w:eastAsia="黑体"/>
         <w:b/>
         <w:bCs/>
         <w:color w:themeColor="background1" w:val="FFFFFF"/>
@@ -8164,6 +8590,7 @@
     </w:tblStylePr>
     <w:tblStylePr w:type="lastCol">
       <w:rPr>
+        <w:rFonts w:eastAsia="黑体"/>
         <w:b/>
         <w:bCs/>
         <w:color w:themeColor="background1" w:val="FFFFFF"/>
@@ -8212,6 +8639,7 @@
     </w:tblStylePr>
     <w:tblStylePr w:type="nwCell">
       <w:rPr>
+        <w:rFonts w:eastAsia="黑体"/>
         <w:color w:themeColor="background1" w:val="FFFFFF"/>
       </w:rPr>
       <w:tblPr/>
@@ -8236,6 +8664,7 @@
       <w:spacing w:after="0" w:line="240" w:lineRule="auto"/>
     </w:pPr>
     <w:rPr>
+      <w:rFonts w:eastAsia="黑体"/>
       <w:color w:themeColor="text1" w:val="000000"/>
     </w:rPr>
     <w:tblPr>
@@ -8255,7 +8684,7 @@
     </w:tblPr>
     <w:tblStylePr w:type="firstRow">
       <w:rPr>
-        <w:rFonts w:asciiTheme="majorHAnsi" w:cstheme="majorBidi" w:eastAsiaTheme="majorEastAsia" w:hAnsiTheme="majorHAnsi"/>
+        <w:rFonts w:asciiTheme="majorHAnsi" w:cstheme="majorBidi" w:hAnsiTheme="majorHAnsi" w:eastAsia="黑体"/>
       </w:rPr>
       <w:tblPr/>
       <w:tcPr>
@@ -8267,6 +8696,7 @@
     </w:tblStylePr>
     <w:tblStylePr w:type="lastRow">
       <w:rPr>
+        <w:rFonts w:eastAsia="黑体"/>
         <w:b/>
         <w:bCs/>
         <w:color w:themeColor="text2" w:val="1F497D"/>
@@ -8281,12 +8711,14 @@
     </w:tblStylePr>
     <w:tblStylePr w:type="firstCol">
       <w:rPr>
+        <w:rFonts w:eastAsia="黑体"/>
         <w:b/>
         <w:bCs/>
       </w:rPr>
     </w:tblStylePr>
     <w:tblStylePr w:type="lastCol">
       <w:rPr>
+        <w:rFonts w:eastAsia="黑体"/>
         <w:b/>
         <w:bCs/>
       </w:rPr>
@@ -8320,6 +8752,7 @@
       <w:spacing w:after="0" w:line="240" w:lineRule="auto"/>
     </w:pPr>
     <w:rPr>
+      <w:rFonts w:eastAsia="黑体"/>
       <w:color w:themeColor="text1" w:val="000000"/>
     </w:rPr>
     <w:tblPr>
@@ -8339,7 +8772,7 @@
     </w:tblPr>
     <w:tblStylePr w:type="firstRow">
       <w:rPr>
-        <w:rFonts w:asciiTheme="majorHAnsi" w:cstheme="majorBidi" w:eastAsiaTheme="majorEastAsia" w:hAnsiTheme="majorHAnsi"/>
+        <w:rFonts w:asciiTheme="majorHAnsi" w:cstheme="majorBidi" w:hAnsiTheme="majorHAnsi" w:eastAsia="黑体"/>
       </w:rPr>
       <w:tblPr/>
       <w:tcPr>
@@ -8351,6 +8784,7 @@
     </w:tblStylePr>
     <w:tblStylePr w:type="lastRow">
       <w:rPr>
+        <w:rFonts w:eastAsia="黑体"/>
         <w:b/>
         <w:bCs/>
         <w:color w:themeColor="text2" w:val="1F497D"/>
@@ -8365,12 +8799,14 @@
     </w:tblStylePr>
     <w:tblStylePr w:type="firstCol">
       <w:rPr>
+        <w:rFonts w:eastAsia="黑体"/>
         <w:b/>
         <w:bCs/>
       </w:rPr>
     </w:tblStylePr>
     <w:tblStylePr w:type="lastCol">
       <w:rPr>
+        <w:rFonts w:eastAsia="黑体"/>
         <w:b/>
         <w:bCs/>
       </w:rPr>
@@ -8404,6 +8840,7 @@
       <w:spacing w:after="0" w:line="240" w:lineRule="auto"/>
     </w:pPr>
     <w:rPr>
+      <w:rFonts w:eastAsia="黑体"/>
       <w:color w:themeColor="text1" w:val="000000"/>
     </w:rPr>
     <w:tblPr>
@@ -8423,7 +8860,7 @@
     </w:tblPr>
     <w:tblStylePr w:type="firstRow">
       <w:rPr>
-        <w:rFonts w:asciiTheme="majorHAnsi" w:cstheme="majorBidi" w:eastAsiaTheme="majorEastAsia" w:hAnsiTheme="majorHAnsi"/>
+        <w:rFonts w:asciiTheme="majorHAnsi" w:cstheme="majorBidi" w:hAnsiTheme="majorHAnsi" w:eastAsia="黑体"/>
       </w:rPr>
       <w:tblPr/>
       <w:tcPr>
@@ -8435,6 +8872,7 @@
     </w:tblStylePr>
     <w:tblStylePr w:type="lastRow">
       <w:rPr>
+        <w:rFonts w:eastAsia="黑体"/>
         <w:b/>
         <w:bCs/>
         <w:color w:themeColor="text2" w:val="1F497D"/>
@@ -8449,12 +8887,14 @@
     </w:tblStylePr>
     <w:tblStylePr w:type="firstCol">
       <w:rPr>
+        <w:rFonts w:eastAsia="黑体"/>
         <w:b/>
         <w:bCs/>
       </w:rPr>
     </w:tblStylePr>
     <w:tblStylePr w:type="lastCol">
       <w:rPr>
+        <w:rFonts w:eastAsia="黑体"/>
         <w:b/>
         <w:bCs/>
       </w:rPr>
@@ -8488,6 +8928,7 @@
       <w:spacing w:after="0" w:line="240" w:lineRule="auto"/>
     </w:pPr>
     <w:rPr>
+      <w:rFonts w:eastAsia="黑体"/>
       <w:color w:themeColor="text1" w:val="000000"/>
     </w:rPr>
     <w:tblPr>
@@ -8507,7 +8948,7 @@
     </w:tblPr>
     <w:tblStylePr w:type="firstRow">
       <w:rPr>
-        <w:rFonts w:asciiTheme="majorHAnsi" w:cstheme="majorBidi" w:eastAsiaTheme="majorEastAsia" w:hAnsiTheme="majorHAnsi"/>
+        <w:rFonts w:asciiTheme="majorHAnsi" w:cstheme="majorBidi" w:hAnsiTheme="majorHAnsi" w:eastAsia="黑体"/>
       </w:rPr>
       <w:tblPr/>
       <w:tcPr>
@@ -8519,6 +8960,7 @@
     </w:tblStylePr>
     <w:tblStylePr w:type="lastRow">
       <w:rPr>
+        <w:rFonts w:eastAsia="黑体"/>
         <w:b/>
         <w:bCs/>
         <w:color w:themeColor="text2" w:val="1F497D"/>
@@ -8533,12 +8975,14 @@
     </w:tblStylePr>
     <w:tblStylePr w:type="firstCol">
       <w:rPr>
+        <w:rFonts w:eastAsia="黑体"/>
         <w:b/>
         <w:bCs/>
       </w:rPr>
     </w:tblStylePr>
     <w:tblStylePr w:type="lastCol">
       <w:rPr>
+        <w:rFonts w:eastAsia="黑体"/>
         <w:b/>
         <w:bCs/>
       </w:rPr>
@@ -8572,6 +9016,7 @@
       <w:spacing w:after="0" w:line="240" w:lineRule="auto"/>
     </w:pPr>
     <w:rPr>
+      <w:rFonts w:eastAsia="黑体"/>
       <w:color w:themeColor="text1" w:val="000000"/>
     </w:rPr>
     <w:tblPr>
@@ -8591,7 +9036,7 @@
     </w:tblPr>
     <w:tblStylePr w:type="firstRow">
       <w:rPr>
-        <w:rFonts w:asciiTheme="majorHAnsi" w:cstheme="majorBidi" w:eastAsiaTheme="majorEastAsia" w:hAnsiTheme="majorHAnsi"/>
+        <w:rFonts w:asciiTheme="majorHAnsi" w:cstheme="majorBidi" w:hAnsiTheme="majorHAnsi" w:eastAsia="黑体"/>
       </w:rPr>
       <w:tblPr/>
       <w:tcPr>
@@ -8603,6 +9048,7 @@
     </w:tblStylePr>
     <w:tblStylePr w:type="lastRow">
       <w:rPr>
+        <w:rFonts w:eastAsia="黑体"/>
         <w:b/>
         <w:bCs/>
         <w:color w:themeColor="text2" w:val="1F497D"/>
@@ -8617,12 +9063,14 @@
     </w:tblStylePr>
     <w:tblStylePr w:type="firstCol">
       <w:rPr>
+        <w:rFonts w:eastAsia="黑体"/>
         <w:b/>
         <w:bCs/>
       </w:rPr>
     </w:tblStylePr>
     <w:tblStylePr w:type="lastCol">
       <w:rPr>
+        <w:rFonts w:eastAsia="黑体"/>
         <w:b/>
         <w:bCs/>
       </w:rPr>
@@ -8656,6 +9104,7 @@
       <w:spacing w:after="0" w:line="240" w:lineRule="auto"/>
     </w:pPr>
     <w:rPr>
+      <w:rFonts w:eastAsia="黑体"/>
       <w:color w:themeColor="text1" w:val="000000"/>
     </w:rPr>
     <w:tblPr>
@@ -8675,7 +9124,7 @@
     </w:tblPr>
     <w:tblStylePr w:type="firstRow">
       <w:rPr>
-        <w:rFonts w:asciiTheme="majorHAnsi" w:cstheme="majorBidi" w:eastAsiaTheme="majorEastAsia" w:hAnsiTheme="majorHAnsi"/>
+        <w:rFonts w:asciiTheme="majorHAnsi" w:cstheme="majorBidi" w:hAnsiTheme="majorHAnsi" w:eastAsia="黑体"/>
       </w:rPr>
       <w:tblPr/>
       <w:tcPr>
@@ -8687,6 +9136,7 @@
     </w:tblStylePr>
     <w:tblStylePr w:type="lastRow">
       <w:rPr>
+        <w:rFonts w:eastAsia="黑体"/>
         <w:b/>
         <w:bCs/>
         <w:color w:themeColor="text2" w:val="1F497D"/>
@@ -8701,12 +9151,14 @@
     </w:tblStylePr>
     <w:tblStylePr w:type="firstCol">
       <w:rPr>
+        <w:rFonts w:eastAsia="黑体"/>
         <w:b/>
         <w:bCs/>
       </w:rPr>
     </w:tblStylePr>
     <w:tblStylePr w:type="lastCol">
       <w:rPr>
+        <w:rFonts w:eastAsia="黑体"/>
         <w:b/>
         <w:bCs/>
       </w:rPr>
@@ -8740,6 +9192,7 @@
       <w:spacing w:after="0" w:line="240" w:lineRule="auto"/>
     </w:pPr>
     <w:rPr>
+      <w:rFonts w:eastAsia="黑体"/>
       <w:color w:themeColor="text1" w:val="000000"/>
     </w:rPr>
     <w:tblPr>
@@ -8759,7 +9212,7 @@
     </w:tblPr>
     <w:tblStylePr w:type="firstRow">
       <w:rPr>
-        <w:rFonts w:asciiTheme="majorHAnsi" w:cstheme="majorBidi" w:eastAsiaTheme="majorEastAsia" w:hAnsiTheme="majorHAnsi"/>
+        <w:rFonts w:asciiTheme="majorHAnsi" w:cstheme="majorBidi" w:hAnsiTheme="majorHAnsi" w:eastAsia="黑体"/>
       </w:rPr>
       <w:tblPr/>
       <w:tcPr>
@@ -8771,6 +9224,7 @@
     </w:tblStylePr>
     <w:tblStylePr w:type="lastRow">
       <w:rPr>
+        <w:rFonts w:eastAsia="黑体"/>
         <w:b/>
         <w:bCs/>
         <w:color w:themeColor="text2" w:val="1F497D"/>
@@ -8785,12 +9239,14 @@
     </w:tblStylePr>
     <w:tblStylePr w:type="firstCol">
       <w:rPr>
+        <w:rFonts w:eastAsia="黑体"/>
         <w:b/>
         <w:bCs/>
       </w:rPr>
     </w:tblStylePr>
     <w:tblStylePr w:type="lastCol">
       <w:rPr>
+        <w:rFonts w:eastAsia="黑体"/>
         <w:b/>
         <w:bCs/>
       </w:rPr>
@@ -8824,7 +9280,7 @@
       <w:spacing w:after="0" w:line="240" w:lineRule="auto"/>
     </w:pPr>
     <w:rPr>
-      <w:rFonts w:asciiTheme="majorHAnsi" w:cstheme="majorBidi" w:eastAsiaTheme="majorEastAsia" w:hAnsiTheme="majorHAnsi"/>
+      <w:rFonts w:asciiTheme="majorHAnsi" w:cstheme="majorBidi" w:hAnsiTheme="majorHAnsi" w:eastAsia="黑体"/>
       <w:color w:themeColor="text1" w:val="000000"/>
     </w:rPr>
     <w:tblPr>
@@ -8846,6 +9302,7 @@
     </w:tblPr>
     <w:tblStylePr w:type="firstRow">
       <w:rPr>
+        <w:rFonts w:eastAsia="黑体"/>
         <w:sz w:val="24"/>
         <w:szCs w:val="24"/>
       </w:rPr>
@@ -8952,7 +9409,7 @@
       <w:spacing w:after="0" w:line="240" w:lineRule="auto"/>
     </w:pPr>
     <w:rPr>
-      <w:rFonts w:asciiTheme="majorHAnsi" w:cstheme="majorBidi" w:eastAsiaTheme="majorEastAsia" w:hAnsiTheme="majorHAnsi"/>
+      <w:rFonts w:asciiTheme="majorHAnsi" w:cstheme="majorBidi" w:hAnsiTheme="majorHAnsi" w:eastAsia="黑体"/>
       <w:color w:themeColor="text1" w:val="000000"/>
     </w:rPr>
     <w:tblPr>
@@ -8974,6 +9431,7 @@
     </w:tblPr>
     <w:tblStylePr w:type="firstRow">
       <w:rPr>
+        <w:rFonts w:eastAsia="黑体"/>
         <w:sz w:val="24"/>
         <w:szCs w:val="24"/>
       </w:rPr>
@@ -9080,7 +9538,7 @@
       <w:spacing w:after="0" w:line="240" w:lineRule="auto"/>
     </w:pPr>
     <w:rPr>
-      <w:rFonts w:asciiTheme="majorHAnsi" w:cstheme="majorBidi" w:eastAsiaTheme="majorEastAsia" w:hAnsiTheme="majorHAnsi"/>
+      <w:rFonts w:asciiTheme="majorHAnsi" w:cstheme="majorBidi" w:hAnsiTheme="majorHAnsi" w:eastAsia="黑体"/>
       <w:color w:themeColor="text1" w:val="000000"/>
     </w:rPr>
     <w:tblPr>
@@ -9102,6 +9560,7 @@
     </w:tblPr>
     <w:tblStylePr w:type="firstRow">
       <w:rPr>
+        <w:rFonts w:eastAsia="黑体"/>
         <w:sz w:val="24"/>
         <w:szCs w:val="24"/>
       </w:rPr>
@@ -9208,7 +9667,7 @@
       <w:spacing w:after="0" w:line="240" w:lineRule="auto"/>
     </w:pPr>
     <w:rPr>
-      <w:rFonts w:asciiTheme="majorHAnsi" w:cstheme="majorBidi" w:eastAsiaTheme="majorEastAsia" w:hAnsiTheme="majorHAnsi"/>
+      <w:rFonts w:asciiTheme="majorHAnsi" w:cstheme="majorBidi" w:hAnsiTheme="majorHAnsi" w:eastAsia="黑体"/>
       <w:color w:themeColor="text1" w:val="000000"/>
     </w:rPr>
     <w:tblPr>
@@ -9230,6 +9689,7 @@
     </w:tblPr>
     <w:tblStylePr w:type="firstRow">
       <w:rPr>
+        <w:rFonts w:eastAsia="黑体"/>
         <w:sz w:val="24"/>
         <w:szCs w:val="24"/>
       </w:rPr>
@@ -9336,7 +9796,7 @@
       <w:spacing w:after="0" w:line="240" w:lineRule="auto"/>
     </w:pPr>
     <w:rPr>
-      <w:rFonts w:asciiTheme="majorHAnsi" w:cstheme="majorBidi" w:eastAsiaTheme="majorEastAsia" w:hAnsiTheme="majorHAnsi"/>
+      <w:rFonts w:asciiTheme="majorHAnsi" w:cstheme="majorBidi" w:hAnsiTheme="majorHAnsi" w:eastAsia="黑体"/>
       <w:color w:themeColor="text1" w:val="000000"/>
     </w:rPr>
     <w:tblPr>
@@ -9358,6 +9818,7 @@
     </w:tblPr>
     <w:tblStylePr w:type="firstRow">
       <w:rPr>
+        <w:rFonts w:eastAsia="黑体"/>
         <w:sz w:val="24"/>
         <w:szCs w:val="24"/>
       </w:rPr>
@@ -9464,7 +9925,7 @@
       <w:spacing w:after="0" w:line="240" w:lineRule="auto"/>
     </w:pPr>
     <w:rPr>
-      <w:rFonts w:asciiTheme="majorHAnsi" w:cstheme="majorBidi" w:eastAsiaTheme="majorEastAsia" w:hAnsiTheme="majorHAnsi"/>
+      <w:rFonts w:asciiTheme="majorHAnsi" w:cstheme="majorBidi" w:hAnsiTheme="majorHAnsi" w:eastAsia="黑体"/>
       <w:color w:themeColor="text1" w:val="000000"/>
     </w:rPr>
     <w:tblPr>
@@ -9486,6 +9947,7 @@
     </w:tblPr>
     <w:tblStylePr w:type="firstRow">
       <w:rPr>
+        <w:rFonts w:eastAsia="黑体"/>
         <w:sz w:val="24"/>
         <w:szCs w:val="24"/>
       </w:rPr>
@@ -9592,7 +10054,7 @@
       <w:spacing w:after="0" w:line="240" w:lineRule="auto"/>
     </w:pPr>
     <w:rPr>
-      <w:rFonts w:asciiTheme="majorHAnsi" w:cstheme="majorBidi" w:eastAsiaTheme="majorEastAsia" w:hAnsiTheme="majorHAnsi"/>
+      <w:rFonts w:asciiTheme="majorHAnsi" w:cstheme="majorBidi" w:hAnsiTheme="majorHAnsi" w:eastAsia="黑体"/>
       <w:color w:themeColor="text1" w:val="000000"/>
     </w:rPr>
     <w:tblPr>
@@ -9614,6 +10076,7 @@
     </w:tblPr>
     <w:tblStylePr w:type="firstRow">
       <w:rPr>
+        <w:rFonts w:eastAsia="黑体"/>
         <w:sz w:val="24"/>
         <w:szCs w:val="24"/>
       </w:rPr>
@@ -9743,12 +10206,14 @@
     </w:tcPr>
     <w:tblStylePr w:type="firstRow">
       <w:rPr>
+        <w:rFonts w:eastAsia="黑体"/>
         <w:b/>
         <w:bCs/>
       </w:rPr>
     </w:tblStylePr>
     <w:tblStylePr w:type="lastRow">
       <w:rPr>
+        <w:rFonts w:eastAsia="黑体"/>
         <w:b/>
         <w:bCs/>
       </w:rPr>
@@ -9761,12 +10226,14 @@
     </w:tblStylePr>
     <w:tblStylePr w:type="firstCol">
       <w:rPr>
+        <w:rFonts w:eastAsia="黑体"/>
         <w:b/>
         <w:bCs/>
       </w:rPr>
     </w:tblStylePr>
     <w:tblStylePr w:type="lastCol">
       <w:rPr>
+        <w:rFonts w:eastAsia="黑体"/>
         <w:b/>
         <w:bCs/>
       </w:rPr>
@@ -9816,12 +10283,14 @@
     </w:tcPr>
     <w:tblStylePr w:type="firstRow">
       <w:rPr>
+        <w:rFonts w:eastAsia="黑体"/>
         <w:b/>
         <w:bCs/>
       </w:rPr>
     </w:tblStylePr>
     <w:tblStylePr w:type="lastRow">
       <w:rPr>
+        <w:rFonts w:eastAsia="黑体"/>
         <w:b/>
         <w:bCs/>
       </w:rPr>
@@ -9834,12 +10303,14 @@
     </w:tblStylePr>
     <w:tblStylePr w:type="firstCol">
       <w:rPr>
+        <w:rFonts w:eastAsia="黑体"/>
         <w:b/>
         <w:bCs/>
       </w:rPr>
     </w:tblStylePr>
     <w:tblStylePr w:type="lastCol">
       <w:rPr>
+        <w:rFonts w:eastAsia="黑体"/>
         <w:b/>
         <w:bCs/>
       </w:rPr>
@@ -9889,12 +10360,14 @@
     </w:tcPr>
     <w:tblStylePr w:type="firstRow">
       <w:rPr>
+        <w:rFonts w:eastAsia="黑体"/>
         <w:b/>
         <w:bCs/>
       </w:rPr>
     </w:tblStylePr>
     <w:tblStylePr w:type="lastRow">
       <w:rPr>
+        <w:rFonts w:eastAsia="黑体"/>
         <w:b/>
         <w:bCs/>
       </w:rPr>
@@ -9907,12 +10380,14 @@
     </w:tblStylePr>
     <w:tblStylePr w:type="firstCol">
       <w:rPr>
+        <w:rFonts w:eastAsia="黑体"/>
         <w:b/>
         <w:bCs/>
       </w:rPr>
     </w:tblStylePr>
     <w:tblStylePr w:type="lastCol">
       <w:rPr>
+        <w:rFonts w:eastAsia="黑体"/>
         <w:b/>
         <w:bCs/>
       </w:rPr>
@@ -9962,12 +10437,14 @@
     </w:tcPr>
     <w:tblStylePr w:type="firstRow">
       <w:rPr>
+        <w:rFonts w:eastAsia="黑体"/>
         <w:b/>
         <w:bCs/>
       </w:rPr>
     </w:tblStylePr>
     <w:tblStylePr w:type="lastRow">
       <w:rPr>
+        <w:rFonts w:eastAsia="黑体"/>
         <w:b/>
         <w:bCs/>
       </w:rPr>
@@ -9980,12 +10457,14 @@
     </w:tblStylePr>
     <w:tblStylePr w:type="firstCol">
       <w:rPr>
+        <w:rFonts w:eastAsia="黑体"/>
         <w:b/>
         <w:bCs/>
       </w:rPr>
     </w:tblStylePr>
     <w:tblStylePr w:type="lastCol">
       <w:rPr>
+        <w:rFonts w:eastAsia="黑体"/>
         <w:b/>
         <w:bCs/>
       </w:rPr>
@@ -10035,12 +10514,14 @@
     </w:tcPr>
     <w:tblStylePr w:type="firstRow">
       <w:rPr>
+        <w:rFonts w:eastAsia="黑体"/>
         <w:b/>
         <w:bCs/>
       </w:rPr>
     </w:tblStylePr>
     <w:tblStylePr w:type="lastRow">
       <w:rPr>
+        <w:rFonts w:eastAsia="黑体"/>
         <w:b/>
         <w:bCs/>
       </w:rPr>
@@ -10053,12 +10534,14 @@
     </w:tblStylePr>
     <w:tblStylePr w:type="firstCol">
       <w:rPr>
+        <w:rFonts w:eastAsia="黑体"/>
         <w:b/>
         <w:bCs/>
       </w:rPr>
     </w:tblStylePr>
     <w:tblStylePr w:type="lastCol">
       <w:rPr>
+        <w:rFonts w:eastAsia="黑体"/>
         <w:b/>
         <w:bCs/>
       </w:rPr>
@@ -10108,12 +10591,14 @@
     </w:tcPr>
     <w:tblStylePr w:type="firstRow">
       <w:rPr>
+        <w:rFonts w:eastAsia="黑体"/>
         <w:b/>
         <w:bCs/>
       </w:rPr>
     </w:tblStylePr>
     <w:tblStylePr w:type="lastRow">
       <w:rPr>
+        <w:rFonts w:eastAsia="黑体"/>
         <w:b/>
         <w:bCs/>
       </w:rPr>
@@ -10126,12 +10611,14 @@
     </w:tblStylePr>
     <w:tblStylePr w:type="firstCol">
       <w:rPr>
+        <w:rFonts w:eastAsia="黑体"/>
         <w:b/>
         <w:bCs/>
       </w:rPr>
     </w:tblStylePr>
     <w:tblStylePr w:type="lastCol">
       <w:rPr>
+        <w:rFonts w:eastAsia="黑体"/>
         <w:b/>
         <w:bCs/>
       </w:rPr>
@@ -10181,12 +10668,14 @@
     </w:tcPr>
     <w:tblStylePr w:type="firstRow">
       <w:rPr>
+        <w:rFonts w:eastAsia="黑体"/>
         <w:b/>
         <w:bCs/>
       </w:rPr>
     </w:tblStylePr>
     <w:tblStylePr w:type="lastRow">
       <w:rPr>
+        <w:rFonts w:eastAsia="黑体"/>
         <w:b/>
         <w:bCs/>
       </w:rPr>
@@ -10199,12 +10688,14 @@
     </w:tblStylePr>
     <w:tblStylePr w:type="firstCol">
       <w:rPr>
+        <w:rFonts w:eastAsia="黑体"/>
         <w:b/>
         <w:bCs/>
       </w:rPr>
     </w:tblStylePr>
     <w:tblStylePr w:type="lastCol">
       <w:rPr>
+        <w:rFonts w:eastAsia="黑体"/>
         <w:b/>
         <w:bCs/>
       </w:rPr>
@@ -10231,7 +10722,7 @@
       <w:spacing w:after="0" w:line="240" w:lineRule="auto"/>
     </w:pPr>
     <w:rPr>
-      <w:rFonts w:asciiTheme="majorHAnsi" w:cstheme="majorBidi" w:eastAsiaTheme="majorEastAsia" w:hAnsiTheme="majorHAnsi"/>
+      <w:rFonts w:asciiTheme="majorHAnsi" w:cstheme="majorBidi" w:hAnsiTheme="majorHAnsi" w:eastAsia="黑体"/>
       <w:color w:themeColor="text1" w:val="000000"/>
     </w:rPr>
     <w:tblPr>
@@ -10258,6 +10749,7 @@
     </w:tcPr>
     <w:tblStylePr w:type="firstRow">
       <w:rPr>
+        <w:rFonts w:eastAsia="黑体"/>
         <w:b/>
         <w:bCs/>
         <w:color w:themeColor="text1" w:val="000000"/>
@@ -10269,6 +10761,7 @@
     </w:tblStylePr>
     <w:tblStylePr w:type="lastRow">
       <w:rPr>
+        <w:rFonts w:eastAsia="黑体"/>
         <w:b/>
         <w:bCs/>
         <w:color w:themeColor="text1" w:val="000000"/>
@@ -10288,6 +10781,7 @@
     </w:tblStylePr>
     <w:tblStylePr w:type="firstCol">
       <w:rPr>
+        <w:rFonts w:eastAsia="黑体"/>
         <w:b/>
         <w:bCs/>
         <w:color w:themeColor="text1" w:val="000000"/>
@@ -10307,6 +10801,7 @@
     </w:tblStylePr>
     <w:tblStylePr w:type="lastCol">
       <w:rPr>
+        <w:rFonts w:eastAsia="黑体"/>
         <w:b w:val="0"/>
         <w:bCs w:val="0"/>
         <w:color w:themeColor="text1" w:val="000000"/>
@@ -10356,7 +10851,7 @@
       <w:spacing w:after="0" w:line="240" w:lineRule="auto"/>
     </w:pPr>
     <w:rPr>
-      <w:rFonts w:asciiTheme="majorHAnsi" w:cstheme="majorBidi" w:eastAsiaTheme="majorEastAsia" w:hAnsiTheme="majorHAnsi"/>
+      <w:rFonts w:asciiTheme="majorHAnsi" w:cstheme="majorBidi" w:hAnsiTheme="majorHAnsi" w:eastAsia="黑体"/>
       <w:color w:themeColor="text1" w:val="000000"/>
     </w:rPr>
     <w:tblPr>
@@ -10383,6 +10878,7 @@
     </w:tcPr>
     <w:tblStylePr w:type="firstRow">
       <w:rPr>
+        <w:rFonts w:eastAsia="黑体"/>
         <w:b/>
         <w:bCs/>
         <w:color w:themeColor="text1" w:val="000000"/>
@@ -10394,6 +10890,7 @@
     </w:tblStylePr>
     <w:tblStylePr w:type="lastRow">
       <w:rPr>
+        <w:rFonts w:eastAsia="黑体"/>
         <w:b/>
         <w:bCs/>
         <w:color w:themeColor="text1" w:val="000000"/>
@@ -10413,6 +10910,7 @@
     </w:tblStylePr>
     <w:tblStylePr w:type="firstCol">
       <w:rPr>
+        <w:rFonts w:eastAsia="黑体"/>
         <w:b/>
         <w:bCs/>
         <w:color w:themeColor="text1" w:val="000000"/>
@@ -10432,6 +10930,7 @@
     </w:tblStylePr>
     <w:tblStylePr w:type="lastCol">
       <w:rPr>
+        <w:rFonts w:eastAsia="黑体"/>
         <w:b w:val="0"/>
         <w:bCs w:val="0"/>
         <w:color w:themeColor="text1" w:val="000000"/>
@@ -10481,7 +10980,7 @@
       <w:spacing w:after="0" w:line="240" w:lineRule="auto"/>
     </w:pPr>
     <w:rPr>
-      <w:rFonts w:asciiTheme="majorHAnsi" w:cstheme="majorBidi" w:eastAsiaTheme="majorEastAsia" w:hAnsiTheme="majorHAnsi"/>
+      <w:rFonts w:asciiTheme="majorHAnsi" w:cstheme="majorBidi" w:hAnsiTheme="majorHAnsi" w:eastAsia="黑体"/>
       <w:color w:themeColor="text1" w:val="000000"/>
     </w:rPr>
     <w:tblPr>
@@ -10508,6 +11007,7 @@
     </w:tcPr>
     <w:tblStylePr w:type="firstRow">
       <w:rPr>
+        <w:rFonts w:eastAsia="黑体"/>
         <w:b/>
         <w:bCs/>
         <w:color w:themeColor="text1" w:val="000000"/>
@@ -10519,6 +11019,7 @@
     </w:tblStylePr>
     <w:tblStylePr w:type="lastRow">
       <w:rPr>
+        <w:rFonts w:eastAsia="黑体"/>
         <w:b/>
         <w:bCs/>
         <w:color w:themeColor="text1" w:val="000000"/>
@@ -10538,6 +11039,7 @@
     </w:tblStylePr>
     <w:tblStylePr w:type="firstCol">
       <w:rPr>
+        <w:rFonts w:eastAsia="黑体"/>
         <w:b/>
         <w:bCs/>
         <w:color w:themeColor="text1" w:val="000000"/>
@@ -10557,6 +11059,7 @@
     </w:tblStylePr>
     <w:tblStylePr w:type="lastCol">
       <w:rPr>
+        <w:rFonts w:eastAsia="黑体"/>
         <w:b w:val="0"/>
         <w:bCs w:val="0"/>
         <w:color w:themeColor="text1" w:val="000000"/>
@@ -10606,7 +11109,7 @@
       <w:spacing w:after="0" w:line="240" w:lineRule="auto"/>
     </w:pPr>
     <w:rPr>
-      <w:rFonts w:asciiTheme="majorHAnsi" w:cstheme="majorBidi" w:eastAsiaTheme="majorEastAsia" w:hAnsiTheme="majorHAnsi"/>
+      <w:rFonts w:asciiTheme="majorHAnsi" w:cstheme="majorBidi" w:hAnsiTheme="majorHAnsi" w:eastAsia="黑体"/>
       <w:color w:themeColor="text1" w:val="000000"/>
     </w:rPr>
     <w:tblPr>
@@ -10633,6 +11136,7 @@
     </w:tcPr>
     <w:tblStylePr w:type="firstRow">
       <w:rPr>
+        <w:rFonts w:eastAsia="黑体"/>
         <w:b/>
         <w:bCs/>
         <w:color w:themeColor="text1" w:val="000000"/>
@@ -10644,6 +11148,7 @@
     </w:tblStylePr>
     <w:tblStylePr w:type="lastRow">
       <w:rPr>
+        <w:rFonts w:eastAsia="黑体"/>
         <w:b/>
         <w:bCs/>
         <w:color w:themeColor="text1" w:val="000000"/>
@@ -10663,6 +11168,7 @@
     </w:tblStylePr>
     <w:tblStylePr w:type="firstCol">
       <w:rPr>
+        <w:rFonts w:eastAsia="黑体"/>
         <w:b/>
         <w:bCs/>
         <w:color w:themeColor="text1" w:val="000000"/>
@@ -10682,6 +11188,7 @@
     </w:tblStylePr>
     <w:tblStylePr w:type="lastCol">
       <w:rPr>
+        <w:rFonts w:eastAsia="黑体"/>
         <w:b w:val="0"/>
         <w:bCs w:val="0"/>
         <w:color w:themeColor="text1" w:val="000000"/>
@@ -10731,7 +11238,7 @@
       <w:spacing w:after="0" w:line="240" w:lineRule="auto"/>
     </w:pPr>
     <w:rPr>
-      <w:rFonts w:asciiTheme="majorHAnsi" w:cstheme="majorBidi" w:eastAsiaTheme="majorEastAsia" w:hAnsiTheme="majorHAnsi"/>
+      <w:rFonts w:asciiTheme="majorHAnsi" w:cstheme="majorBidi" w:hAnsiTheme="majorHAnsi" w:eastAsia="黑体"/>
       <w:color w:themeColor="text1" w:val="000000"/>
     </w:rPr>
     <w:tblPr>
@@ -10758,6 +11265,7 @@
     </w:tcPr>
     <w:tblStylePr w:type="firstRow">
       <w:rPr>
+        <w:rFonts w:eastAsia="黑体"/>
         <w:b/>
         <w:bCs/>
         <w:color w:themeColor="text1" w:val="000000"/>
@@ -10769,6 +11277,7 @@
     </w:tblStylePr>
     <w:tblStylePr w:type="lastRow">
       <w:rPr>
+        <w:rFonts w:eastAsia="黑体"/>
         <w:b/>
         <w:bCs/>
         <w:color w:themeColor="text1" w:val="000000"/>
@@ -10788,6 +11297,7 @@
     </w:tblStylePr>
     <w:tblStylePr w:type="firstCol">
       <w:rPr>
+        <w:rFonts w:eastAsia="黑体"/>
         <w:b/>
         <w:bCs/>
         <w:color w:themeColor="text1" w:val="000000"/>
@@ -10807,6 +11317,7 @@
     </w:tblStylePr>
     <w:tblStylePr w:type="lastCol">
       <w:rPr>
+        <w:rFonts w:eastAsia="黑体"/>
         <w:b w:val="0"/>
         <w:bCs w:val="0"/>
         <w:color w:themeColor="text1" w:val="000000"/>
@@ -10856,7 +11367,7 @@
       <w:spacing w:after="0" w:line="240" w:lineRule="auto"/>
     </w:pPr>
     <w:rPr>
-      <w:rFonts w:asciiTheme="majorHAnsi" w:cstheme="majorBidi" w:eastAsiaTheme="majorEastAsia" w:hAnsiTheme="majorHAnsi"/>
+      <w:rFonts w:asciiTheme="majorHAnsi" w:cstheme="majorBidi" w:hAnsiTheme="majorHAnsi" w:eastAsia="黑体"/>
       <w:color w:themeColor="text1" w:val="000000"/>
     </w:rPr>
     <w:tblPr>
@@ -10883,6 +11394,7 @@
     </w:tcPr>
     <w:tblStylePr w:type="firstRow">
       <w:rPr>
+        <w:rFonts w:eastAsia="黑体"/>
         <w:b/>
         <w:bCs/>
         <w:color w:themeColor="text1" w:val="000000"/>
@@ -10894,6 +11406,7 @@
     </w:tblStylePr>
     <w:tblStylePr w:type="lastRow">
       <w:rPr>
+        <w:rFonts w:eastAsia="黑体"/>
         <w:b/>
         <w:bCs/>
         <w:color w:themeColor="text1" w:val="000000"/>
@@ -10913,6 +11426,7 @@
     </w:tblStylePr>
     <w:tblStylePr w:type="firstCol">
       <w:rPr>
+        <w:rFonts w:eastAsia="黑体"/>
         <w:b/>
         <w:bCs/>
         <w:color w:themeColor="text1" w:val="000000"/>
@@ -10932,6 +11446,7 @@
     </w:tblStylePr>
     <w:tblStylePr w:type="lastCol">
       <w:rPr>
+        <w:rFonts w:eastAsia="黑体"/>
         <w:b w:val="0"/>
         <w:bCs w:val="0"/>
         <w:color w:themeColor="text1" w:val="000000"/>
@@ -10981,7 +11496,7 @@
       <w:spacing w:after="0" w:line="240" w:lineRule="auto"/>
     </w:pPr>
     <w:rPr>
-      <w:rFonts w:asciiTheme="majorHAnsi" w:cstheme="majorBidi" w:eastAsiaTheme="majorEastAsia" w:hAnsiTheme="majorHAnsi"/>
+      <w:rFonts w:asciiTheme="majorHAnsi" w:cstheme="majorBidi" w:hAnsiTheme="majorHAnsi" w:eastAsia="黑体"/>
       <w:color w:themeColor="text1" w:val="000000"/>
     </w:rPr>
     <w:tblPr>
@@ -11008,6 +11523,7 @@
     </w:tcPr>
     <w:tblStylePr w:type="firstRow">
       <w:rPr>
+        <w:rFonts w:eastAsia="黑体"/>
         <w:b/>
         <w:bCs/>
         <w:color w:themeColor="text1" w:val="000000"/>
@@ -11019,6 +11535,7 @@
     </w:tblStylePr>
     <w:tblStylePr w:type="lastRow">
       <w:rPr>
+        <w:rFonts w:eastAsia="黑体"/>
         <w:b/>
         <w:bCs/>
         <w:color w:themeColor="text1" w:val="000000"/>
@@ -11038,6 +11555,7 @@
     </w:tblStylePr>
     <w:tblStylePr w:type="firstCol">
       <w:rPr>
+        <w:rFonts w:eastAsia="黑体"/>
         <w:b/>
         <w:bCs/>
         <w:color w:themeColor="text1" w:val="000000"/>
@@ -11057,6 +11575,7 @@
     </w:tblStylePr>
     <w:tblStylePr w:type="lastCol">
       <w:rPr>
+        <w:rFonts w:eastAsia="黑体"/>
         <w:b w:val="0"/>
         <w:bCs w:val="0"/>
         <w:color w:themeColor="text1" w:val="000000"/>
@@ -11129,6 +11648,7 @@
     </w:tcPr>
     <w:tblStylePr w:type="firstRow">
       <w:rPr>
+        <w:rFonts w:eastAsia="黑体"/>
         <w:b/>
         <w:bCs/>
         <w:i w:val="0"/>
@@ -11150,6 +11670,7 @@
     </w:tblStylePr>
     <w:tblStylePr w:type="lastRow">
       <w:rPr>
+        <w:rFonts w:eastAsia="黑体"/>
         <w:b/>
         <w:bCs/>
         <w:i w:val="0"/>
@@ -11171,6 +11692,7 @@
     </w:tblStylePr>
     <w:tblStylePr w:type="firstCol">
       <w:rPr>
+        <w:rFonts w:eastAsia="黑体"/>
         <w:b/>
         <w:bCs/>
         <w:i w:val="0"/>
@@ -11190,6 +11712,7 @@
     </w:tblStylePr>
     <w:tblStylePr w:type="lastCol">
       <w:rPr>
+        <w:rFonts w:eastAsia="黑体"/>
         <w:b/>
         <w:bCs/>
         <w:i w:val="0"/>
@@ -11270,6 +11793,7 @@
     </w:tcPr>
     <w:tblStylePr w:type="firstRow">
       <w:rPr>
+        <w:rFonts w:eastAsia="黑体"/>
         <w:b/>
         <w:bCs/>
         <w:i w:val="0"/>
@@ -11291,6 +11815,7 @@
     </w:tblStylePr>
     <w:tblStylePr w:type="lastRow">
       <w:rPr>
+        <w:rFonts w:eastAsia="黑体"/>
         <w:b/>
         <w:bCs/>
         <w:i w:val="0"/>
@@ -11312,6 +11837,7 @@
     </w:tblStylePr>
     <w:tblStylePr w:type="firstCol">
       <w:rPr>
+        <w:rFonts w:eastAsia="黑体"/>
         <w:b/>
         <w:bCs/>
         <w:i w:val="0"/>
@@ -11331,6 +11857,7 @@
     </w:tblStylePr>
     <w:tblStylePr w:type="lastCol">
       <w:rPr>
+        <w:rFonts w:eastAsia="黑体"/>
         <w:b/>
         <w:bCs/>
         <w:i w:val="0"/>
@@ -11411,6 +11938,7 @@
     </w:tcPr>
     <w:tblStylePr w:type="firstRow">
       <w:rPr>
+        <w:rFonts w:eastAsia="黑体"/>
         <w:b/>
         <w:bCs/>
         <w:i w:val="0"/>
@@ -11432,6 +11960,7 @@
     </w:tblStylePr>
     <w:tblStylePr w:type="lastRow">
       <w:rPr>
+        <w:rFonts w:eastAsia="黑体"/>
         <w:b/>
         <w:bCs/>
         <w:i w:val="0"/>
@@ -11453,6 +11982,7 @@
     </w:tblStylePr>
     <w:tblStylePr w:type="firstCol">
       <w:rPr>
+        <w:rFonts w:eastAsia="黑体"/>
         <w:b/>
         <w:bCs/>
         <w:i w:val="0"/>
@@ -11472,6 +12002,7 @@
     </w:tblStylePr>
     <w:tblStylePr w:type="lastCol">
       <w:rPr>
+        <w:rFonts w:eastAsia="黑体"/>
         <w:b/>
         <w:bCs/>
         <w:i w:val="0"/>
@@ -11552,6 +12083,7 @@
     </w:tcPr>
     <w:tblStylePr w:type="firstRow">
       <w:rPr>
+        <w:rFonts w:eastAsia="黑体"/>
         <w:b/>
         <w:bCs/>
         <w:i w:val="0"/>
@@ -11573,6 +12105,7 @@
     </w:tblStylePr>
     <w:tblStylePr w:type="lastRow">
       <w:rPr>
+        <w:rFonts w:eastAsia="黑体"/>
         <w:b/>
         <w:bCs/>
         <w:i w:val="0"/>
@@ -11594,6 +12127,7 @@
     </w:tblStylePr>
     <w:tblStylePr w:type="firstCol">
       <w:rPr>
+        <w:rFonts w:eastAsia="黑体"/>
         <w:b/>
         <w:bCs/>
         <w:i w:val="0"/>
@@ -11613,6 +12147,7 @@
     </w:tblStylePr>
     <w:tblStylePr w:type="lastCol">
       <w:rPr>
+        <w:rFonts w:eastAsia="黑体"/>
         <w:b/>
         <w:bCs/>
         <w:i w:val="0"/>
@@ -11693,6 +12228,7 @@
     </w:tcPr>
     <w:tblStylePr w:type="firstRow">
       <w:rPr>
+        <w:rFonts w:eastAsia="黑体"/>
         <w:b/>
         <w:bCs/>
         <w:i w:val="0"/>
@@ -11714,6 +12250,7 @@
     </w:tblStylePr>
     <w:tblStylePr w:type="lastRow">
       <w:rPr>
+        <w:rFonts w:eastAsia="黑体"/>
         <w:b/>
         <w:bCs/>
         <w:i w:val="0"/>
@@ -11735,6 +12272,7 @@
     </w:tblStylePr>
     <w:tblStylePr w:type="firstCol">
       <w:rPr>
+        <w:rFonts w:eastAsia="黑体"/>
         <w:b/>
         <w:bCs/>
         <w:i w:val="0"/>
@@ -11754,6 +12292,7 @@
     </w:tblStylePr>
     <w:tblStylePr w:type="lastCol">
       <w:rPr>
+        <w:rFonts w:eastAsia="黑体"/>
         <w:b/>
         <w:bCs/>
         <w:i w:val="0"/>
@@ -11834,6 +12373,7 @@
     </w:tcPr>
     <w:tblStylePr w:type="firstRow">
       <w:rPr>
+        <w:rFonts w:eastAsia="黑体"/>
         <w:b/>
         <w:bCs/>
         <w:i w:val="0"/>
@@ -11855,6 +12395,7 @@
     </w:tblStylePr>
     <w:tblStylePr w:type="lastRow">
       <w:rPr>
+        <w:rFonts w:eastAsia="黑体"/>
         <w:b/>
         <w:bCs/>
         <w:i w:val="0"/>
@@ -11876,6 +12417,7 @@
     </w:tblStylePr>
     <w:tblStylePr w:type="firstCol">
       <w:rPr>
+        <w:rFonts w:eastAsia="黑体"/>
         <w:b/>
         <w:bCs/>
         <w:i w:val="0"/>
@@ -11895,6 +12437,7 @@
     </w:tblStylePr>
     <w:tblStylePr w:type="lastCol">
       <w:rPr>
+        <w:rFonts w:eastAsia="黑体"/>
         <w:b/>
         <w:bCs/>
         <w:i w:val="0"/>
@@ -11975,6 +12518,7 @@
     </w:tcPr>
     <w:tblStylePr w:type="firstRow">
       <w:rPr>
+        <w:rFonts w:eastAsia="黑体"/>
         <w:b/>
         <w:bCs/>
         <w:i w:val="0"/>
@@ -11996,6 +12540,7 @@
     </w:tblStylePr>
     <w:tblStylePr w:type="lastRow">
       <w:rPr>
+        <w:rFonts w:eastAsia="黑体"/>
         <w:b/>
         <w:bCs/>
         <w:i w:val="0"/>
@@ -12017,6 +12562,7 @@
     </w:tblStylePr>
     <w:tblStylePr w:type="firstCol">
       <w:rPr>
+        <w:rFonts w:eastAsia="黑体"/>
         <w:b/>
         <w:bCs/>
         <w:i w:val="0"/>
@@ -12036,6 +12582,7 @@
     </w:tblStylePr>
     <w:tblStylePr w:type="lastCol">
       <w:rPr>
+        <w:rFonts w:eastAsia="黑体"/>
         <w:b/>
         <w:bCs/>
         <w:i w:val="0"/>
@@ -12093,6 +12640,7 @@
       <w:spacing w:after="0" w:line="240" w:lineRule="auto"/>
     </w:pPr>
     <w:rPr>
+      <w:rFonts w:eastAsia="黑体"/>
       <w:color w:themeColor="background1" w:val="FFFFFF"/>
     </w:rPr>
     <w:tblPr>
@@ -12111,6 +12659,7 @@
     </w:tcPr>
     <w:tblStylePr w:type="firstRow">
       <w:rPr>
+        <w:rFonts w:eastAsia="黑体"/>
         <w:b/>
         <w:bCs/>
       </w:rPr>
@@ -12207,6 +12756,7 @@
       <w:spacing w:after="0" w:line="240" w:lineRule="auto"/>
     </w:pPr>
     <w:rPr>
+      <w:rFonts w:eastAsia="黑体"/>
       <w:color w:themeColor="background1" w:val="FFFFFF"/>
     </w:rPr>
     <w:tblPr>
@@ -12225,6 +12775,7 @@
     </w:tcPr>
     <w:tblStylePr w:type="firstRow">
       <w:rPr>
+        <w:rFonts w:eastAsia="黑体"/>
         <w:b/>
         <w:bCs/>
       </w:rPr>
@@ -12321,6 +12872,7 @@
       <w:spacing w:after="0" w:line="240" w:lineRule="auto"/>
     </w:pPr>
     <w:rPr>
+      <w:rFonts w:eastAsia="黑体"/>
       <w:color w:themeColor="background1" w:val="FFFFFF"/>
     </w:rPr>
     <w:tblPr>
@@ -12339,6 +12891,7 @@
     </w:tcPr>
     <w:tblStylePr w:type="firstRow">
       <w:rPr>
+        <w:rFonts w:eastAsia="黑体"/>
         <w:b/>
         <w:bCs/>
       </w:rPr>
@@ -12435,6 +12988,7 @@
       <w:spacing w:after="0" w:line="240" w:lineRule="auto"/>
     </w:pPr>
     <w:rPr>
+      <w:rFonts w:eastAsia="黑体"/>
       <w:color w:themeColor="background1" w:val="FFFFFF"/>
     </w:rPr>
     <w:tblPr>
@@ -12453,6 +13007,7 @@
     </w:tcPr>
     <w:tblStylePr w:type="firstRow">
       <w:rPr>
+        <w:rFonts w:eastAsia="黑体"/>
         <w:b/>
         <w:bCs/>
       </w:rPr>
@@ -12549,6 +13104,7 @@
       <w:spacing w:after="0" w:line="240" w:lineRule="auto"/>
     </w:pPr>
     <w:rPr>
+      <w:rFonts w:eastAsia="黑体"/>
       <w:color w:themeColor="background1" w:val="FFFFFF"/>
     </w:rPr>
     <w:tblPr>
@@ -12567,6 +13123,7 @@
     </w:tcPr>
     <w:tblStylePr w:type="firstRow">
       <w:rPr>
+        <w:rFonts w:eastAsia="黑体"/>
         <w:b/>
         <w:bCs/>
       </w:rPr>
@@ -12663,6 +13220,7 @@
       <w:spacing w:after="0" w:line="240" w:lineRule="auto"/>
     </w:pPr>
     <w:rPr>
+      <w:rFonts w:eastAsia="黑体"/>
       <w:color w:themeColor="background1" w:val="FFFFFF"/>
     </w:rPr>
     <w:tblPr>
@@ -12681,6 +13239,7 @@
     </w:tcPr>
     <w:tblStylePr w:type="firstRow">
       <w:rPr>
+        <w:rFonts w:eastAsia="黑体"/>
         <w:b/>
         <w:bCs/>
       </w:rPr>
@@ -12777,6 +13336,7 @@
       <w:spacing w:after="0" w:line="240" w:lineRule="auto"/>
     </w:pPr>
     <w:rPr>
+      <w:rFonts w:eastAsia="黑体"/>
       <w:color w:themeColor="background1" w:val="FFFFFF"/>
     </w:rPr>
     <w:tblPr>
@@ -12795,6 +13355,7 @@
     </w:tcPr>
     <w:tblStylePr w:type="firstRow">
       <w:rPr>
+        <w:rFonts w:eastAsia="黑体"/>
         <w:b/>
         <w:bCs/>
       </w:rPr>
@@ -12891,6 +13452,7 @@
       <w:spacing w:after="0" w:line="240" w:lineRule="auto"/>
     </w:pPr>
     <w:rPr>
+      <w:rFonts w:eastAsia="黑体"/>
       <w:color w:themeColor="text1" w:val="000000"/>
     </w:rPr>
     <w:tblPr>
@@ -12917,6 +13479,7 @@
     </w:tcPr>
     <w:tblStylePr w:type="firstRow">
       <w:rPr>
+        <w:rFonts w:eastAsia="黑体"/>
         <w:b/>
         <w:bCs/>
       </w:rPr>
@@ -12935,6 +13498,7 @@
     </w:tblStylePr>
     <w:tblStylePr w:type="lastRow">
       <w:rPr>
+        <w:rFonts w:eastAsia="黑体"/>
         <w:b/>
         <w:bCs/>
         <w:color w:themeColor="background1" w:val="FFFFFF"/>
@@ -12949,6 +13513,7 @@
     </w:tblStylePr>
     <w:tblStylePr w:type="firstCol">
       <w:rPr>
+        <w:rFonts w:eastAsia="黑体"/>
         <w:color w:themeColor="background1" w:val="FFFFFF"/>
       </w:rPr>
       <w:tblPr/>
@@ -12966,6 +13531,7 @@
     </w:tblStylePr>
     <w:tblStylePr w:type="lastCol">
       <w:rPr>
+        <w:rFonts w:eastAsia="黑体"/>
         <w:color w:themeColor="background1" w:val="FFFFFF"/>
       </w:rPr>
       <w:tblPr/>
@@ -12995,11 +13561,13 @@
     </w:tblStylePr>
     <w:tblStylePr w:type="neCell">
       <w:rPr>
+        <w:rFonts w:eastAsia="黑体"/>
         <w:color w:themeColor="text1" w:val="000000"/>
       </w:rPr>
     </w:tblStylePr>
     <w:tblStylePr w:type="nwCell">
       <w:rPr>
+        <w:rFonts w:eastAsia="黑体"/>
         <w:color w:themeColor="text1" w:val="000000"/>
       </w:rPr>
     </w:tblStylePr>
@@ -13013,6 +13581,7 @@
       <w:spacing w:after="0" w:line="240" w:lineRule="auto"/>
     </w:pPr>
     <w:rPr>
+      <w:rFonts w:eastAsia="黑体"/>
       <w:color w:themeColor="text1" w:val="000000"/>
     </w:rPr>
     <w:tblPr>
@@ -13039,6 +13608,7 @@
     </w:tcPr>
     <w:tblStylePr w:type="firstRow">
       <w:rPr>
+        <w:rFonts w:eastAsia="黑体"/>
         <w:b/>
         <w:bCs/>
       </w:rPr>
@@ -13057,6 +13627,7 @@
     </w:tblStylePr>
     <w:tblStylePr w:type="lastRow">
       <w:rPr>
+        <w:rFonts w:eastAsia="黑体"/>
         <w:b/>
         <w:bCs/>
         <w:color w:themeColor="background1" w:val="FFFFFF"/>
@@ -13071,6 +13642,7 @@
     </w:tblStylePr>
     <w:tblStylePr w:type="firstCol">
       <w:rPr>
+        <w:rFonts w:eastAsia="黑体"/>
         <w:color w:themeColor="background1" w:val="FFFFFF"/>
       </w:rPr>
       <w:tblPr/>
@@ -13088,6 +13660,7 @@
     </w:tblStylePr>
     <w:tblStylePr w:type="lastCol">
       <w:rPr>
+        <w:rFonts w:eastAsia="黑体"/>
         <w:color w:themeColor="background1" w:val="FFFFFF"/>
       </w:rPr>
       <w:tblPr/>
@@ -13117,11 +13690,13 @@
     </w:tblStylePr>
     <w:tblStylePr w:type="neCell">
       <w:rPr>
+        <w:rFonts w:eastAsia="黑体"/>
         <w:color w:themeColor="text1" w:val="000000"/>
       </w:rPr>
     </w:tblStylePr>
     <w:tblStylePr w:type="nwCell">
       <w:rPr>
+        <w:rFonts w:eastAsia="黑体"/>
         <w:color w:themeColor="text1" w:val="000000"/>
       </w:rPr>
     </w:tblStylePr>
@@ -13135,6 +13710,7 @@
       <w:spacing w:after="0" w:line="240" w:lineRule="auto"/>
     </w:pPr>
     <w:rPr>
+      <w:rFonts w:eastAsia="黑体"/>
       <w:color w:themeColor="text1" w:val="000000"/>
     </w:rPr>
     <w:tblPr>
@@ -13161,6 +13737,7 @@
     </w:tcPr>
     <w:tblStylePr w:type="firstRow">
       <w:rPr>
+        <w:rFonts w:eastAsia="黑体"/>
         <w:b/>
         <w:bCs/>
       </w:rPr>
@@ -13179,6 +13756,7 @@
     </w:tblStylePr>
     <w:tblStylePr w:type="lastRow">
       <w:rPr>
+        <w:rFonts w:eastAsia="黑体"/>
         <w:b/>
         <w:bCs/>
         <w:color w:themeColor="background1" w:val="FFFFFF"/>
@@ -13193,6 +13771,7 @@
     </w:tblStylePr>
     <w:tblStylePr w:type="firstCol">
       <w:rPr>
+        <w:rFonts w:eastAsia="黑体"/>
         <w:color w:themeColor="background1" w:val="FFFFFF"/>
       </w:rPr>
       <w:tblPr/>
@@ -13210,6 +13789,7 @@
     </w:tblStylePr>
     <w:tblStylePr w:type="lastCol">
       <w:rPr>
+        <w:rFonts w:eastAsia="黑体"/>
         <w:color w:themeColor="background1" w:val="FFFFFF"/>
       </w:rPr>
       <w:tblPr/>
@@ -13239,11 +13819,13 @@
     </w:tblStylePr>
     <w:tblStylePr w:type="neCell">
       <w:rPr>
+        <w:rFonts w:eastAsia="黑体"/>
         <w:color w:themeColor="text1" w:val="000000"/>
       </w:rPr>
     </w:tblStylePr>
     <w:tblStylePr w:type="nwCell">
       <w:rPr>
+        <w:rFonts w:eastAsia="黑体"/>
         <w:color w:themeColor="text1" w:val="000000"/>
       </w:rPr>
     </w:tblStylePr>
@@ -13257,6 +13839,7 @@
       <w:spacing w:after="0" w:line="240" w:lineRule="auto"/>
     </w:pPr>
     <w:rPr>
+      <w:rFonts w:eastAsia="黑体"/>
       <w:color w:themeColor="text1" w:val="000000"/>
     </w:rPr>
     <w:tblPr>
@@ -13283,6 +13866,7 @@
     </w:tcPr>
     <w:tblStylePr w:type="firstRow">
       <w:rPr>
+        <w:rFonts w:eastAsia="黑体"/>
         <w:b/>
         <w:bCs/>
       </w:rPr>
@@ -13301,6 +13885,7 @@
     </w:tblStylePr>
     <w:tblStylePr w:type="lastRow">
       <w:rPr>
+        <w:rFonts w:eastAsia="黑体"/>
         <w:b/>
         <w:bCs/>
         <w:color w:themeColor="background1" w:val="FFFFFF"/>
@@ -13315,6 +13900,7 @@
     </w:tblStylePr>
     <w:tblStylePr w:type="firstCol">
       <w:rPr>
+        <w:rFonts w:eastAsia="黑体"/>
         <w:color w:themeColor="background1" w:val="FFFFFF"/>
       </w:rPr>
       <w:tblPr/>
@@ -13332,6 +13918,7 @@
     </w:tblStylePr>
     <w:tblStylePr w:type="lastCol">
       <w:rPr>
+        <w:rFonts w:eastAsia="黑体"/>
         <w:color w:themeColor="background1" w:val="FFFFFF"/>
       </w:rPr>
       <w:tblPr/>
@@ -13369,6 +13956,7 @@
       <w:spacing w:after="0" w:line="240" w:lineRule="auto"/>
     </w:pPr>
     <w:rPr>
+      <w:rFonts w:eastAsia="黑体"/>
       <w:color w:themeColor="text1" w:val="000000"/>
     </w:rPr>
     <w:tblPr>
@@ -13395,6 +13983,7 @@
     </w:tcPr>
     <w:tblStylePr w:type="firstRow">
       <w:rPr>
+        <w:rFonts w:eastAsia="黑体"/>
         <w:b/>
         <w:bCs/>
       </w:rPr>
@@ -13413,6 +14002,7 @@
     </w:tblStylePr>
     <w:tblStylePr w:type="lastRow">
       <w:rPr>
+        <w:rFonts w:eastAsia="黑体"/>
         <w:b/>
         <w:bCs/>
         <w:color w:themeColor="background1" w:val="FFFFFF"/>
@@ -13427,6 +14017,7 @@
     </w:tblStylePr>
     <w:tblStylePr w:type="firstCol">
       <w:rPr>
+        <w:rFonts w:eastAsia="黑体"/>
         <w:color w:themeColor="background1" w:val="FFFFFF"/>
       </w:rPr>
       <w:tblPr/>
@@ -13444,6 +14035,7 @@
     </w:tblStylePr>
     <w:tblStylePr w:type="lastCol">
       <w:rPr>
+        <w:rFonts w:eastAsia="黑体"/>
         <w:color w:themeColor="background1" w:val="FFFFFF"/>
       </w:rPr>
       <w:tblPr/>
@@ -13473,11 +14065,13 @@
     </w:tblStylePr>
     <w:tblStylePr w:type="neCell">
       <w:rPr>
+        <w:rFonts w:eastAsia="黑体"/>
         <w:color w:themeColor="text1" w:val="000000"/>
       </w:rPr>
     </w:tblStylePr>
     <w:tblStylePr w:type="nwCell">
       <w:rPr>
+        <w:rFonts w:eastAsia="黑体"/>
         <w:color w:themeColor="text1" w:val="000000"/>
       </w:rPr>
     </w:tblStylePr>
@@ -13491,6 +14085,7 @@
       <w:spacing w:after="0" w:line="240" w:lineRule="auto"/>
     </w:pPr>
     <w:rPr>
+      <w:rFonts w:eastAsia="黑体"/>
       <w:color w:themeColor="text1" w:val="000000"/>
     </w:rPr>
     <w:tblPr>
@@ -13517,6 +14112,7 @@
     </w:tcPr>
     <w:tblStylePr w:type="firstRow">
       <w:rPr>
+        <w:rFonts w:eastAsia="黑体"/>
         <w:b/>
         <w:bCs/>
       </w:rPr>
@@ -13535,6 +14131,7 @@
     </w:tblStylePr>
     <w:tblStylePr w:type="lastRow">
       <w:rPr>
+        <w:rFonts w:eastAsia="黑体"/>
         <w:b/>
         <w:bCs/>
         <w:color w:themeColor="background1" w:val="FFFFFF"/>
@@ -13549,6 +14146,7 @@
     </w:tblStylePr>
     <w:tblStylePr w:type="firstCol">
       <w:rPr>
+        <w:rFonts w:eastAsia="黑体"/>
         <w:color w:themeColor="background1" w:val="FFFFFF"/>
       </w:rPr>
       <w:tblPr/>
@@ -13566,6 +14164,7 @@
     </w:tblStylePr>
     <w:tblStylePr w:type="lastCol">
       <w:rPr>
+        <w:rFonts w:eastAsia="黑体"/>
         <w:color w:themeColor="background1" w:val="FFFFFF"/>
       </w:rPr>
       <w:tblPr/>
@@ -13595,11 +14194,13 @@
     </w:tblStylePr>
     <w:tblStylePr w:type="neCell">
       <w:rPr>
+        <w:rFonts w:eastAsia="黑体"/>
         <w:color w:themeColor="text1" w:val="000000"/>
       </w:rPr>
     </w:tblStylePr>
     <w:tblStylePr w:type="nwCell">
       <w:rPr>
+        <w:rFonts w:eastAsia="黑体"/>
         <w:color w:themeColor="text1" w:val="000000"/>
       </w:rPr>
     </w:tblStylePr>
@@ -13613,6 +14214,7 @@
       <w:spacing w:after="0" w:line="240" w:lineRule="auto"/>
     </w:pPr>
     <w:rPr>
+      <w:rFonts w:eastAsia="黑体"/>
       <w:color w:themeColor="text1" w:val="000000"/>
     </w:rPr>
     <w:tblPr>
@@ -13639,6 +14241,7 @@
     </w:tcPr>
     <w:tblStylePr w:type="firstRow">
       <w:rPr>
+        <w:rFonts w:eastAsia="黑体"/>
         <w:b/>
         <w:bCs/>
       </w:rPr>
@@ -13657,6 +14260,7 @@
     </w:tblStylePr>
     <w:tblStylePr w:type="lastRow">
       <w:rPr>
+        <w:rFonts w:eastAsia="黑体"/>
         <w:b/>
         <w:bCs/>
         <w:color w:themeColor="background1" w:val="FFFFFF"/>
@@ -13671,6 +14275,7 @@
     </w:tblStylePr>
     <w:tblStylePr w:type="firstCol">
       <w:rPr>
+        <w:rFonts w:eastAsia="黑体"/>
         <w:color w:themeColor="background1" w:val="FFFFFF"/>
       </w:rPr>
       <w:tblPr/>
@@ -13688,6 +14293,7 @@
     </w:tblStylePr>
     <w:tblStylePr w:type="lastCol">
       <w:rPr>
+        <w:rFonts w:eastAsia="黑体"/>
         <w:color w:themeColor="background1" w:val="FFFFFF"/>
       </w:rPr>
       <w:tblPr/>
@@ -13717,11 +14323,13 @@
     </w:tblStylePr>
     <w:tblStylePr w:type="neCell">
       <w:rPr>
+        <w:rFonts w:eastAsia="黑体"/>
         <w:color w:themeColor="text1" w:val="000000"/>
       </w:rPr>
     </w:tblStylePr>
     <w:tblStylePr w:type="nwCell">
       <w:rPr>
+        <w:rFonts w:eastAsia="黑体"/>
         <w:color w:themeColor="text1" w:val="000000"/>
       </w:rPr>
     </w:tblStylePr>
@@ -13735,6 +14343,7 @@
       <w:spacing w:after="0" w:line="240" w:lineRule="auto"/>
     </w:pPr>
     <w:rPr>
+      <w:rFonts w:eastAsia="黑体"/>
       <w:color w:themeColor="text1" w:val="000000"/>
     </w:rPr>
     <w:tblPr>
@@ -13753,6 +14362,7 @@
     </w:tcPr>
     <w:tblStylePr w:type="firstRow">
       <w:rPr>
+        <w:rFonts w:eastAsia="黑体"/>
         <w:b/>
         <w:bCs/>
         <w:color w:themeColor="background1" w:val="FFFFFF"/>
@@ -13767,6 +14377,7 @@
     </w:tblStylePr>
     <w:tblStylePr w:type="lastRow">
       <w:rPr>
+        <w:rFonts w:eastAsia="黑体"/>
         <w:b/>
         <w:bCs/>
         <w:color w:themeColor="accent2" w:themeShade="CC" w:val="9E3A38"/>
@@ -13781,12 +14392,14 @@
     </w:tblStylePr>
     <w:tblStylePr w:type="firstCol">
       <w:rPr>
+        <w:rFonts w:eastAsia="黑体"/>
         <w:b/>
         <w:bCs/>
       </w:rPr>
     </w:tblStylePr>
     <w:tblStylePr w:type="lastCol">
       <w:rPr>
+        <w:rFonts w:eastAsia="黑体"/>
         <w:b/>
         <w:bCs/>
       </w:rPr>
@@ -13821,6 +14434,7 @@
       <w:spacing w:after="0" w:line="240" w:lineRule="auto"/>
     </w:pPr>
     <w:rPr>
+      <w:rFonts w:eastAsia="黑体"/>
       <w:color w:themeColor="text1" w:val="000000"/>
     </w:rPr>
     <w:tblPr>
@@ -13839,6 +14453,7 @@
     </w:tcPr>
     <w:tblStylePr w:type="firstRow">
       <w:rPr>
+        <w:rFonts w:eastAsia="黑体"/>
         <w:b/>
         <w:bCs/>
         <w:color w:themeColor="background1" w:val="FFFFFF"/>
@@ -13853,6 +14468,7 @@
     </w:tblStylePr>
     <w:tblStylePr w:type="lastRow">
       <w:rPr>
+        <w:rFonts w:eastAsia="黑体"/>
         <w:b/>
         <w:bCs/>
         <w:color w:themeColor="accent2" w:themeShade="CC" w:val="9E3A38"/>
@@ -13867,12 +14483,14 @@
     </w:tblStylePr>
     <w:tblStylePr w:type="firstCol">
       <w:rPr>
+        <w:rFonts w:eastAsia="黑体"/>
         <w:b/>
         <w:bCs/>
       </w:rPr>
     </w:tblStylePr>
     <w:tblStylePr w:type="lastCol">
       <w:rPr>
+        <w:rFonts w:eastAsia="黑体"/>
         <w:b/>
         <w:bCs/>
       </w:rPr>
@@ -13907,6 +14525,7 @@
       <w:spacing w:after="0" w:line="240" w:lineRule="auto"/>
     </w:pPr>
     <w:rPr>
+      <w:rFonts w:eastAsia="黑体"/>
       <w:color w:themeColor="text1" w:val="000000"/>
     </w:rPr>
     <w:tblPr>
@@ -13925,6 +14544,7 @@
     </w:tcPr>
     <w:tblStylePr w:type="firstRow">
       <w:rPr>
+        <w:rFonts w:eastAsia="黑体"/>
         <w:b/>
         <w:bCs/>
         <w:color w:themeColor="background1" w:val="FFFFFF"/>
@@ -13939,6 +14559,7 @@
     </w:tblStylePr>
     <w:tblStylePr w:type="lastRow">
       <w:rPr>
+        <w:rFonts w:eastAsia="黑体"/>
         <w:b/>
         <w:bCs/>
         <w:color w:themeColor="accent2" w:themeShade="CC" w:val="9E3A38"/>
@@ -13953,12 +14574,14 @@
     </w:tblStylePr>
     <w:tblStylePr w:type="firstCol">
       <w:rPr>
+        <w:rFonts w:eastAsia="黑体"/>
         <w:b/>
         <w:bCs/>
       </w:rPr>
     </w:tblStylePr>
     <w:tblStylePr w:type="lastCol">
       <w:rPr>
+        <w:rFonts w:eastAsia="黑体"/>
         <w:b/>
         <w:bCs/>
       </w:rPr>
@@ -13993,6 +14616,7 @@
       <w:spacing w:after="0" w:line="240" w:lineRule="auto"/>
     </w:pPr>
     <w:rPr>
+      <w:rFonts w:eastAsia="黑体"/>
       <w:color w:themeColor="text1" w:val="000000"/>
     </w:rPr>
     <w:tblPr>
@@ -14011,6 +14635,7 @@
     </w:tcPr>
     <w:tblStylePr w:type="firstRow">
       <w:rPr>
+        <w:rFonts w:eastAsia="黑体"/>
         <w:b/>
         <w:bCs/>
         <w:color w:themeColor="background1" w:val="FFFFFF"/>
@@ -14025,6 +14650,7 @@
     </w:tblStylePr>
     <w:tblStylePr w:type="lastRow">
       <w:rPr>
+        <w:rFonts w:eastAsia="黑体"/>
         <w:b/>
         <w:bCs/>
         <w:color w:themeColor="accent4" w:themeShade="CC" w:val="664E82"/>
@@ -14039,12 +14665,14 @@
     </w:tblStylePr>
     <w:tblStylePr w:type="firstCol">
       <w:rPr>
+        <w:rFonts w:eastAsia="黑体"/>
         <w:b/>
         <w:bCs/>
       </w:rPr>
     </w:tblStylePr>
     <w:tblStylePr w:type="lastCol">
       <w:rPr>
+        <w:rFonts w:eastAsia="黑体"/>
         <w:b/>
         <w:bCs/>
       </w:rPr>
@@ -14079,6 +14707,7 @@
       <w:spacing w:after="0" w:line="240" w:lineRule="auto"/>
     </w:pPr>
     <w:rPr>
+      <w:rFonts w:eastAsia="黑体"/>
       <w:color w:themeColor="text1" w:val="000000"/>
     </w:rPr>
     <w:tblPr>
@@ -14097,6 +14726,7 @@
     </w:tcPr>
     <w:tblStylePr w:type="firstRow">
       <w:rPr>
+        <w:rFonts w:eastAsia="黑体"/>
         <w:b/>
         <w:bCs/>
         <w:color w:themeColor="background1" w:val="FFFFFF"/>
@@ -14111,6 +14741,7 @@
     </w:tblStylePr>
     <w:tblStylePr w:type="lastRow">
       <w:rPr>
+        <w:rFonts w:eastAsia="黑体"/>
         <w:b/>
         <w:bCs/>
         <w:color w:themeColor="accent3" w:themeShade="CC" w:val="7E9C40"/>
@@ -14125,12 +14756,14 @@
     </w:tblStylePr>
     <w:tblStylePr w:type="firstCol">
       <w:rPr>
+        <w:rFonts w:eastAsia="黑体"/>
         <w:b/>
         <w:bCs/>
       </w:rPr>
     </w:tblStylePr>
     <w:tblStylePr w:type="lastCol">
       <w:rPr>
+        <w:rFonts w:eastAsia="黑体"/>
         <w:b/>
         <w:bCs/>
       </w:rPr>
@@ -14165,6 +14798,7 @@
       <w:spacing w:after="0" w:line="240" w:lineRule="auto"/>
     </w:pPr>
     <w:rPr>
+      <w:rFonts w:eastAsia="黑体"/>
       <w:color w:themeColor="text1" w:val="000000"/>
     </w:rPr>
     <w:tblPr>
@@ -14183,6 +14817,7 @@
     </w:tcPr>
     <w:tblStylePr w:type="firstRow">
       <w:rPr>
+        <w:rFonts w:eastAsia="黑体"/>
         <w:b/>
         <w:bCs/>
         <w:color w:themeColor="background1" w:val="FFFFFF"/>
@@ -14197,6 +14832,7 @@
     </w:tblStylePr>
     <w:tblStylePr w:type="lastRow">
       <w:rPr>
+        <w:rFonts w:eastAsia="黑体"/>
         <w:b/>
         <w:bCs/>
         <w:color w:themeColor="accent6" w:themeShade="CC" w:val="F2730A"/>
@@ -14211,12 +14847,14 @@
     </w:tblStylePr>
     <w:tblStylePr w:type="firstCol">
       <w:rPr>
+        <w:rFonts w:eastAsia="黑体"/>
         <w:b/>
         <w:bCs/>
       </w:rPr>
     </w:tblStylePr>
     <w:tblStylePr w:type="lastCol">
       <w:rPr>
+        <w:rFonts w:eastAsia="黑体"/>
         <w:b/>
         <w:bCs/>
       </w:rPr>
@@ -14251,6 +14889,7 @@
       <w:spacing w:after="0" w:line="240" w:lineRule="auto"/>
     </w:pPr>
     <w:rPr>
+      <w:rFonts w:eastAsia="黑体"/>
       <w:color w:themeColor="text1" w:val="000000"/>
     </w:rPr>
     <w:tblPr>
@@ -14269,6 +14908,7 @@
     </w:tcPr>
     <w:tblStylePr w:type="firstRow">
       <w:rPr>
+        <w:rFonts w:eastAsia="黑体"/>
         <w:b/>
         <w:bCs/>
         <w:color w:themeColor="background1" w:val="FFFFFF"/>
@@ -14283,6 +14923,7 @@
     </w:tblStylePr>
     <w:tblStylePr w:type="lastRow">
       <w:rPr>
+        <w:rFonts w:eastAsia="黑体"/>
         <w:b/>
         <w:bCs/>
         <w:color w:themeColor="accent5" w:themeShade="CC" w:val="348DA5"/>
@@ -14297,12 +14938,14 @@
     </w:tblStylePr>
     <w:tblStylePr w:type="firstCol">
       <w:rPr>
+        <w:rFonts w:eastAsia="黑体"/>
         <w:b/>
         <w:bCs/>
       </w:rPr>
     </w:tblStylePr>
     <w:tblStylePr w:type="lastCol">
       <w:rPr>
+        <w:rFonts w:eastAsia="黑体"/>
         <w:b/>
         <w:bCs/>
       </w:rPr>
@@ -14337,6 +14980,7 @@
       <w:spacing w:after="0" w:line="240" w:lineRule="auto"/>
     </w:pPr>
     <w:rPr>
+      <w:rFonts w:eastAsia="黑体"/>
       <w:color w:themeColor="text1" w:val="000000"/>
     </w:rPr>
     <w:tblPr>
@@ -14358,6 +15002,7 @@
     </w:tcPr>
     <w:tblStylePr w:type="firstRow">
       <w:rPr>
+        <w:rFonts w:eastAsia="黑体"/>
         <w:b/>
         <w:bCs/>
       </w:rPr>
@@ -14368,6 +15013,7 @@
     </w:tblStylePr>
     <w:tblStylePr w:type="lastRow">
       <w:rPr>
+        <w:rFonts w:eastAsia="黑体"/>
         <w:b/>
         <w:bCs/>
         <w:color w:themeColor="text1" w:val="000000"/>
@@ -14379,6 +15025,7 @@
     </w:tblStylePr>
     <w:tblStylePr w:type="firstCol">
       <w:rPr>
+        <w:rFonts w:eastAsia="黑体"/>
         <w:color w:themeColor="background1" w:val="FFFFFF"/>
       </w:rPr>
       <w:tblPr/>
@@ -14388,6 +15035,7 @@
     </w:tblStylePr>
     <w:tblStylePr w:type="lastCol">
       <w:rPr>
+        <w:rFonts w:eastAsia="黑体"/>
         <w:color w:themeColor="background1" w:val="FFFFFF"/>
       </w:rPr>
       <w:tblPr/>
@@ -14417,6 +15065,7 @@
       <w:spacing w:after="0" w:line="240" w:lineRule="auto"/>
     </w:pPr>
     <w:rPr>
+      <w:rFonts w:eastAsia="黑体"/>
       <w:color w:themeColor="text1" w:val="000000"/>
     </w:rPr>
     <w:tblPr>
@@ -14438,6 +15087,7 @@
     </w:tcPr>
     <w:tblStylePr w:type="firstRow">
       <w:rPr>
+        <w:rFonts w:eastAsia="黑体"/>
         <w:b/>
         <w:bCs/>
       </w:rPr>
@@ -14448,6 +15098,7 @@
     </w:tblStylePr>
     <w:tblStylePr w:type="lastRow">
       <w:rPr>
+        <w:rFonts w:eastAsia="黑体"/>
         <w:b/>
         <w:bCs/>
         <w:color w:themeColor="text1" w:val="000000"/>
@@ -14459,6 +15110,7 @@
     </w:tblStylePr>
     <w:tblStylePr w:type="firstCol">
       <w:rPr>
+        <w:rFonts w:eastAsia="黑体"/>
         <w:color w:themeColor="background1" w:val="FFFFFF"/>
       </w:rPr>
       <w:tblPr/>
@@ -14468,6 +15120,7 @@
     </w:tblStylePr>
     <w:tblStylePr w:type="lastCol">
       <w:rPr>
+        <w:rFonts w:eastAsia="黑体"/>
         <w:color w:themeColor="background1" w:val="FFFFFF"/>
       </w:rPr>
       <w:tblPr/>
@@ -14497,6 +15150,7 @@
       <w:spacing w:after="0" w:line="240" w:lineRule="auto"/>
     </w:pPr>
     <w:rPr>
+      <w:rFonts w:eastAsia="黑体"/>
       <w:color w:themeColor="text1" w:val="000000"/>
     </w:rPr>
     <w:tblPr>
@@ -14518,6 +15172,7 @@
     </w:tcPr>
     <w:tblStylePr w:type="firstRow">
       <w:rPr>
+        <w:rFonts w:eastAsia="黑体"/>
         <w:b/>
         <w:bCs/>
       </w:rPr>
@@ -14528,6 +15183,7 @@
     </w:tblStylePr>
     <w:tblStylePr w:type="lastRow">
       <w:rPr>
+        <w:rFonts w:eastAsia="黑体"/>
         <w:b/>
         <w:bCs/>
         <w:color w:themeColor="text1" w:val="000000"/>
@@ -14539,6 +15195,7 @@
     </w:tblStylePr>
     <w:tblStylePr w:type="firstCol">
       <w:rPr>
+        <w:rFonts w:eastAsia="黑体"/>
         <w:color w:themeColor="background1" w:val="FFFFFF"/>
       </w:rPr>
       <w:tblPr/>
@@ -14548,6 +15205,7 @@
     </w:tblStylePr>
     <w:tblStylePr w:type="lastCol">
       <w:rPr>
+        <w:rFonts w:eastAsia="黑体"/>
         <w:color w:themeColor="background1" w:val="FFFFFF"/>
       </w:rPr>
       <w:tblPr/>
@@ -14577,6 +15235,7 @@
       <w:spacing w:after="0" w:line="240" w:lineRule="auto"/>
     </w:pPr>
     <w:rPr>
+      <w:rFonts w:eastAsia="黑体"/>
       <w:color w:themeColor="text1" w:val="000000"/>
     </w:rPr>
     <w:tblPr>
@@ -14598,6 +15257,7 @@
     </w:tcPr>
     <w:tblStylePr w:type="firstRow">
       <w:rPr>
+        <w:rFonts w:eastAsia="黑体"/>
         <w:b/>
         <w:bCs/>
       </w:rPr>
@@ -14608,6 +15268,7 @@
     </w:tblStylePr>
     <w:tblStylePr w:type="lastRow">
       <w:rPr>
+        <w:rFonts w:eastAsia="黑体"/>
         <w:b/>
         <w:bCs/>
         <w:color w:themeColor="text1" w:val="000000"/>
@@ -14619,6 +15280,7 @@
     </w:tblStylePr>
     <w:tblStylePr w:type="firstCol">
       <w:rPr>
+        <w:rFonts w:eastAsia="黑体"/>
         <w:color w:themeColor="background1" w:val="FFFFFF"/>
       </w:rPr>
       <w:tblPr/>
@@ -14628,6 +15290,7 @@
     </w:tblStylePr>
     <w:tblStylePr w:type="lastCol">
       <w:rPr>
+        <w:rFonts w:eastAsia="黑体"/>
         <w:color w:themeColor="background1" w:val="FFFFFF"/>
       </w:rPr>
       <w:tblPr/>
@@ -14657,6 +15320,7 @@
       <w:spacing w:after="0" w:line="240" w:lineRule="auto"/>
     </w:pPr>
     <w:rPr>
+      <w:rFonts w:eastAsia="黑体"/>
       <w:color w:themeColor="text1" w:val="000000"/>
     </w:rPr>
     <w:tblPr>
@@ -14678,6 +15342,7 @@
     </w:tcPr>
     <w:tblStylePr w:type="firstRow">
       <w:rPr>
+        <w:rFonts w:eastAsia="黑体"/>
         <w:b/>
         <w:bCs/>
       </w:rPr>
@@ -14688,6 +15353,7 @@
     </w:tblStylePr>
     <w:tblStylePr w:type="lastRow">
       <w:rPr>
+        <w:rFonts w:eastAsia="黑体"/>
         <w:b/>
         <w:bCs/>
         <w:color w:themeColor="text1" w:val="000000"/>
@@ -14699,6 +15365,7 @@
     </w:tblStylePr>
     <w:tblStylePr w:type="firstCol">
       <w:rPr>
+        <w:rFonts w:eastAsia="黑体"/>
         <w:color w:themeColor="background1" w:val="FFFFFF"/>
       </w:rPr>
       <w:tblPr/>
@@ -14708,6 +15375,7 @@
     </w:tblStylePr>
     <w:tblStylePr w:type="lastCol">
       <w:rPr>
+        <w:rFonts w:eastAsia="黑体"/>
         <w:color w:themeColor="background1" w:val="FFFFFF"/>
       </w:rPr>
       <w:tblPr/>
@@ -14737,6 +15405,7 @@
       <w:spacing w:after="0" w:line="240" w:lineRule="auto"/>
     </w:pPr>
     <w:rPr>
+      <w:rFonts w:eastAsia="黑体"/>
       <w:color w:themeColor="text1" w:val="000000"/>
     </w:rPr>
     <w:tblPr>
@@ -14758,6 +15427,7 @@
     </w:tcPr>
     <w:tblStylePr w:type="firstRow">
       <w:rPr>
+        <w:rFonts w:eastAsia="黑体"/>
         <w:b/>
         <w:bCs/>
       </w:rPr>
@@ -14768,6 +15438,7 @@
     </w:tblStylePr>
     <w:tblStylePr w:type="lastRow">
       <w:rPr>
+        <w:rFonts w:eastAsia="黑体"/>
         <w:b/>
         <w:bCs/>
         <w:color w:themeColor="text1" w:val="000000"/>
@@ -14779,6 +15450,7 @@
     </w:tblStylePr>
     <w:tblStylePr w:type="firstCol">
       <w:rPr>
+        <w:rFonts w:eastAsia="黑体"/>
         <w:color w:themeColor="background1" w:val="FFFFFF"/>
       </w:rPr>
       <w:tblPr/>
@@ -14788,6 +15460,7 @@
     </w:tblStylePr>
     <w:tblStylePr w:type="lastCol">
       <w:rPr>
+        <w:rFonts w:eastAsia="黑体"/>
         <w:color w:themeColor="background1" w:val="FFFFFF"/>
       </w:rPr>
       <w:tblPr/>
@@ -14817,6 +15490,7 @@
       <w:spacing w:after="0" w:line="240" w:lineRule="auto"/>
     </w:pPr>
     <w:rPr>
+      <w:rFonts w:eastAsia="黑体"/>
       <w:color w:themeColor="text1" w:val="000000"/>
     </w:rPr>
     <w:tblPr>
@@ -14838,6 +15512,7 @@
     </w:tcPr>
     <w:tblStylePr w:type="firstRow">
       <w:rPr>
+        <w:rFonts w:eastAsia="黑体"/>
         <w:b/>
         <w:bCs/>
       </w:rPr>
@@ -14848,6 +15523,7 @@
     </w:tblStylePr>
     <w:tblStylePr w:type="lastRow">
       <w:rPr>
+        <w:rFonts w:eastAsia="黑体"/>
         <w:b/>
         <w:bCs/>
         <w:color w:themeColor="text1" w:val="000000"/>
@@ -14859,6 +15535,7 @@
     </w:tblStylePr>
     <w:tblStylePr w:type="firstCol">
       <w:rPr>
+        <w:rFonts w:eastAsia="黑体"/>
         <w:color w:themeColor="background1" w:val="FFFFFF"/>
       </w:rPr>
       <w:tblPr/>
@@ -14868,6 +15545,7 @@
     </w:tblStylePr>
     <w:tblStylePr w:type="lastCol">
       <w:rPr>
+        <w:rFonts w:eastAsia="黑体"/>
         <w:color w:themeColor="background1" w:val="FFFFFF"/>
       </w:rPr>
       <w:tblPr/>
@@ -14900,6 +15578,7 @@
     <w:name w:val="KeywordTok"/>
     <w:basedOn w:val="VerbatimChar"/>
     <w:rPr>
+      <w:rFonts w:eastAsia="黑体"/>
       <w:b/>
       <w:color w:val="007020"/>
     </w:rPr>
@@ -14908,6 +15587,7 @@
     <w:name w:val="DataTypeTok"/>
     <w:basedOn w:val="VerbatimChar"/>
     <w:rPr>
+      <w:rFonts w:eastAsia="黑体"/>
       <w:color w:val="902000"/>
     </w:rPr>
   </w:style>
@@ -14915,6 +15595,7 @@
     <w:name w:val="DecValTok"/>
     <w:basedOn w:val="VerbatimChar"/>
     <w:rPr>
+      <w:rFonts w:eastAsia="黑体"/>
       <w:color w:val="40a070"/>
     </w:rPr>
   </w:style>
@@ -14922,6 +15603,7 @@
     <w:name w:val="BaseNTok"/>
     <w:basedOn w:val="VerbatimChar"/>
     <w:rPr>
+      <w:rFonts w:eastAsia="黑体"/>
       <w:color w:val="40a070"/>
     </w:rPr>
   </w:style>
@@ -14929,6 +15611,7 @@
     <w:name w:val="FloatTok"/>
     <w:basedOn w:val="VerbatimChar"/>
     <w:rPr>
+      <w:rFonts w:eastAsia="黑体"/>
       <w:color w:val="40a070"/>
     </w:rPr>
   </w:style>
@@ -14936,6 +15619,7 @@
     <w:name w:val="ConstantTok"/>
     <w:basedOn w:val="VerbatimChar"/>
     <w:rPr>
+      <w:rFonts w:eastAsia="黑体"/>
       <w:color w:val="880000"/>
     </w:rPr>
   </w:style>
@@ -14943,6 +15627,7 @@
     <w:name w:val="CharTok"/>
     <w:basedOn w:val="VerbatimChar"/>
     <w:rPr>
+      <w:rFonts w:eastAsia="黑体"/>
       <w:color w:val="4070a0"/>
     </w:rPr>
   </w:style>
@@ -14950,6 +15635,7 @@
     <w:name w:val="SpecialCharTok"/>
     <w:basedOn w:val="VerbatimChar"/>
     <w:rPr>
+      <w:rFonts w:eastAsia="黑体"/>
       <w:color w:val="4070a0"/>
     </w:rPr>
   </w:style>
@@ -14957,6 +15643,7 @@
     <w:name w:val="StringTok"/>
     <w:basedOn w:val="VerbatimChar"/>
     <w:rPr>
+      <w:rFonts w:eastAsia="黑体"/>
       <w:color w:val="4070a0"/>
     </w:rPr>
   </w:style>
@@ -14964,6 +15651,7 @@
     <w:name w:val="VerbatimStringTok"/>
     <w:basedOn w:val="VerbatimChar"/>
     <w:rPr>
+      <w:rFonts w:eastAsia="黑体"/>
       <w:color w:val="4070a0"/>
     </w:rPr>
   </w:style>
@@ -14971,6 +15659,7 @@
     <w:name w:val="SpecialStringTok"/>
     <w:basedOn w:val="VerbatimChar"/>
     <w:rPr>
+      <w:rFonts w:eastAsia="黑体"/>
       <w:color w:val="bb6688"/>
     </w:rPr>
   </w:style>
@@ -14978,6 +15667,7 @@
     <w:name w:val="ImportTok"/>
     <w:basedOn w:val="VerbatimChar"/>
     <w:rPr>
+      <w:rFonts w:eastAsia="黑体"/>
       <w:b/>
       <w:color w:val="008000"/>
     </w:rPr>
@@ -14986,6 +15676,7 @@
     <w:name w:val="CommentTok"/>
     <w:basedOn w:val="VerbatimChar"/>
     <w:rPr>
+      <w:rFonts w:eastAsia="黑体"/>
       <w:i/>
       <w:color w:val="60a0b0"/>
     </w:rPr>
@@ -14994,6 +15685,7 @@
     <w:name w:val="DocumentationTok"/>
     <w:basedOn w:val="VerbatimChar"/>
     <w:rPr>
+      <w:rFonts w:eastAsia="黑体"/>
       <w:i/>
       <w:color w:val="ba2121"/>
     </w:rPr>
@@ -15002,6 +15694,7 @@
     <w:name w:val="AnnotationTok"/>
     <w:basedOn w:val="VerbatimChar"/>
     <w:rPr>
+      <w:rFonts w:eastAsia="黑体"/>
       <w:b/>
       <w:i/>
       <w:color w:val="60a0b0"/>
@@ -15011,6 +15704,7 @@
     <w:name w:val="CommentVarTok"/>
     <w:basedOn w:val="VerbatimChar"/>
     <w:rPr>
+      <w:rFonts w:eastAsia="黑体"/>
       <w:b/>
       <w:i/>
       <w:color w:val="60a0b0"/>
@@ -15020,6 +15714,7 @@
     <w:name w:val="OtherTok"/>
     <w:basedOn w:val="VerbatimChar"/>
     <w:rPr>
+      <w:rFonts w:eastAsia="黑体"/>
       <w:color w:val="007020"/>
     </w:rPr>
   </w:style>
@@ -15027,6 +15722,7 @@
     <w:name w:val="FunctionTok"/>
     <w:basedOn w:val="VerbatimChar"/>
     <w:rPr>
+      <w:rFonts w:eastAsia="黑体"/>
       <w:color w:val="06287e"/>
     </w:rPr>
   </w:style>
@@ -15034,6 +15730,7 @@
     <w:name w:val="VariableTok"/>
     <w:basedOn w:val="VerbatimChar"/>
     <w:rPr>
+      <w:rFonts w:eastAsia="黑体"/>
       <w:color w:val="19177c"/>
     </w:rPr>
   </w:style>
@@ -15041,6 +15738,7 @@
     <w:name w:val="ControlFlowTok"/>
     <w:basedOn w:val="VerbatimChar"/>
     <w:rPr>
+      <w:rFonts w:eastAsia="黑体"/>
       <w:b/>
       <w:color w:val="007020"/>
     </w:rPr>
@@ -15049,6 +15747,7 @@
     <w:name w:val="OperatorTok"/>
     <w:basedOn w:val="VerbatimChar"/>
     <w:rPr>
+      <w:rFonts w:eastAsia="黑体"/>
       <w:color w:val="666666"/>
     </w:rPr>
   </w:style>
@@ -15056,18 +15755,22 @@
     <w:name w:val="BuiltInTok"/>
     <w:basedOn w:val="VerbatimChar"/>
     <w:rPr>
+      <w:rFonts w:eastAsia="黑体"/>
       <w:color w:val="008000"/>
     </w:rPr>
   </w:style>
   <w:style w:type="character" w:customStyle="1" w:styleId="ExtensionTok">
     <w:name w:val="ExtensionTok"/>
     <w:basedOn w:val="VerbatimChar"/>
-    <w:rPr/>
+    <w:rPr>
+      <w:rFonts w:eastAsia="黑体"/>
+    </w:rPr>
   </w:style>
   <w:style w:type="character" w:customStyle="1" w:styleId="PreprocessorTok">
     <w:name w:val="PreprocessorTok"/>
     <w:basedOn w:val="VerbatimChar"/>
     <w:rPr>
+      <w:rFonts w:eastAsia="黑体"/>
       <w:color w:val="bc7a00"/>
     </w:rPr>
   </w:style>
@@ -15075,18 +15778,22 @@
     <w:name w:val="AttributeTok"/>
     <w:basedOn w:val="VerbatimChar"/>
     <w:rPr>
+      <w:rFonts w:eastAsia="黑体"/>
       <w:color w:val="7d9029"/>
     </w:rPr>
   </w:style>
   <w:style w:type="character" w:customStyle="1" w:styleId="RegionMarkerTok">
     <w:name w:val="RegionMarkerTok"/>
     <w:basedOn w:val="VerbatimChar"/>
-    <w:rPr/>
+    <w:rPr>
+      <w:rFonts w:eastAsia="黑体"/>
+    </w:rPr>
   </w:style>
   <w:style w:type="character" w:customStyle="1" w:styleId="InformationTok">
     <w:name w:val="InformationTok"/>
     <w:basedOn w:val="VerbatimChar"/>
     <w:rPr>
+      <w:rFonts w:eastAsia="黑体"/>
       <w:b/>
       <w:i/>
       <w:color w:val="60a0b0"/>
@@ -15096,6 +15803,7 @@
     <w:name w:val="WarningTok"/>
     <w:basedOn w:val="VerbatimChar"/>
     <w:rPr>
+      <w:rFonts w:eastAsia="黑体"/>
       <w:b/>
       <w:i/>
       <w:color w:val="60a0b0"/>
@@ -15105,6 +15813,7 @@
     <w:name w:val="AlertTok"/>
     <w:basedOn w:val="VerbatimChar"/>
     <w:rPr>
+      <w:rFonts w:eastAsia="黑体"/>
       <w:b/>
       <w:color w:val="ff0000"/>
     </w:rPr>
@@ -15113,6 +15822,7 @@
     <w:name w:val="ErrorTok"/>
     <w:basedOn w:val="VerbatimChar"/>
     <w:rPr>
+      <w:rFonts w:eastAsia="黑体"/>
       <w:b/>
       <w:color w:val="ff0000"/>
     </w:rPr>
@@ -15120,7 +15830,9 @@
   <w:style w:type="character" w:customStyle="1" w:styleId="NormalTok">
     <w:name w:val="NormalTok"/>
     <w:basedOn w:val="VerbatimChar"/>
-    <w:rPr/>
+    <w:rPr>
+      <w:rFonts w:eastAsia="黑体"/>
+    </w:rPr>
   </w:style>
 </w:styles>
 </file>
@@ -15169,12 +15881,12 @@
     <a:fontScheme name="Office">
       <a:majorFont>
         <a:latin typeface="Calibri"/>
-        <a:ea typeface=""/>
+        <a:ea typeface="黑体"/>
         <a:cs typeface=""/>
         <a:font script="Jpan" typeface="ＭＳ ゴシック"/>
         <a:font script="Hang" typeface="맑은 고딕"/>
-        <a:font script="Hans" typeface="宋体"/>
-        <a:font script="Hant" typeface="新細明體"/>
+        <a:font script="Hans" typeface="黑体"/>
+        <a:font script="Hant" typeface="黑体"/>
         <a:font script="Arab" typeface="Times New Roman"/>
         <a:font script="Hebr" typeface="Times New Roman"/>
         <a:font script="Thai" typeface="Angsana New"/>
@@ -15204,12 +15916,12 @@
       </a:majorFont>
       <a:minorFont>
         <a:latin typeface="Cambria"/>
-        <a:ea typeface=""/>
+        <a:ea typeface="黑体"/>
         <a:cs typeface=""/>
         <a:font script="Jpan" typeface="ＭＳ 明朝"/>
         <a:font script="Hang" typeface="맑은 고딕"/>
-        <a:font script="Hans" typeface="宋体"/>
-        <a:font script="Hant" typeface="新細明體"/>
+        <a:font script="Hans" typeface="黑体"/>
+        <a:font script="Hant" typeface="黑体"/>
         <a:font script="Arab" typeface="Arial"/>
         <a:font script="Hebr" typeface="Arial"/>
         <a:font script="Thai" typeface="Cordia New"/>

--- a/07-驱动电路/01-电机驱动/H桥电机驱动电路/H桥电机驱动电路.docx
+++ b/07-驱动电路/01-电机驱动/H桥电机驱动电路/H桥电机驱动电路.docx
@@ -2810,7 +2810,7 @@
           <w:color w:val="555555"/>
           <w:sz w:val="21"/>
         </w:rPr>
-        <w:t>材料收集者：杜文杰，WX手机：19519196569，QQ:3478827729</w:t>
+        <w:t>材料收集者：杜文杰，微信/手机：19519196569，QQ:3478827729</w:t>
       </w:r>
     </w:p>
     <w:sectPr>
